--- a/public/files/editableDocs/Huann Almeida ES.docx
+++ b/public/files/editableDocs/Huann Almeida ES.docx
@@ -1,6 +1,6 @@
 
 <file path=word/document.xml><?xml version="1.0" encoding="utf-8"?>
-<w:document xmlns:wpc="http://schemas.microsoft.com/office/word/2010/wordprocessingCanvas" xmlns:cx="http://schemas.microsoft.com/office/drawing/2014/chartex" xmlns:cx1="http://schemas.microsoft.com/office/drawing/2015/9/8/chartex" xmlns:cx2="http://schemas.microsoft.com/office/drawing/2015/10/21/chartex" xmlns:cx3="http://schemas.microsoft.com/office/drawing/2016/5/9/chartex" xmlns:cx4="http://schemas.microsoft.com/office/drawing/2016/5/10/chartex" xmlns:cx5="http://schemas.microsoft.com/office/drawing/2016/5/11/chartex" xmlns:cx6="http://schemas.microsoft.com/office/drawing/2016/5/12/chartex" xmlns:cx7="http://schemas.microsoft.com/office/drawing/2016/5/13/chartex" xmlns:cx8="http://schemas.microsoft.com/office/drawing/2016/5/14/chartex" xmlns:mc="http://schemas.openxmlformats.org/markup-compatibility/2006" xmlns:aink="http://schemas.microsoft.com/office/drawing/2016/ink" xmlns:am3d="http://schemas.microsoft.com/office/drawing/2017/model3d" xmlns:o="urn:schemas-microsoft-com:office:office" xmlns:oel="http://schemas.microsoft.com/office/2019/extlst" xmlns:r="http://schemas.openxmlformats.org/officeDocument/2006/relationships" xmlns:m="http://schemas.openxmlformats.org/officeDocument/2006/math" xmlns:v="urn:schemas-microsoft-com:vml" xmlns:wp14="http://schemas.microsoft.com/office/word/2010/wordprocessingDrawing" xmlns:wp="http://schemas.openxmlformats.org/drawingml/2006/wordprocessingDrawing" xmlns:w10="urn:schemas-microsoft-com:office:word" xmlns:w="http://schemas.openxmlformats.org/wordprocessingml/2006/main" xmlns:w14="http://schemas.microsoft.com/office/word/2010/wordml" xmlns:w15="http://schemas.microsoft.com/office/word/2012/wordml" xmlns:w16cex="http://schemas.microsoft.com/office/word/2018/wordml/cex" xmlns:w16cid="http://schemas.microsoft.com/office/word/2016/wordml/cid" xmlns:w16="http://schemas.microsoft.com/office/word/2018/wordml" xmlns:w16sdtdh="http://schemas.microsoft.com/office/word/2020/wordml/sdtdatahash" xmlns:w16se="http://schemas.microsoft.com/office/word/2015/wordml/symex" xmlns:wpg="http://schemas.microsoft.com/office/word/2010/wordprocessingGroup" xmlns:wpi="http://schemas.microsoft.com/office/word/2010/wordprocessingInk" xmlns:wne="http://schemas.microsoft.com/office/word/2006/wordml" xmlns:wps="http://schemas.microsoft.com/office/word/2010/wordprocessingShape" mc:Ignorable="w14 w15 w16se w16cid w16 w16cex w16sdtdh wp14">
+<w:document xmlns:wpc="http://schemas.microsoft.com/office/word/2010/wordprocessingCanvas" xmlns:cx="http://schemas.microsoft.com/office/drawing/2014/chartex" xmlns:cx1="http://schemas.microsoft.com/office/drawing/2015/9/8/chartex" xmlns:cx2="http://schemas.microsoft.com/office/drawing/2015/10/21/chartex" xmlns:cx3="http://schemas.microsoft.com/office/drawing/2016/5/9/chartex" xmlns:cx4="http://schemas.microsoft.com/office/drawing/2016/5/10/chartex" xmlns:cx5="http://schemas.microsoft.com/office/drawing/2016/5/11/chartex" xmlns:cx6="http://schemas.microsoft.com/office/drawing/2016/5/12/chartex" xmlns:cx7="http://schemas.microsoft.com/office/drawing/2016/5/13/chartex" xmlns:cx8="http://schemas.microsoft.com/office/drawing/2016/5/14/chartex" xmlns:mc="http://schemas.openxmlformats.org/markup-compatibility/2006" xmlns:aink="http://schemas.microsoft.com/office/drawing/2016/ink" xmlns:am3d="http://schemas.microsoft.com/office/drawing/2017/model3d" xmlns:o="urn:schemas-microsoft-com:office:office" xmlns:oel="http://schemas.microsoft.com/office/2019/extlst" xmlns:r="http://schemas.openxmlformats.org/officeDocument/2006/relationships" xmlns:m="http://schemas.openxmlformats.org/officeDocument/2006/math" xmlns:v="urn:schemas-microsoft-com:vml" xmlns:wp14="http://schemas.microsoft.com/office/word/2010/wordprocessingDrawing" xmlns:wp="http://schemas.openxmlformats.org/drawingml/2006/wordprocessingDrawing" xmlns:w10="urn:schemas-microsoft-com:office:word" xmlns:w="http://schemas.openxmlformats.org/wordprocessingml/2006/main" xmlns:w14="http://schemas.microsoft.com/office/word/2010/wordml" xmlns:w15="http://schemas.microsoft.com/office/word/2012/wordml" xmlns:w16cex="http://schemas.microsoft.com/office/word/2018/wordml/cex" xmlns:w16cid="http://schemas.microsoft.com/office/word/2016/wordml/cid" xmlns:w16="http://schemas.microsoft.com/office/word/2018/wordml" xmlns:w16du="http://schemas.microsoft.com/office/word/2023/wordml/word16du" xmlns:w16sdtdh="http://schemas.microsoft.com/office/word/2020/wordml/sdtdatahash" xmlns:w16sdtfl="http://schemas.microsoft.com/office/word/2024/wordml/sdtformatlock" xmlns:w16se="http://schemas.microsoft.com/office/word/2015/wordml/symex" xmlns:wpg="http://schemas.microsoft.com/office/word/2010/wordprocessingGroup" xmlns:wpi="http://schemas.microsoft.com/office/word/2010/wordprocessingInk" xmlns:wne="http://schemas.microsoft.com/office/word/2006/wordml" xmlns:wps="http://schemas.microsoft.com/office/word/2010/wordprocessingShape" mc:Ignorable="w14 w15 w16se w16cid w16 w16cex w16sdtdh w16sdtfl w16du wp14">
   <w:body>
     <w:p>
       <w:pPr>
@@ -34,23 +34,13 @@
           <w:lang w:val="en-US"/>
         </w:rPr>
       </w:pPr>
-      <w:proofErr w:type="spellStart"/>
       <w:r>
         <w:rPr>
           <w:b/>
           <w:bCs/>
           <w:lang w:val="en-US"/>
         </w:rPr>
-        <w:t>Desarrollador</w:t>
-      </w:r>
-      <w:proofErr w:type="spellEnd"/>
-      <w:r>
-        <w:rPr>
-          <w:b/>
-          <w:bCs/>
-          <w:lang w:val="en-US"/>
-        </w:rPr>
-        <w:t xml:space="preserve"> Full Stack</w:t>
+        <w:t>Desarrollador Full Stack</w:t>
       </w:r>
       <w:r>
         <w:rPr>
@@ -127,11 +117,9 @@
       <w:r>
         <w:t xml:space="preserve"> </w:t>
       </w:r>
-      <w:proofErr w:type="spellStart"/>
       <w:r>
         <w:t>Brazil</w:t>
       </w:r>
-      <w:proofErr w:type="spellEnd"/>
       <w:r>
         <w:tab/>
       </w:r>
@@ -154,7 +142,14 @@
         </w:r>
       </w:hyperlink>
       <w:r>
-        <w:t xml:space="preserve"> (WhatsApp)</w:t>
+        <w:t xml:space="preserve"> </w:t>
+      </w:r>
+      <w:r>
+        <w:rPr>
+          <w:sz w:val="18"/>
+          <w:szCs w:val="18"/>
+        </w:rPr>
+        <w:t>(WhatsApp)</w:t>
       </w:r>
       <w:r>
         <w:tab/>
@@ -188,7 +183,6 @@
           <w:szCs w:val="32"/>
         </w:rPr>
       </w:pPr>
-      <w:proofErr w:type="spellStart"/>
       <w:r>
         <w:rPr>
           <w:b/>
@@ -196,29 +190,8 @@
           <w:sz w:val="32"/>
           <w:szCs w:val="32"/>
         </w:rPr>
-        <w:t>Resumen</w:t>
-      </w:r>
-      <w:proofErr w:type="spellEnd"/>
-      <w:r>
-        <w:rPr>
-          <w:b/>
-          <w:bCs/>
-          <w:sz w:val="32"/>
-          <w:szCs w:val="32"/>
-        </w:rPr>
-        <w:t xml:space="preserve"> </w:t>
-      </w:r>
-      <w:proofErr w:type="spellStart"/>
-      <w:r>
-        <w:rPr>
-          <w:b/>
-          <w:bCs/>
-          <w:sz w:val="32"/>
-          <w:szCs w:val="32"/>
-        </w:rPr>
-        <w:t>Profesional</w:t>
-      </w:r>
-      <w:proofErr w:type="spellEnd"/>
+        <w:t>Resumen Profesional</w:t>
+      </w:r>
     </w:p>
     <w:p>
       <w:pPr>
@@ -228,160 +201,21 @@
           <w:szCs w:val="20"/>
         </w:rPr>
       </w:pPr>
-      <w:proofErr w:type="spellStart"/>
-      <w:r>
-        <w:rPr>
-          <w:b/>
-          <w:bCs/>
-          <w:sz w:val="20"/>
-          <w:szCs w:val="20"/>
-        </w:rPr>
-        <w:t>Desarrollador</w:t>
-      </w:r>
-      <w:proofErr w:type="spellEnd"/>
-      <w:r>
-        <w:rPr>
-          <w:b/>
-          <w:bCs/>
-          <w:sz w:val="20"/>
-          <w:szCs w:val="20"/>
-        </w:rPr>
-        <w:t xml:space="preserve"> Full Stack</w:t>
-      </w:r>
-      <w:r>
-        <w:rPr>
-          <w:sz w:val="20"/>
-          <w:szCs w:val="20"/>
-        </w:rPr>
-        <w:t xml:space="preserve"> </w:t>
-      </w:r>
-      <w:proofErr w:type="spellStart"/>
-      <w:r>
-        <w:rPr>
-          <w:sz w:val="20"/>
-          <w:szCs w:val="20"/>
-        </w:rPr>
-        <w:t>con</w:t>
-      </w:r>
-      <w:proofErr w:type="spellEnd"/>
-      <w:r>
-        <w:rPr>
-          <w:sz w:val="20"/>
-          <w:szCs w:val="20"/>
-        </w:rPr>
-        <w:t xml:space="preserve"> experiencia en </w:t>
-      </w:r>
-      <w:proofErr w:type="spellStart"/>
-      <w:r>
-        <w:rPr>
-          <w:sz w:val="20"/>
-          <w:szCs w:val="20"/>
-        </w:rPr>
-        <w:t>el</w:t>
-      </w:r>
-      <w:proofErr w:type="spellEnd"/>
-      <w:r>
-        <w:rPr>
-          <w:sz w:val="20"/>
-          <w:szCs w:val="20"/>
-        </w:rPr>
-        <w:t xml:space="preserve"> </w:t>
-      </w:r>
-      <w:proofErr w:type="spellStart"/>
-      <w:r>
-        <w:rPr>
-          <w:sz w:val="20"/>
-          <w:szCs w:val="20"/>
-        </w:rPr>
-        <w:t>desarrollo</w:t>
-      </w:r>
-      <w:proofErr w:type="spellEnd"/>
-      <w:r>
-        <w:rPr>
-          <w:sz w:val="20"/>
-          <w:szCs w:val="20"/>
-        </w:rPr>
-        <w:t xml:space="preserve"> de </w:t>
-      </w:r>
-      <w:proofErr w:type="spellStart"/>
-      <w:r>
-        <w:rPr>
-          <w:sz w:val="20"/>
-          <w:szCs w:val="20"/>
-        </w:rPr>
-        <w:t>aplicaciones</w:t>
-      </w:r>
-      <w:proofErr w:type="spellEnd"/>
-      <w:r>
-        <w:rPr>
-          <w:sz w:val="20"/>
-          <w:szCs w:val="20"/>
-        </w:rPr>
-        <w:t xml:space="preserve"> web </w:t>
-      </w:r>
-      <w:proofErr w:type="spellStart"/>
-      <w:r>
-        <w:rPr>
-          <w:sz w:val="20"/>
-          <w:szCs w:val="20"/>
-        </w:rPr>
-        <w:t>escalables</w:t>
-      </w:r>
-      <w:proofErr w:type="spellEnd"/>
-      <w:r>
-        <w:rPr>
-          <w:sz w:val="20"/>
-          <w:szCs w:val="20"/>
-        </w:rPr>
-        <w:t xml:space="preserve"> utilizando </w:t>
-      </w:r>
-      <w:proofErr w:type="spellStart"/>
-      <w:r>
-        <w:rPr>
-          <w:sz w:val="20"/>
-          <w:szCs w:val="20"/>
-        </w:rPr>
-        <w:t>tecnologías</w:t>
-      </w:r>
-      <w:proofErr w:type="spellEnd"/>
-      <w:r>
-        <w:rPr>
-          <w:sz w:val="20"/>
-          <w:szCs w:val="20"/>
-        </w:rPr>
-        <w:t xml:space="preserve"> </w:t>
-      </w:r>
-      <w:proofErr w:type="spellStart"/>
-      <w:r>
-        <w:rPr>
-          <w:sz w:val="20"/>
-          <w:szCs w:val="20"/>
-        </w:rPr>
-        <w:t>del</w:t>
-      </w:r>
-      <w:proofErr w:type="spellEnd"/>
-      <w:r>
-        <w:rPr>
-          <w:sz w:val="20"/>
-          <w:szCs w:val="20"/>
-        </w:rPr>
-        <w:t xml:space="preserve"> </w:t>
-      </w:r>
-      <w:proofErr w:type="spellStart"/>
-      <w:r>
-        <w:rPr>
-          <w:sz w:val="20"/>
-          <w:szCs w:val="20"/>
-        </w:rPr>
-        <w:t>ecosistema</w:t>
-      </w:r>
-      <w:proofErr w:type="spellEnd"/>
-      <w:r>
-        <w:rPr>
-          <w:sz w:val="20"/>
-          <w:szCs w:val="20"/>
-        </w:rPr>
-        <w:t xml:space="preserve"> </w:t>
+      <w:r>
+        <w:rPr>
+          <w:b/>
+          <w:bCs/>
+          <w:sz w:val="20"/>
+          <w:szCs w:val="20"/>
+        </w:rPr>
+        <w:t>Desarrollador Full Stack</w:t>
+      </w:r>
+      <w:r>
+        <w:rPr>
+          <w:sz w:val="20"/>
+          <w:szCs w:val="20"/>
+        </w:rPr>
+        <w:t xml:space="preserve"> con experiencia en el desarrollo de aplicaciones web escalables utilizando tecnologías del ecosistema </w:t>
       </w:r>
       <w:r>
         <w:rPr>
@@ -413,23 +247,7 @@
           <w:sz w:val="20"/>
           <w:szCs w:val="20"/>
         </w:rPr>
-        <w:t xml:space="preserve">, </w:t>
-      </w:r>
-      <w:proofErr w:type="spellStart"/>
-      <w:r>
-        <w:rPr>
-          <w:sz w:val="20"/>
-          <w:szCs w:val="20"/>
-        </w:rPr>
-        <w:t>incluyendo</w:t>
-      </w:r>
-      <w:proofErr w:type="spellEnd"/>
-      <w:r>
-        <w:rPr>
-          <w:sz w:val="20"/>
-          <w:szCs w:val="20"/>
-        </w:rPr>
-        <w:t xml:space="preserve"> </w:t>
+        <w:t xml:space="preserve">, incluyendo </w:t>
       </w:r>
       <w:r>
         <w:rPr>
@@ -461,39 +279,7 @@
           <w:sz w:val="20"/>
           <w:szCs w:val="20"/>
         </w:rPr>
-        <w:t xml:space="preserve">Experiencia en </w:t>
-      </w:r>
-      <w:proofErr w:type="spellStart"/>
-      <w:r>
-        <w:rPr>
-          <w:sz w:val="20"/>
-          <w:szCs w:val="20"/>
-        </w:rPr>
-        <w:t>la</w:t>
-      </w:r>
-      <w:proofErr w:type="spellEnd"/>
-      <w:r>
-        <w:rPr>
-          <w:sz w:val="20"/>
-          <w:szCs w:val="20"/>
-        </w:rPr>
-        <w:t xml:space="preserve"> </w:t>
-      </w:r>
-      <w:proofErr w:type="spellStart"/>
-      <w:r>
-        <w:rPr>
-          <w:sz w:val="20"/>
-          <w:szCs w:val="20"/>
-        </w:rPr>
-        <w:t>creación</w:t>
-      </w:r>
-      <w:proofErr w:type="spellEnd"/>
-      <w:r>
-        <w:rPr>
-          <w:sz w:val="20"/>
-          <w:szCs w:val="20"/>
-        </w:rPr>
-        <w:t xml:space="preserve"> de </w:t>
+        <w:t xml:space="preserve">Experiencia en la creación de </w:t>
       </w:r>
       <w:r>
         <w:rPr>
@@ -509,39 +295,7 @@
           <w:sz w:val="20"/>
           <w:szCs w:val="20"/>
         </w:rPr>
-        <w:t xml:space="preserve">, </w:t>
-      </w:r>
-      <w:proofErr w:type="spellStart"/>
-      <w:r>
-        <w:rPr>
-          <w:sz w:val="20"/>
-          <w:szCs w:val="20"/>
-        </w:rPr>
-        <w:t>autenticación</w:t>
-      </w:r>
-      <w:proofErr w:type="spellEnd"/>
-      <w:r>
-        <w:rPr>
-          <w:sz w:val="20"/>
-          <w:szCs w:val="20"/>
-        </w:rPr>
-        <w:t xml:space="preserve"> </w:t>
-      </w:r>
-      <w:proofErr w:type="spellStart"/>
-      <w:r>
-        <w:rPr>
-          <w:sz w:val="20"/>
-          <w:szCs w:val="20"/>
-        </w:rPr>
-        <w:t>con</w:t>
-      </w:r>
-      <w:proofErr w:type="spellEnd"/>
-      <w:r>
-        <w:rPr>
-          <w:sz w:val="20"/>
-          <w:szCs w:val="20"/>
-        </w:rPr>
-        <w:t xml:space="preserve"> </w:t>
+        <w:t xml:space="preserve">, autenticación con </w:t>
       </w:r>
       <w:r>
         <w:rPr>
@@ -557,39 +311,7 @@
           <w:sz w:val="20"/>
           <w:szCs w:val="20"/>
         </w:rPr>
-        <w:t xml:space="preserve">, modelado de bases de </w:t>
-      </w:r>
-      <w:proofErr w:type="spellStart"/>
-      <w:r>
-        <w:rPr>
-          <w:sz w:val="20"/>
-          <w:szCs w:val="20"/>
-        </w:rPr>
-        <w:t>datos</w:t>
-      </w:r>
-      <w:proofErr w:type="spellEnd"/>
-      <w:r>
-        <w:rPr>
-          <w:sz w:val="20"/>
-          <w:szCs w:val="20"/>
-        </w:rPr>
-        <w:t xml:space="preserve"> e </w:t>
-      </w:r>
-      <w:proofErr w:type="spellStart"/>
-      <w:r>
-        <w:rPr>
-          <w:sz w:val="20"/>
-          <w:szCs w:val="20"/>
-        </w:rPr>
-        <w:t>integración</w:t>
-      </w:r>
-      <w:proofErr w:type="spellEnd"/>
-      <w:r>
-        <w:rPr>
-          <w:sz w:val="20"/>
-          <w:szCs w:val="20"/>
-        </w:rPr>
-        <w:t xml:space="preserve"> entre front-end y back-end</w:t>
+        <w:t>, modelado de bases de datos e integración entre front-end y back-end</w:t>
       </w:r>
       <w:r>
         <w:rPr>
@@ -607,330 +329,12 @@
           <w:szCs w:val="20"/>
         </w:rPr>
       </w:pPr>
-      <w:proofErr w:type="spellStart"/>
-      <w:r>
-        <w:rPr>
-          <w:sz w:val="20"/>
-          <w:szCs w:val="20"/>
-        </w:rPr>
-        <w:t>Actuación</w:t>
-      </w:r>
-      <w:proofErr w:type="spellEnd"/>
-      <w:r>
-        <w:rPr>
-          <w:sz w:val="20"/>
-          <w:szCs w:val="20"/>
-        </w:rPr>
-        <w:t xml:space="preserve"> </w:t>
-      </w:r>
-      <w:proofErr w:type="spellStart"/>
-      <w:r>
-        <w:rPr>
-          <w:sz w:val="20"/>
-          <w:szCs w:val="20"/>
-        </w:rPr>
-        <w:t>también</w:t>
-      </w:r>
-      <w:proofErr w:type="spellEnd"/>
-      <w:r>
-        <w:rPr>
-          <w:sz w:val="20"/>
-          <w:szCs w:val="20"/>
-        </w:rPr>
-        <w:t xml:space="preserve"> en </w:t>
-      </w:r>
-      <w:proofErr w:type="spellStart"/>
-      <w:r>
-        <w:rPr>
-          <w:b/>
-          <w:bCs/>
-          <w:sz w:val="20"/>
-          <w:szCs w:val="20"/>
-        </w:rPr>
-        <w:t>automatización</w:t>
-      </w:r>
-      <w:proofErr w:type="spellEnd"/>
-      <w:r>
-        <w:rPr>
-          <w:b/>
-          <w:bCs/>
-          <w:sz w:val="20"/>
-          <w:szCs w:val="20"/>
-        </w:rPr>
-        <w:t xml:space="preserve"> de </w:t>
-      </w:r>
-      <w:proofErr w:type="spellStart"/>
-      <w:r>
-        <w:rPr>
-          <w:b/>
-          <w:bCs/>
-          <w:sz w:val="20"/>
-          <w:szCs w:val="20"/>
-        </w:rPr>
-        <w:t>procesos</w:t>
-      </w:r>
-      <w:proofErr w:type="spellEnd"/>
-      <w:r>
-        <w:rPr>
-          <w:b/>
-          <w:bCs/>
-          <w:sz w:val="20"/>
-          <w:szCs w:val="20"/>
-        </w:rPr>
-        <w:t xml:space="preserve"> de </w:t>
-      </w:r>
-      <w:proofErr w:type="spellStart"/>
-      <w:r>
-        <w:rPr>
-          <w:b/>
-          <w:bCs/>
-          <w:sz w:val="20"/>
-          <w:szCs w:val="20"/>
-        </w:rPr>
-        <w:t>negocio</w:t>
-      </w:r>
-      <w:proofErr w:type="spellEnd"/>
-      <w:r>
-        <w:rPr>
-          <w:b/>
-          <w:bCs/>
-          <w:sz w:val="20"/>
-          <w:szCs w:val="20"/>
-        </w:rPr>
-        <w:t xml:space="preserve"> y RPA</w:t>
-      </w:r>
-      <w:r>
-        <w:rPr>
-          <w:sz w:val="20"/>
-          <w:szCs w:val="20"/>
-        </w:rPr>
-        <w:t xml:space="preserve"> utilizando </w:t>
-      </w:r>
-      <w:r>
-        <w:rPr>
-          <w:b/>
-          <w:bCs/>
-          <w:sz w:val="20"/>
-          <w:szCs w:val="20"/>
-        </w:rPr>
-        <w:t>Python</w:t>
-      </w:r>
-      <w:r>
-        <w:rPr>
-          <w:sz w:val="20"/>
-          <w:szCs w:val="20"/>
-        </w:rPr>
-        <w:t xml:space="preserve">, </w:t>
-      </w:r>
-      <w:proofErr w:type="spellStart"/>
-      <w:r>
-        <w:rPr>
-          <w:sz w:val="20"/>
-          <w:szCs w:val="20"/>
-        </w:rPr>
-        <w:t>convirtiendo</w:t>
-      </w:r>
-      <w:proofErr w:type="spellEnd"/>
-      <w:r>
-        <w:rPr>
-          <w:sz w:val="20"/>
-          <w:szCs w:val="20"/>
-        </w:rPr>
-        <w:t xml:space="preserve"> </w:t>
-      </w:r>
-      <w:proofErr w:type="spellStart"/>
-      <w:r>
-        <w:rPr>
-          <w:sz w:val="20"/>
-          <w:szCs w:val="20"/>
-        </w:rPr>
-        <w:t>flujos</w:t>
-      </w:r>
-      <w:proofErr w:type="spellEnd"/>
-      <w:r>
-        <w:rPr>
-          <w:sz w:val="20"/>
-          <w:szCs w:val="20"/>
-        </w:rPr>
-        <w:t xml:space="preserve"> </w:t>
-      </w:r>
-      <w:proofErr w:type="spellStart"/>
-      <w:r>
-        <w:rPr>
-          <w:sz w:val="20"/>
-          <w:szCs w:val="20"/>
-        </w:rPr>
-        <w:t>manuales</w:t>
-      </w:r>
-      <w:proofErr w:type="spellEnd"/>
-      <w:r>
-        <w:rPr>
-          <w:sz w:val="20"/>
-          <w:szCs w:val="20"/>
-        </w:rPr>
-        <w:t xml:space="preserve"> en soluciones automatizadas de alto </w:t>
-      </w:r>
-      <w:proofErr w:type="spellStart"/>
-      <w:r>
-        <w:rPr>
-          <w:sz w:val="20"/>
-          <w:szCs w:val="20"/>
-        </w:rPr>
-        <w:t>rendimiento</w:t>
-      </w:r>
-      <w:proofErr w:type="spellEnd"/>
-      <w:r>
-        <w:rPr>
-          <w:sz w:val="20"/>
-          <w:szCs w:val="20"/>
-        </w:rPr>
-        <w:t xml:space="preserve">. </w:t>
-      </w:r>
-      <w:r>
-        <w:rPr>
-          <w:sz w:val="20"/>
-          <w:szCs w:val="20"/>
-        </w:rPr>
-        <w:t xml:space="preserve">Los </w:t>
-      </w:r>
-      <w:proofErr w:type="spellStart"/>
-      <w:r>
-        <w:rPr>
-          <w:sz w:val="20"/>
-          <w:szCs w:val="20"/>
-        </w:rPr>
-        <w:t>proyectos</w:t>
-      </w:r>
-      <w:proofErr w:type="spellEnd"/>
-      <w:r>
-        <w:rPr>
-          <w:sz w:val="20"/>
-          <w:szCs w:val="20"/>
-        </w:rPr>
-        <w:t xml:space="preserve"> </w:t>
-      </w:r>
-      <w:proofErr w:type="spellStart"/>
-      <w:r>
-        <w:rPr>
-          <w:sz w:val="20"/>
-          <w:szCs w:val="20"/>
-        </w:rPr>
-        <w:t>desarrollados</w:t>
-      </w:r>
-      <w:proofErr w:type="spellEnd"/>
-      <w:r>
-        <w:rPr>
-          <w:sz w:val="20"/>
-          <w:szCs w:val="20"/>
-        </w:rPr>
-        <w:t xml:space="preserve"> </w:t>
-      </w:r>
-      <w:proofErr w:type="spellStart"/>
-      <w:r>
-        <w:rPr>
-          <w:sz w:val="20"/>
-          <w:szCs w:val="20"/>
-        </w:rPr>
-        <w:t>resultaron</w:t>
-      </w:r>
-      <w:proofErr w:type="spellEnd"/>
-      <w:r>
-        <w:rPr>
-          <w:sz w:val="20"/>
-          <w:szCs w:val="20"/>
-        </w:rPr>
-        <w:t xml:space="preserve"> en </w:t>
-      </w:r>
-      <w:proofErr w:type="spellStart"/>
-      <w:r>
-        <w:rPr>
-          <w:b/>
-          <w:bCs/>
-          <w:sz w:val="20"/>
-          <w:szCs w:val="20"/>
-        </w:rPr>
-        <w:t>reducciones</w:t>
-      </w:r>
-      <w:proofErr w:type="spellEnd"/>
-      <w:r>
-        <w:rPr>
-          <w:b/>
-          <w:bCs/>
-          <w:sz w:val="20"/>
-          <w:szCs w:val="20"/>
-        </w:rPr>
-        <w:t xml:space="preserve"> superiores al 70%</w:t>
-      </w:r>
-      <w:r>
-        <w:rPr>
-          <w:sz w:val="20"/>
-          <w:szCs w:val="20"/>
-        </w:rPr>
-        <w:t xml:space="preserve"> en </w:t>
-      </w:r>
-      <w:proofErr w:type="spellStart"/>
-      <w:r>
-        <w:rPr>
-          <w:sz w:val="20"/>
-          <w:szCs w:val="20"/>
-        </w:rPr>
-        <w:t>el</w:t>
-      </w:r>
-      <w:proofErr w:type="spellEnd"/>
-      <w:r>
-        <w:rPr>
-          <w:sz w:val="20"/>
-          <w:szCs w:val="20"/>
-        </w:rPr>
-        <w:t xml:space="preserve"> </w:t>
-      </w:r>
-      <w:proofErr w:type="spellStart"/>
-      <w:r>
-        <w:rPr>
-          <w:sz w:val="20"/>
-          <w:szCs w:val="20"/>
-        </w:rPr>
-        <w:t>tiempo</w:t>
-      </w:r>
-      <w:proofErr w:type="spellEnd"/>
-      <w:r>
-        <w:rPr>
-          <w:sz w:val="20"/>
-          <w:szCs w:val="20"/>
-        </w:rPr>
-        <w:t xml:space="preserve"> de </w:t>
-      </w:r>
-      <w:proofErr w:type="spellStart"/>
-      <w:r>
-        <w:rPr>
-          <w:sz w:val="20"/>
-          <w:szCs w:val="20"/>
-        </w:rPr>
-        <w:t>ejecución</w:t>
-      </w:r>
-      <w:proofErr w:type="spellEnd"/>
-      <w:r>
-        <w:rPr>
-          <w:sz w:val="20"/>
-          <w:szCs w:val="20"/>
-        </w:rPr>
-        <w:t xml:space="preserve"> de </w:t>
-      </w:r>
-      <w:proofErr w:type="spellStart"/>
-      <w:r>
-        <w:rPr>
-          <w:sz w:val="20"/>
-          <w:szCs w:val="20"/>
-        </w:rPr>
-        <w:t>tareas</w:t>
-      </w:r>
-      <w:proofErr w:type="spellEnd"/>
-      <w:r>
-        <w:rPr>
-          <w:sz w:val="20"/>
-          <w:szCs w:val="20"/>
-        </w:rPr>
-        <w:t xml:space="preserve"> operativas</w:t>
+      <w:r>
+        <w:rPr>
+          <w:sz w:val="20"/>
+          <w:szCs w:val="20"/>
+        </w:rPr>
+        <w:t>Perfil proactivo con alta capacidad de aprendizaje y rápida adaptación a nuevos desafíos técnicos, manteniendo una actualización constante en el ecosistema de Angular a través de proyectos de estudio y profundización técnica</w:t>
       </w:r>
       <w:r>
         <w:rPr>
@@ -953,23 +357,7 @@
           <w:sz w:val="20"/>
           <w:szCs w:val="20"/>
         </w:rPr>
-        <w:t xml:space="preserve">Experiencia en </w:t>
-      </w:r>
-      <w:proofErr w:type="spellStart"/>
-      <w:r>
-        <w:rPr>
-          <w:sz w:val="20"/>
-          <w:szCs w:val="20"/>
-        </w:rPr>
-        <w:t>liderazgo</w:t>
-      </w:r>
-      <w:proofErr w:type="spellEnd"/>
-      <w:r>
-        <w:rPr>
-          <w:sz w:val="20"/>
-          <w:szCs w:val="20"/>
-        </w:rPr>
-        <w:t xml:space="preserve"> técnico como </w:t>
+        <w:t xml:space="preserve">Experiencia en liderazgo técnico como </w:t>
       </w:r>
       <w:r>
         <w:rPr>
@@ -985,87 +373,7 @@
           <w:sz w:val="20"/>
           <w:szCs w:val="20"/>
         </w:rPr>
-        <w:t xml:space="preserve">, participando en </w:t>
-      </w:r>
-      <w:proofErr w:type="spellStart"/>
-      <w:r>
-        <w:rPr>
-          <w:sz w:val="20"/>
-          <w:szCs w:val="20"/>
-        </w:rPr>
-        <w:t>decisiones</w:t>
-      </w:r>
-      <w:proofErr w:type="spellEnd"/>
-      <w:r>
-        <w:rPr>
-          <w:sz w:val="20"/>
-          <w:szCs w:val="20"/>
-        </w:rPr>
-        <w:t xml:space="preserve"> </w:t>
-      </w:r>
-      <w:proofErr w:type="spellStart"/>
-      <w:r>
-        <w:rPr>
-          <w:sz w:val="20"/>
-          <w:szCs w:val="20"/>
-        </w:rPr>
-        <w:t>arquitectónicas</w:t>
-      </w:r>
-      <w:proofErr w:type="spellEnd"/>
-      <w:r>
-        <w:rPr>
-          <w:sz w:val="20"/>
-          <w:szCs w:val="20"/>
-        </w:rPr>
-        <w:t xml:space="preserve">, </w:t>
-      </w:r>
-      <w:proofErr w:type="spellStart"/>
-      <w:r>
-        <w:rPr>
-          <w:sz w:val="20"/>
-          <w:szCs w:val="20"/>
-        </w:rPr>
-        <w:t>mentorizando</w:t>
-      </w:r>
-      <w:proofErr w:type="spellEnd"/>
-      <w:r>
-        <w:rPr>
-          <w:sz w:val="20"/>
-          <w:szCs w:val="20"/>
-        </w:rPr>
-        <w:t xml:space="preserve"> </w:t>
-      </w:r>
-      <w:proofErr w:type="spellStart"/>
-      <w:r>
-        <w:rPr>
-          <w:sz w:val="20"/>
-          <w:szCs w:val="20"/>
-        </w:rPr>
-        <w:t>desarrolladores</w:t>
-      </w:r>
-      <w:proofErr w:type="spellEnd"/>
-      <w:r>
-        <w:rPr>
-          <w:sz w:val="20"/>
-          <w:szCs w:val="20"/>
-        </w:rPr>
-        <w:t xml:space="preserve"> y entregando </w:t>
-      </w:r>
-      <w:proofErr w:type="spellStart"/>
-      <w:r>
-        <w:rPr>
-          <w:sz w:val="20"/>
-          <w:szCs w:val="20"/>
-        </w:rPr>
-        <w:t>aplicaciones</w:t>
-      </w:r>
-      <w:proofErr w:type="spellEnd"/>
-      <w:r>
-        <w:rPr>
-          <w:sz w:val="20"/>
-          <w:szCs w:val="20"/>
-        </w:rPr>
-        <w:t xml:space="preserve"> </w:t>
+        <w:t xml:space="preserve">, participando en decisiones arquitectónicas, mentorizando desarrolladores y entregando aplicaciones </w:t>
       </w:r>
       <w:r>
         <w:rPr>
@@ -1081,103 +389,7 @@
           <w:sz w:val="20"/>
           <w:szCs w:val="20"/>
         </w:rPr>
-        <w:t xml:space="preserve"> </w:t>
-      </w:r>
-      <w:proofErr w:type="spellStart"/>
-      <w:r>
-        <w:rPr>
-          <w:sz w:val="20"/>
-          <w:szCs w:val="20"/>
-        </w:rPr>
-        <w:t>con</w:t>
-      </w:r>
-      <w:proofErr w:type="spellEnd"/>
-      <w:r>
-        <w:rPr>
-          <w:sz w:val="20"/>
-          <w:szCs w:val="20"/>
-        </w:rPr>
-        <w:t xml:space="preserve"> enfoque en </w:t>
-      </w:r>
-      <w:proofErr w:type="spellStart"/>
-      <w:r>
-        <w:rPr>
-          <w:sz w:val="20"/>
-          <w:szCs w:val="20"/>
-        </w:rPr>
-        <w:t>rendimiento</w:t>
-      </w:r>
-      <w:proofErr w:type="spellEnd"/>
-      <w:r>
-        <w:rPr>
-          <w:sz w:val="20"/>
-          <w:szCs w:val="20"/>
-        </w:rPr>
-        <w:t xml:space="preserve">, </w:t>
-      </w:r>
-      <w:proofErr w:type="spellStart"/>
-      <w:r>
-        <w:rPr>
-          <w:sz w:val="20"/>
-          <w:szCs w:val="20"/>
-        </w:rPr>
-        <w:t>escalabilidad</w:t>
-      </w:r>
-      <w:proofErr w:type="spellEnd"/>
-      <w:r>
-        <w:rPr>
-          <w:sz w:val="20"/>
-          <w:szCs w:val="20"/>
-        </w:rPr>
-        <w:t xml:space="preserve"> y </w:t>
-      </w:r>
-      <w:proofErr w:type="spellStart"/>
-      <w:r>
-        <w:rPr>
-          <w:sz w:val="20"/>
-          <w:szCs w:val="20"/>
-        </w:rPr>
-        <w:t>buenas</w:t>
-      </w:r>
-      <w:proofErr w:type="spellEnd"/>
-      <w:r>
-        <w:rPr>
-          <w:sz w:val="20"/>
-          <w:szCs w:val="20"/>
-        </w:rPr>
-        <w:t xml:space="preserve"> </w:t>
-      </w:r>
-      <w:proofErr w:type="spellStart"/>
-      <w:r>
-        <w:rPr>
-          <w:sz w:val="20"/>
-          <w:szCs w:val="20"/>
-        </w:rPr>
-        <w:t>prácticas</w:t>
-      </w:r>
-      <w:proofErr w:type="spellEnd"/>
-      <w:r>
-        <w:rPr>
-          <w:sz w:val="20"/>
-          <w:szCs w:val="20"/>
-        </w:rPr>
-        <w:t xml:space="preserve"> de </w:t>
-      </w:r>
-      <w:proofErr w:type="spellStart"/>
-      <w:r>
-        <w:rPr>
-          <w:sz w:val="20"/>
-          <w:szCs w:val="20"/>
-        </w:rPr>
-        <w:t>ingeniería</w:t>
-      </w:r>
-      <w:proofErr w:type="spellEnd"/>
-      <w:r>
-        <w:rPr>
-          <w:sz w:val="20"/>
-          <w:szCs w:val="20"/>
-        </w:rPr>
-        <w:t xml:space="preserve"> de software</w:t>
+        <w:t xml:space="preserve"> con enfoque en rendimiento, escalabilidad y buenas prácticas de ingeniería de software</w:t>
       </w:r>
       <w:r>
         <w:rPr>
@@ -1200,7 +412,6 @@
           <w:szCs w:val="32"/>
         </w:rPr>
       </w:pPr>
-      <w:proofErr w:type="spellStart"/>
       <w:r>
         <w:rPr>
           <w:b/>
@@ -1208,17 +419,7 @@
           <w:sz w:val="32"/>
           <w:szCs w:val="32"/>
         </w:rPr>
-        <w:t>Competencias</w:t>
-      </w:r>
-      <w:proofErr w:type="spellEnd"/>
-      <w:r>
-        <w:rPr>
-          <w:b/>
-          <w:bCs/>
-          <w:sz w:val="32"/>
-          <w:szCs w:val="32"/>
-        </w:rPr>
-        <w:t xml:space="preserve"> Técnicas</w:t>
+        <w:t>Competencias Técnicas</w:t>
       </w:r>
     </w:p>
     <w:p>
@@ -1229,21 +430,12 @@
           <w:szCs w:val="20"/>
         </w:rPr>
       </w:pPr>
-      <w:proofErr w:type="spellStart"/>
-      <w:r>
-        <w:rPr>
-          <w:b/>
-          <w:bCs/>
-        </w:rPr>
-        <w:t>Lenguajes</w:t>
-      </w:r>
-      <w:proofErr w:type="spellEnd"/>
-      <w:r>
-        <w:rPr>
-          <w:b/>
-          <w:bCs/>
-        </w:rPr>
-        <w:t xml:space="preserve">: </w:t>
+      <w:r>
+        <w:rPr>
+          <w:b/>
+          <w:bCs/>
+        </w:rPr>
+        <w:t xml:space="preserve">Lenguajes: </w:t>
       </w:r>
       <w:r>
         <w:t>Javascript, Typescript, Python</w:t>
@@ -1261,7 +453,21 @@
           <w:sz w:val="20"/>
           <w:szCs w:val="20"/>
         </w:rPr>
-        <w:t>React, Angular, Next.js, HTML5, CSS3, TailwindCSS</w:t>
+        <w:t xml:space="preserve">React, </w:t>
+      </w:r>
+      <w:r>
+        <w:rPr>
+          <w:sz w:val="20"/>
+          <w:szCs w:val="20"/>
+        </w:rPr>
+        <w:t>Angular (Básico/Estudio continuo)</w:t>
+      </w:r>
+      <w:r>
+        <w:rPr>
+          <w:sz w:val="20"/>
+          <w:szCs w:val="20"/>
+        </w:rPr>
+        <w:t>, Next.js, HTML5, CSS3, TailwindCSS</w:t>
       </w:r>
       <w:r>
         <w:rPr>
@@ -1278,7 +484,6 @@
         </w:rPr>
         <w:t xml:space="preserve">Node.js, Express, APIs REST, </w:t>
       </w:r>
-      <w:proofErr w:type="spellStart"/>
       <w:r>
         <w:rPr>
           <w:sz w:val="20"/>
@@ -1286,7 +491,6 @@
         </w:rPr>
         <w:t>Autenticación</w:t>
       </w:r>
-      <w:proofErr w:type="spellEnd"/>
       <w:r>
         <w:rPr>
           <w:sz w:val="20"/>
@@ -1310,7 +514,6 @@
         </w:rPr>
         <w:br/>
       </w:r>
-      <w:proofErr w:type="spellStart"/>
       <w:r>
         <w:rPr>
           <w:b/>
@@ -1318,7 +521,6 @@
         </w:rPr>
         <w:t>Arquitectura</w:t>
       </w:r>
-      <w:proofErr w:type="spellEnd"/>
       <w:r>
         <w:rPr>
           <w:b/>
@@ -1333,21 +535,12 @@
         </w:rPr>
         <w:t xml:space="preserve">Clean Architecture, MVC, </w:t>
       </w:r>
-      <w:proofErr w:type="spellStart"/>
-      <w:r>
-        <w:rPr>
-          <w:sz w:val="20"/>
-          <w:szCs w:val="20"/>
-        </w:rPr>
-        <w:t>Arquitectura</w:t>
-      </w:r>
-      <w:proofErr w:type="spellEnd"/>
-      <w:r>
-        <w:rPr>
-          <w:sz w:val="20"/>
-          <w:szCs w:val="20"/>
-        </w:rPr>
-        <w:t xml:space="preserve"> Modular</w:t>
+      <w:r>
+        <w:rPr>
+          <w:sz w:val="20"/>
+          <w:szCs w:val="20"/>
+        </w:rPr>
+        <w:t>Arquitectura Modular</w:t>
       </w:r>
       <w:r>
         <w:rPr>
@@ -1363,17 +556,8 @@
           <w:b/>
           <w:bCs/>
         </w:rPr>
-        <w:t xml:space="preserve">Bases de </w:t>
-      </w:r>
-      <w:proofErr w:type="spellStart"/>
-      <w:r>
-        <w:rPr>
-          <w:b/>
-          <w:bCs/>
-        </w:rPr>
-        <w:t>Datos</w:t>
-      </w:r>
-      <w:proofErr w:type="spellEnd"/>
+        <w:t>Bases de Datos</w:t>
+      </w:r>
       <w:r>
         <w:rPr>
           <w:b/>
@@ -1393,23 +577,7 @@
           <w:sz w:val="20"/>
           <w:szCs w:val="20"/>
         </w:rPr>
-        <w:t>ORM (Prisma/</w:t>
-      </w:r>
-      <w:proofErr w:type="spellStart"/>
-      <w:r>
-        <w:rPr>
-          <w:sz w:val="20"/>
-          <w:szCs w:val="20"/>
-        </w:rPr>
-        <w:t>Drizzle</w:t>
-      </w:r>
-      <w:proofErr w:type="spellEnd"/>
-      <w:r>
-        <w:rPr>
-          <w:sz w:val="20"/>
-          <w:szCs w:val="20"/>
-        </w:rPr>
-        <w:t xml:space="preserve">), </w:t>
+        <w:t xml:space="preserve">ORM (Prisma/Drizzle), </w:t>
       </w:r>
       <w:r>
         <w:rPr>
@@ -1423,33 +591,8 @@
           <w:sz w:val="20"/>
           <w:szCs w:val="20"/>
         </w:rPr>
-        <w:t xml:space="preserve">modelado relacional, </w:t>
-      </w:r>
-      <w:proofErr w:type="spellStart"/>
-      <w:r>
-        <w:rPr>
-          <w:sz w:val="20"/>
-          <w:szCs w:val="20"/>
-        </w:rPr>
-        <w:t>persistencia</w:t>
-      </w:r>
-      <w:proofErr w:type="spellEnd"/>
-      <w:r>
-        <w:rPr>
-          <w:sz w:val="20"/>
-          <w:szCs w:val="20"/>
-        </w:rPr>
-        <w:t xml:space="preserve"> de </w:t>
-      </w:r>
-      <w:proofErr w:type="spellStart"/>
-      <w:r>
-        <w:rPr>
-          <w:sz w:val="20"/>
-          <w:szCs w:val="20"/>
-        </w:rPr>
-        <w:t>datos</w:t>
-      </w:r>
-      <w:proofErr w:type="spellEnd"/>
+        <w:t>modelado relacional, persistencia de datos</w:t>
+      </w:r>
       <w:r>
         <w:rPr>
           <w:b/>
@@ -1459,21 +602,12 @@
         </w:rPr>
         <w:br/>
       </w:r>
-      <w:proofErr w:type="spellStart"/>
-      <w:r>
-        <w:rPr>
-          <w:b/>
-          <w:bCs/>
-        </w:rPr>
-        <w:t>Herramientas</w:t>
-      </w:r>
-      <w:proofErr w:type="spellEnd"/>
-      <w:r>
-        <w:rPr>
-          <w:b/>
-          <w:bCs/>
-        </w:rPr>
-        <w:t xml:space="preserve"> &amp; DevOps</w:t>
+      <w:r>
+        <w:rPr>
+          <w:b/>
+          <w:bCs/>
+        </w:rPr>
+        <w:t>Herramientas &amp; DevOps</w:t>
       </w:r>
       <w:r>
         <w:rPr>
@@ -1505,7 +639,6 @@
         </w:rPr>
         <w:br/>
       </w:r>
-      <w:proofErr w:type="spellStart"/>
       <w:r>
         <w:rPr>
           <w:b/>
@@ -1513,7 +646,6 @@
         </w:rPr>
         <w:t>Metodologías</w:t>
       </w:r>
-      <w:proofErr w:type="spellEnd"/>
       <w:r>
         <w:rPr>
           <w:b/>
@@ -1537,7 +669,6 @@
         </w:rPr>
         <w:br/>
       </w:r>
-      <w:proofErr w:type="spellStart"/>
       <w:r>
         <w:rPr>
           <w:b/>
@@ -1545,7 +676,6 @@
         </w:rPr>
         <w:t>Otros</w:t>
       </w:r>
-      <w:proofErr w:type="spellEnd"/>
       <w:r>
         <w:rPr>
           <w:b/>
@@ -1616,62 +746,19 @@
         </w:rPr>
         <w:t xml:space="preserve">) </w:t>
       </w:r>
-      <w:proofErr w:type="spellStart"/>
-      <w:r>
-        <w:rPr>
-          <w:b/>
-          <w:bCs/>
-        </w:rPr>
-        <w:t>Asistente</w:t>
-      </w:r>
-      <w:proofErr w:type="spellEnd"/>
-      <w:r>
-        <w:rPr>
-          <w:b/>
-          <w:bCs/>
-        </w:rPr>
-        <w:t xml:space="preserve"> Comercial &amp; </w:t>
-      </w:r>
-      <w:proofErr w:type="spellStart"/>
-      <w:r>
-        <w:rPr>
-          <w:b/>
-          <w:bCs/>
-        </w:rPr>
-        <w:t>Desarrollador</w:t>
-      </w:r>
-      <w:proofErr w:type="spellEnd"/>
-      <w:r>
-        <w:rPr>
-          <w:b/>
-          <w:bCs/>
-        </w:rPr>
-        <w:t xml:space="preserve"> de </w:t>
-      </w:r>
-      <w:proofErr w:type="spellStart"/>
-      <w:r>
-        <w:rPr>
-          <w:b/>
-          <w:bCs/>
-        </w:rPr>
-        <w:t>Automatización</w:t>
-      </w:r>
-      <w:proofErr w:type="spellEnd"/>
-      <w:r>
-        <w:rPr>
-          <w:b/>
-          <w:bCs/>
-        </w:rPr>
-        <w:t xml:space="preserve"> | Editora Construir </w:t>
+      <w:r>
+        <w:rPr>
+          <w:b/>
+          <w:bCs/>
+        </w:rPr>
+        <w:t xml:space="preserve">Asistente Comercial &amp; Desarrollador de Automatización | Editora Construir </w:t>
       </w:r>
       <w:r>
         <w:t xml:space="preserve">| </w:t>
       </w:r>
-      <w:proofErr w:type="spellStart"/>
       <w:r>
         <w:t>Brazil</w:t>
       </w:r>
-      <w:proofErr w:type="spellEnd"/>
     </w:p>
     <w:p>
       <w:pPr>
@@ -1685,383 +772,29 @@
           <w:lang w:eastAsia="pt-BR"/>
         </w:rPr>
       </w:pPr>
-      <w:proofErr w:type="spellStart"/>
       <w:r>
         <w:rPr>
           <w:sz w:val="20"/>
           <w:szCs w:val="20"/>
           <w:lang w:eastAsia="pt-BR"/>
         </w:rPr>
-        <w:t>Implementé</w:t>
-      </w:r>
-      <w:proofErr w:type="spellEnd"/>
+        <w:t>Implementé soluciones de automatización utilizando Python, aplicando lógica de programación para resolver problemas complejos y cuellos de botella reales del negocio</w:t>
+      </w:r>
       <w:r>
         <w:rPr>
           <w:sz w:val="20"/>
           <w:szCs w:val="20"/>
           <w:lang w:eastAsia="pt-BR"/>
         </w:rPr>
-        <w:t xml:space="preserve"> soluciones de </w:t>
-      </w:r>
-      <w:proofErr w:type="spellStart"/>
+        <w:t xml:space="preserve">. </w:t>
+      </w:r>
       <w:r>
         <w:rPr>
           <w:sz w:val="20"/>
           <w:szCs w:val="20"/>
           <w:lang w:eastAsia="pt-BR"/>
         </w:rPr>
-        <w:t>automatización</w:t>
-      </w:r>
-      <w:proofErr w:type="spellEnd"/>
-      <w:r>
-        <w:rPr>
-          <w:sz w:val="20"/>
-          <w:szCs w:val="20"/>
-          <w:lang w:eastAsia="pt-BR"/>
-        </w:rPr>
-        <w:t xml:space="preserve"> utilizando Python, aplicando lógica de </w:t>
-      </w:r>
-      <w:proofErr w:type="spellStart"/>
-      <w:r>
-        <w:rPr>
-          <w:sz w:val="20"/>
-          <w:szCs w:val="20"/>
-          <w:lang w:eastAsia="pt-BR"/>
-        </w:rPr>
-        <w:t>programación</w:t>
-      </w:r>
-      <w:proofErr w:type="spellEnd"/>
-      <w:r>
-        <w:rPr>
-          <w:sz w:val="20"/>
-          <w:szCs w:val="20"/>
-          <w:lang w:eastAsia="pt-BR"/>
-        </w:rPr>
-        <w:t xml:space="preserve"> para resolver problemas </w:t>
-      </w:r>
-      <w:proofErr w:type="spellStart"/>
-      <w:r>
-        <w:rPr>
-          <w:sz w:val="20"/>
-          <w:szCs w:val="20"/>
-          <w:lang w:eastAsia="pt-BR"/>
-        </w:rPr>
-        <w:t>complejos</w:t>
-      </w:r>
-      <w:proofErr w:type="spellEnd"/>
-      <w:r>
-        <w:rPr>
-          <w:sz w:val="20"/>
-          <w:szCs w:val="20"/>
-          <w:lang w:eastAsia="pt-BR"/>
-        </w:rPr>
-        <w:t xml:space="preserve"> y </w:t>
-      </w:r>
-      <w:proofErr w:type="spellStart"/>
-      <w:r>
-        <w:rPr>
-          <w:sz w:val="20"/>
-          <w:szCs w:val="20"/>
-          <w:lang w:eastAsia="pt-BR"/>
-        </w:rPr>
-        <w:t>cuellos</w:t>
-      </w:r>
-      <w:proofErr w:type="spellEnd"/>
-      <w:r>
-        <w:rPr>
-          <w:sz w:val="20"/>
-          <w:szCs w:val="20"/>
-          <w:lang w:eastAsia="pt-BR"/>
-        </w:rPr>
-        <w:t xml:space="preserve"> de </w:t>
-      </w:r>
-      <w:proofErr w:type="spellStart"/>
-      <w:r>
-        <w:rPr>
-          <w:sz w:val="20"/>
-          <w:szCs w:val="20"/>
-          <w:lang w:eastAsia="pt-BR"/>
-        </w:rPr>
-        <w:t>botella</w:t>
-      </w:r>
-      <w:proofErr w:type="spellEnd"/>
-      <w:r>
-        <w:rPr>
-          <w:sz w:val="20"/>
-          <w:szCs w:val="20"/>
-          <w:lang w:eastAsia="pt-BR"/>
-        </w:rPr>
-        <w:t xml:space="preserve"> </w:t>
-      </w:r>
-      <w:proofErr w:type="spellStart"/>
-      <w:r>
-        <w:rPr>
-          <w:sz w:val="20"/>
-          <w:szCs w:val="20"/>
-          <w:lang w:eastAsia="pt-BR"/>
-        </w:rPr>
-        <w:t>reales</w:t>
-      </w:r>
-      <w:proofErr w:type="spellEnd"/>
-      <w:r>
-        <w:rPr>
-          <w:sz w:val="20"/>
-          <w:szCs w:val="20"/>
-          <w:lang w:eastAsia="pt-BR"/>
-        </w:rPr>
-        <w:t xml:space="preserve"> </w:t>
-      </w:r>
-      <w:proofErr w:type="spellStart"/>
-      <w:r>
-        <w:rPr>
-          <w:sz w:val="20"/>
-          <w:szCs w:val="20"/>
-          <w:lang w:eastAsia="pt-BR"/>
-        </w:rPr>
-        <w:t>del</w:t>
-      </w:r>
-      <w:proofErr w:type="spellEnd"/>
-      <w:r>
-        <w:rPr>
-          <w:sz w:val="20"/>
-          <w:szCs w:val="20"/>
-          <w:lang w:eastAsia="pt-BR"/>
-        </w:rPr>
-        <w:t xml:space="preserve"> </w:t>
-      </w:r>
-      <w:proofErr w:type="spellStart"/>
-      <w:r>
-        <w:rPr>
-          <w:sz w:val="20"/>
-          <w:szCs w:val="20"/>
-          <w:lang w:eastAsia="pt-BR"/>
-        </w:rPr>
-        <w:t>negocio</w:t>
-      </w:r>
-      <w:proofErr w:type="spellEnd"/>
-      <w:r>
-        <w:rPr>
-          <w:sz w:val="20"/>
-          <w:szCs w:val="20"/>
-          <w:lang w:eastAsia="pt-BR"/>
-        </w:rPr>
-        <w:t xml:space="preserve">. </w:t>
-      </w:r>
-      <w:proofErr w:type="spellStart"/>
-      <w:r>
-        <w:rPr>
-          <w:sz w:val="20"/>
-          <w:szCs w:val="20"/>
-          <w:lang w:eastAsia="pt-BR"/>
-        </w:rPr>
-        <w:t>Optimicé</w:t>
-      </w:r>
-      <w:proofErr w:type="spellEnd"/>
-      <w:r>
-        <w:rPr>
-          <w:sz w:val="20"/>
-          <w:szCs w:val="20"/>
-          <w:lang w:eastAsia="pt-BR"/>
-        </w:rPr>
-        <w:t xml:space="preserve"> rutinas operativas y </w:t>
-      </w:r>
-      <w:proofErr w:type="spellStart"/>
-      <w:r>
-        <w:rPr>
-          <w:sz w:val="20"/>
-          <w:szCs w:val="20"/>
-          <w:lang w:eastAsia="pt-BR"/>
-        </w:rPr>
-        <w:t>eliminé</w:t>
-      </w:r>
-      <w:proofErr w:type="spellEnd"/>
-      <w:r>
-        <w:rPr>
-          <w:sz w:val="20"/>
-          <w:szCs w:val="20"/>
-          <w:lang w:eastAsia="pt-BR"/>
-        </w:rPr>
-        <w:t xml:space="preserve"> </w:t>
-      </w:r>
-      <w:proofErr w:type="spellStart"/>
-      <w:r>
-        <w:rPr>
-          <w:sz w:val="20"/>
-          <w:szCs w:val="20"/>
-          <w:lang w:eastAsia="pt-BR"/>
-        </w:rPr>
-        <w:t>tareas</w:t>
-      </w:r>
-      <w:proofErr w:type="spellEnd"/>
-      <w:r>
-        <w:rPr>
-          <w:sz w:val="20"/>
-          <w:szCs w:val="20"/>
-          <w:lang w:eastAsia="pt-BR"/>
-        </w:rPr>
-        <w:t xml:space="preserve"> repetitivas, logrando una </w:t>
-      </w:r>
-      <w:proofErr w:type="spellStart"/>
-      <w:r>
-        <w:rPr>
-          <w:sz w:val="20"/>
-          <w:szCs w:val="20"/>
-          <w:lang w:eastAsia="pt-BR"/>
-        </w:rPr>
-        <w:t>reducción</w:t>
-      </w:r>
-      <w:proofErr w:type="spellEnd"/>
-      <w:r>
-        <w:rPr>
-          <w:sz w:val="20"/>
-          <w:szCs w:val="20"/>
-          <w:lang w:eastAsia="pt-BR"/>
-        </w:rPr>
-        <w:t xml:space="preserve"> </w:t>
-      </w:r>
-      <w:proofErr w:type="spellStart"/>
-      <w:r>
-        <w:rPr>
-          <w:sz w:val="20"/>
-          <w:szCs w:val="20"/>
-          <w:lang w:eastAsia="pt-BR"/>
-        </w:rPr>
-        <w:t>del</w:t>
-      </w:r>
-      <w:proofErr w:type="spellEnd"/>
-      <w:r>
-        <w:rPr>
-          <w:sz w:val="20"/>
-          <w:szCs w:val="20"/>
-          <w:lang w:eastAsia="pt-BR"/>
-        </w:rPr>
-        <w:t xml:space="preserve"> 80% en </w:t>
-      </w:r>
-      <w:proofErr w:type="spellStart"/>
-      <w:r>
-        <w:rPr>
-          <w:sz w:val="20"/>
-          <w:szCs w:val="20"/>
-          <w:lang w:eastAsia="pt-BR"/>
-        </w:rPr>
-        <w:t>el</w:t>
-      </w:r>
-      <w:proofErr w:type="spellEnd"/>
-      <w:r>
-        <w:rPr>
-          <w:sz w:val="20"/>
-          <w:szCs w:val="20"/>
-          <w:lang w:eastAsia="pt-BR"/>
-        </w:rPr>
-        <w:t xml:space="preserve"> </w:t>
-      </w:r>
-      <w:proofErr w:type="spellStart"/>
-      <w:r>
-        <w:rPr>
-          <w:sz w:val="20"/>
-          <w:szCs w:val="20"/>
-          <w:lang w:eastAsia="pt-BR"/>
-        </w:rPr>
-        <w:t>retrabajo</w:t>
-      </w:r>
-      <w:proofErr w:type="spellEnd"/>
-      <w:r>
-        <w:rPr>
-          <w:sz w:val="20"/>
-          <w:szCs w:val="20"/>
-          <w:lang w:eastAsia="pt-BR"/>
-        </w:rPr>
-        <w:t xml:space="preserve"> manual y elevando </w:t>
-      </w:r>
-      <w:proofErr w:type="spellStart"/>
-      <w:r>
-        <w:rPr>
-          <w:sz w:val="20"/>
-          <w:szCs w:val="20"/>
-          <w:lang w:eastAsia="pt-BR"/>
-        </w:rPr>
-        <w:t>drásticamente</w:t>
-      </w:r>
-      <w:proofErr w:type="spellEnd"/>
-      <w:r>
-        <w:rPr>
-          <w:sz w:val="20"/>
-          <w:szCs w:val="20"/>
-          <w:lang w:eastAsia="pt-BR"/>
-        </w:rPr>
-        <w:t xml:space="preserve"> </w:t>
-      </w:r>
-      <w:proofErr w:type="spellStart"/>
-      <w:r>
-        <w:rPr>
-          <w:sz w:val="20"/>
-          <w:szCs w:val="20"/>
-          <w:lang w:eastAsia="pt-BR"/>
-        </w:rPr>
-        <w:t>la</w:t>
-      </w:r>
-      <w:proofErr w:type="spellEnd"/>
-      <w:r>
-        <w:rPr>
-          <w:sz w:val="20"/>
-          <w:szCs w:val="20"/>
-          <w:lang w:eastAsia="pt-BR"/>
-        </w:rPr>
-        <w:t xml:space="preserve"> </w:t>
-      </w:r>
-      <w:proofErr w:type="spellStart"/>
-      <w:r>
-        <w:rPr>
-          <w:sz w:val="20"/>
-          <w:szCs w:val="20"/>
-          <w:lang w:eastAsia="pt-BR"/>
-        </w:rPr>
-        <w:t>eficiencia</w:t>
-      </w:r>
-      <w:proofErr w:type="spellEnd"/>
-      <w:r>
-        <w:rPr>
-          <w:sz w:val="20"/>
-          <w:szCs w:val="20"/>
-          <w:lang w:eastAsia="pt-BR"/>
-        </w:rPr>
-        <w:t xml:space="preserve"> de </w:t>
-      </w:r>
-      <w:proofErr w:type="spellStart"/>
-      <w:r>
-        <w:rPr>
-          <w:sz w:val="20"/>
-          <w:szCs w:val="20"/>
-          <w:lang w:eastAsia="pt-BR"/>
-        </w:rPr>
-        <w:t>los</w:t>
-      </w:r>
-      <w:proofErr w:type="spellEnd"/>
-      <w:r>
-        <w:rPr>
-          <w:sz w:val="20"/>
-          <w:szCs w:val="20"/>
-          <w:lang w:eastAsia="pt-BR"/>
-        </w:rPr>
-        <w:t xml:space="preserve"> </w:t>
-      </w:r>
-      <w:proofErr w:type="spellStart"/>
-      <w:r>
-        <w:rPr>
-          <w:sz w:val="20"/>
-          <w:szCs w:val="20"/>
-          <w:lang w:eastAsia="pt-BR"/>
-        </w:rPr>
-        <w:t>procesos</w:t>
-      </w:r>
-      <w:proofErr w:type="spellEnd"/>
-      <w:r>
-        <w:rPr>
-          <w:sz w:val="20"/>
-          <w:szCs w:val="20"/>
-          <w:lang w:eastAsia="pt-BR"/>
-        </w:rPr>
-        <w:t xml:space="preserve"> internos</w:t>
+        <w:t>Optimicé rutinas operativas y eliminé tareas repetitivas, logrando una reducción del 80% en el retrabajo manual y elevando drásticamente la eficiencia de los procesos internos</w:t>
       </w:r>
       <w:r>
         <w:rPr>
@@ -2156,15 +889,13 @@
           <w:szCs w:val="20"/>
         </w:rPr>
       </w:pPr>
-      <w:proofErr w:type="spellStart"/>
-      <w:r>
-        <w:rPr>
-          <w:sz w:val="20"/>
-          <w:szCs w:val="20"/>
-        </w:rPr>
-        <w:t>Lideré</w:t>
-      </w:r>
-      <w:proofErr w:type="spellEnd"/>
+      <w:r>
+        <w:rPr>
+          <w:sz w:val="20"/>
+          <w:szCs w:val="20"/>
+        </w:rPr>
+        <w:t>Lideré técnicamente a un equipo</w:t>
+      </w:r>
       <w:r>
         <w:rPr>
           <w:sz w:val="20"/>
@@ -2172,37 +903,12 @@
         </w:rPr>
         <w:t xml:space="preserve"> </w:t>
       </w:r>
-      <w:proofErr w:type="spellStart"/>
-      <w:r>
-        <w:rPr>
-          <w:sz w:val="20"/>
-          <w:szCs w:val="20"/>
-        </w:rPr>
-        <w:t>técnicamente</w:t>
-      </w:r>
-      <w:proofErr w:type="spellEnd"/>
-      <w:r>
-        <w:rPr>
-          <w:sz w:val="20"/>
-          <w:szCs w:val="20"/>
-        </w:rPr>
-        <w:t xml:space="preserve"> a </w:t>
-      </w:r>
-      <w:proofErr w:type="spellStart"/>
-      <w:r>
-        <w:rPr>
-          <w:sz w:val="20"/>
-          <w:szCs w:val="20"/>
-        </w:rPr>
-        <w:t>un</w:t>
-      </w:r>
-      <w:proofErr w:type="spellEnd"/>
-      <w:r>
-        <w:rPr>
-          <w:sz w:val="20"/>
-          <w:szCs w:val="20"/>
-        </w:rPr>
-        <w:t xml:space="preserve"> equipo</w:t>
+      <w:r>
+        <w:rPr>
+          <w:sz w:val="20"/>
+          <w:szCs w:val="20"/>
+        </w:rPr>
+        <w:t>squad</w:t>
       </w:r>
       <w:r>
         <w:rPr>
@@ -2211,15 +917,13 @@
         </w:rPr>
         <w:t xml:space="preserve"> </w:t>
       </w:r>
-      <w:proofErr w:type="spellStart"/>
-      <w:r>
-        <w:rPr>
-          <w:sz w:val="20"/>
-          <w:szCs w:val="20"/>
-        </w:rPr>
-        <w:t>squad</w:t>
-      </w:r>
-      <w:proofErr w:type="spellEnd"/>
+      <w:r>
+        <w:rPr>
+          <w:sz w:val="20"/>
+          <w:szCs w:val="20"/>
+        </w:rPr>
+        <w:t xml:space="preserve">de 3 desarrolladores en la arquitectura y construcción de </w:t>
+      </w:r>
       <w:r>
         <w:rPr>
           <w:sz w:val="20"/>
@@ -2232,127 +936,8 @@
           <w:sz w:val="20"/>
           <w:szCs w:val="20"/>
         </w:rPr>
-        <w:t xml:space="preserve">de 3 </w:t>
-      </w:r>
-      <w:proofErr w:type="spellStart"/>
-      <w:r>
-        <w:rPr>
-          <w:sz w:val="20"/>
-          <w:szCs w:val="20"/>
-        </w:rPr>
-        <w:t>desarrolladores</w:t>
-      </w:r>
-      <w:proofErr w:type="spellEnd"/>
-      <w:r>
-        <w:rPr>
-          <w:sz w:val="20"/>
-          <w:szCs w:val="20"/>
-        </w:rPr>
-        <w:t xml:space="preserve"> en </w:t>
-      </w:r>
-      <w:proofErr w:type="spellStart"/>
-      <w:r>
-        <w:rPr>
-          <w:sz w:val="20"/>
-          <w:szCs w:val="20"/>
-        </w:rPr>
-        <w:t>la</w:t>
-      </w:r>
-      <w:proofErr w:type="spellEnd"/>
-      <w:r>
-        <w:rPr>
-          <w:sz w:val="20"/>
-          <w:szCs w:val="20"/>
-        </w:rPr>
-        <w:t xml:space="preserve"> </w:t>
-      </w:r>
-      <w:proofErr w:type="spellStart"/>
-      <w:r>
-        <w:rPr>
-          <w:sz w:val="20"/>
-          <w:szCs w:val="20"/>
-        </w:rPr>
-        <w:t>arquitectura</w:t>
-      </w:r>
-      <w:proofErr w:type="spellEnd"/>
-      <w:r>
-        <w:rPr>
-          <w:sz w:val="20"/>
-          <w:szCs w:val="20"/>
-        </w:rPr>
-        <w:t xml:space="preserve"> y </w:t>
-      </w:r>
-      <w:proofErr w:type="spellStart"/>
-      <w:r>
-        <w:rPr>
-          <w:sz w:val="20"/>
-          <w:szCs w:val="20"/>
-        </w:rPr>
-        <w:t>construcción</w:t>
-      </w:r>
-      <w:proofErr w:type="spellEnd"/>
-      <w:r>
-        <w:rPr>
-          <w:sz w:val="20"/>
-          <w:szCs w:val="20"/>
-        </w:rPr>
-        <w:t xml:space="preserve"> de </w:t>
-      </w:r>
-      <w:r>
-        <w:rPr>
-          <w:sz w:val="20"/>
-          <w:szCs w:val="20"/>
-        </w:rPr>
-        <w:t xml:space="preserve"> </w:t>
-      </w:r>
-      <w:r>
-        <w:rPr>
-          <w:sz w:val="20"/>
-          <w:szCs w:val="20"/>
-        </w:rPr>
-        <w:t xml:space="preserve">SPAs </w:t>
-      </w:r>
-      <w:proofErr w:type="spellStart"/>
-      <w:r>
-        <w:rPr>
-          <w:sz w:val="20"/>
-          <w:szCs w:val="20"/>
-        </w:rPr>
-        <w:t>escalables</w:t>
-      </w:r>
-      <w:proofErr w:type="spellEnd"/>
-      <w:r>
-        <w:rPr>
-          <w:sz w:val="20"/>
-          <w:szCs w:val="20"/>
-        </w:rPr>
-        <w:t xml:space="preserve">, orientando al equipo a través de </w:t>
-      </w:r>
-      <w:proofErr w:type="spellStart"/>
-      <w:r>
-        <w:rPr>
-          <w:sz w:val="20"/>
-          <w:szCs w:val="20"/>
-        </w:rPr>
-        <w:t>metodologías</w:t>
-      </w:r>
-      <w:proofErr w:type="spellEnd"/>
-      <w:r>
-        <w:rPr>
-          <w:sz w:val="20"/>
-          <w:szCs w:val="20"/>
-        </w:rPr>
-        <w:t xml:space="preserve"> </w:t>
-      </w:r>
-      <w:proofErr w:type="spellStart"/>
-      <w:r>
-        <w:rPr>
-          <w:sz w:val="20"/>
-          <w:szCs w:val="20"/>
-        </w:rPr>
-        <w:t>ágiles</w:t>
-      </w:r>
-      <w:proofErr w:type="spellEnd"/>
+        <w:t>SPAs escalables, orientando al equipo a través de metodologías ágiles</w:t>
+      </w:r>
       <w:r>
         <w:rPr>
           <w:sz w:val="20"/>
@@ -2360,245 +945,12 @@
         </w:rPr>
         <w:t xml:space="preserve">. </w:t>
       </w:r>
-      <w:proofErr w:type="spellStart"/>
-      <w:r>
-        <w:rPr>
-          <w:sz w:val="20"/>
-          <w:szCs w:val="20"/>
-        </w:rPr>
-        <w:t>Conduje</w:t>
-      </w:r>
-      <w:proofErr w:type="spellEnd"/>
-      <w:r>
-        <w:rPr>
-          <w:sz w:val="20"/>
-          <w:szCs w:val="20"/>
-        </w:rPr>
-        <w:t xml:space="preserve"> </w:t>
-      </w:r>
-      <w:proofErr w:type="spellStart"/>
-      <w:r>
-        <w:rPr>
-          <w:sz w:val="20"/>
-          <w:szCs w:val="20"/>
-        </w:rPr>
-        <w:t>el</w:t>
-      </w:r>
-      <w:proofErr w:type="spellEnd"/>
-      <w:r>
-        <w:rPr>
-          <w:sz w:val="20"/>
-          <w:szCs w:val="20"/>
-        </w:rPr>
-        <w:t xml:space="preserve"> </w:t>
-      </w:r>
-      <w:proofErr w:type="spellStart"/>
-      <w:r>
-        <w:rPr>
-          <w:sz w:val="20"/>
-          <w:szCs w:val="20"/>
-        </w:rPr>
-        <w:t>proceso</w:t>
-      </w:r>
-      <w:proofErr w:type="spellEnd"/>
-      <w:r>
-        <w:rPr>
-          <w:sz w:val="20"/>
-          <w:szCs w:val="20"/>
-        </w:rPr>
-        <w:t xml:space="preserve"> de code review y </w:t>
-      </w:r>
-      <w:proofErr w:type="spellStart"/>
-      <w:r>
-        <w:rPr>
-          <w:sz w:val="20"/>
-          <w:szCs w:val="20"/>
-        </w:rPr>
-        <w:t>las</w:t>
-      </w:r>
-      <w:proofErr w:type="spellEnd"/>
-      <w:r>
-        <w:rPr>
-          <w:sz w:val="20"/>
-          <w:szCs w:val="20"/>
-        </w:rPr>
-        <w:t xml:space="preserve"> </w:t>
-      </w:r>
-      <w:proofErr w:type="spellStart"/>
-      <w:r>
-        <w:rPr>
-          <w:sz w:val="20"/>
-          <w:szCs w:val="20"/>
-        </w:rPr>
-        <w:t>definiciones</w:t>
-      </w:r>
-      <w:proofErr w:type="spellEnd"/>
-      <w:r>
-        <w:rPr>
-          <w:sz w:val="20"/>
-          <w:szCs w:val="20"/>
-        </w:rPr>
-        <w:t xml:space="preserve"> </w:t>
-      </w:r>
-      <w:proofErr w:type="spellStart"/>
-      <w:r>
-        <w:rPr>
-          <w:sz w:val="20"/>
-          <w:szCs w:val="20"/>
-        </w:rPr>
-        <w:t>arquitectónicas</w:t>
-      </w:r>
-      <w:proofErr w:type="spellEnd"/>
-      <w:r>
-        <w:rPr>
-          <w:sz w:val="20"/>
-          <w:szCs w:val="20"/>
-        </w:rPr>
-        <w:t xml:space="preserve">, </w:t>
-      </w:r>
-      <w:proofErr w:type="spellStart"/>
-      <w:r>
-        <w:rPr>
-          <w:sz w:val="20"/>
-          <w:szCs w:val="20"/>
-        </w:rPr>
-        <w:t>garantizando</w:t>
-      </w:r>
-      <w:proofErr w:type="spellEnd"/>
-      <w:r>
-        <w:rPr>
-          <w:sz w:val="20"/>
-          <w:szCs w:val="20"/>
-        </w:rPr>
-        <w:t xml:space="preserve"> </w:t>
-      </w:r>
-      <w:proofErr w:type="spellStart"/>
-      <w:r>
-        <w:rPr>
-          <w:sz w:val="20"/>
-          <w:szCs w:val="20"/>
-        </w:rPr>
-        <w:t>la</w:t>
-      </w:r>
-      <w:proofErr w:type="spellEnd"/>
-      <w:r>
-        <w:rPr>
-          <w:sz w:val="20"/>
-          <w:szCs w:val="20"/>
-        </w:rPr>
-        <w:t xml:space="preserve"> </w:t>
-      </w:r>
-      <w:proofErr w:type="spellStart"/>
-      <w:r>
-        <w:rPr>
-          <w:sz w:val="20"/>
-          <w:szCs w:val="20"/>
-        </w:rPr>
-        <w:t>estandarización</w:t>
-      </w:r>
-      <w:proofErr w:type="spellEnd"/>
-      <w:r>
-        <w:rPr>
-          <w:sz w:val="20"/>
-          <w:szCs w:val="20"/>
-        </w:rPr>
-        <w:t xml:space="preserve"> </w:t>
-      </w:r>
-      <w:proofErr w:type="spellStart"/>
-      <w:r>
-        <w:rPr>
-          <w:sz w:val="20"/>
-          <w:szCs w:val="20"/>
-        </w:rPr>
-        <w:t>del</w:t>
-      </w:r>
-      <w:proofErr w:type="spellEnd"/>
-      <w:r>
-        <w:rPr>
-          <w:sz w:val="20"/>
-          <w:szCs w:val="20"/>
-        </w:rPr>
-        <w:t xml:space="preserve"> código y </w:t>
-      </w:r>
-      <w:proofErr w:type="spellStart"/>
-      <w:r>
-        <w:rPr>
-          <w:sz w:val="20"/>
-          <w:szCs w:val="20"/>
-        </w:rPr>
-        <w:t>la</w:t>
-      </w:r>
-      <w:proofErr w:type="spellEnd"/>
-      <w:r>
-        <w:rPr>
-          <w:sz w:val="20"/>
-          <w:szCs w:val="20"/>
-        </w:rPr>
-        <w:t xml:space="preserve"> </w:t>
-      </w:r>
-      <w:proofErr w:type="spellStart"/>
-      <w:r>
-        <w:rPr>
-          <w:sz w:val="20"/>
-          <w:szCs w:val="20"/>
-        </w:rPr>
-        <w:t>adopción</w:t>
-      </w:r>
-      <w:proofErr w:type="spellEnd"/>
-      <w:r>
-        <w:rPr>
-          <w:sz w:val="20"/>
-          <w:szCs w:val="20"/>
-        </w:rPr>
-        <w:t xml:space="preserve"> de </w:t>
-      </w:r>
-      <w:proofErr w:type="spellStart"/>
-      <w:r>
-        <w:rPr>
-          <w:sz w:val="20"/>
-          <w:szCs w:val="20"/>
-        </w:rPr>
-        <w:t>buenas</w:t>
-      </w:r>
-      <w:proofErr w:type="spellEnd"/>
-      <w:r>
-        <w:rPr>
-          <w:sz w:val="20"/>
-          <w:szCs w:val="20"/>
-        </w:rPr>
-        <w:t xml:space="preserve"> </w:t>
-      </w:r>
-      <w:proofErr w:type="spellStart"/>
-      <w:r>
-        <w:rPr>
-          <w:sz w:val="20"/>
-          <w:szCs w:val="20"/>
-        </w:rPr>
-        <w:t>prácticas</w:t>
-      </w:r>
-      <w:proofErr w:type="spellEnd"/>
-      <w:r>
-        <w:rPr>
-          <w:sz w:val="20"/>
-          <w:szCs w:val="20"/>
-        </w:rPr>
-        <w:t xml:space="preserve"> de </w:t>
-      </w:r>
-      <w:proofErr w:type="spellStart"/>
-      <w:r>
-        <w:rPr>
-          <w:sz w:val="20"/>
-          <w:szCs w:val="20"/>
-        </w:rPr>
-        <w:t>ingeniería</w:t>
-      </w:r>
-      <w:proofErr w:type="spellEnd"/>
-      <w:r>
-        <w:rPr>
-          <w:sz w:val="20"/>
-          <w:szCs w:val="20"/>
-        </w:rPr>
-        <w:t xml:space="preserve"> de software</w:t>
+      <w:r>
+        <w:rPr>
+          <w:sz w:val="20"/>
+          <w:szCs w:val="20"/>
+        </w:rPr>
+        <w:t>Conduje el proceso de code review y las definiciones arquitectónicas, garantizando la estandarización del código y la adopción de buenas prácticas de ingeniería de software</w:t>
       </w:r>
       <w:r>
         <w:rPr>
@@ -2607,261 +959,12 @@
         </w:rPr>
         <w:t xml:space="preserve">. </w:t>
       </w:r>
-      <w:proofErr w:type="spellStart"/>
-      <w:r>
-        <w:rPr>
-          <w:sz w:val="20"/>
-          <w:szCs w:val="20"/>
-        </w:rPr>
-        <w:t>Estandaricé</w:t>
-      </w:r>
-      <w:proofErr w:type="spellEnd"/>
-      <w:r>
-        <w:rPr>
-          <w:sz w:val="20"/>
-          <w:szCs w:val="20"/>
-        </w:rPr>
-        <w:t xml:space="preserve"> </w:t>
-      </w:r>
-      <w:proofErr w:type="spellStart"/>
-      <w:r>
-        <w:rPr>
-          <w:sz w:val="20"/>
-          <w:szCs w:val="20"/>
-        </w:rPr>
-        <w:t>el</w:t>
-      </w:r>
-      <w:proofErr w:type="spellEnd"/>
-      <w:r>
-        <w:rPr>
-          <w:sz w:val="20"/>
-          <w:szCs w:val="20"/>
-        </w:rPr>
-        <w:t xml:space="preserve"> consumo y </w:t>
-      </w:r>
-      <w:proofErr w:type="spellStart"/>
-      <w:r>
-        <w:rPr>
-          <w:sz w:val="20"/>
-          <w:szCs w:val="20"/>
-        </w:rPr>
-        <w:t>la</w:t>
-      </w:r>
-      <w:proofErr w:type="spellEnd"/>
-      <w:r>
-        <w:rPr>
-          <w:sz w:val="20"/>
-          <w:szCs w:val="20"/>
-        </w:rPr>
-        <w:t xml:space="preserve"> </w:t>
-      </w:r>
-      <w:proofErr w:type="spellStart"/>
-      <w:r>
-        <w:rPr>
-          <w:sz w:val="20"/>
-          <w:szCs w:val="20"/>
-        </w:rPr>
-        <w:t>integración</w:t>
-      </w:r>
-      <w:proofErr w:type="spellEnd"/>
-      <w:r>
-        <w:rPr>
-          <w:sz w:val="20"/>
-          <w:szCs w:val="20"/>
-        </w:rPr>
-        <w:t xml:space="preserve"> de APIs RESTful </w:t>
-      </w:r>
-      <w:proofErr w:type="spellStart"/>
-      <w:r>
-        <w:rPr>
-          <w:sz w:val="20"/>
-          <w:szCs w:val="20"/>
-        </w:rPr>
-        <w:t>con</w:t>
-      </w:r>
-      <w:proofErr w:type="spellEnd"/>
-      <w:r>
-        <w:rPr>
-          <w:sz w:val="20"/>
-          <w:szCs w:val="20"/>
-        </w:rPr>
-        <w:t xml:space="preserve"> </w:t>
-      </w:r>
-      <w:proofErr w:type="spellStart"/>
-      <w:r>
-        <w:rPr>
-          <w:sz w:val="20"/>
-          <w:szCs w:val="20"/>
-        </w:rPr>
-        <w:t>los</w:t>
-      </w:r>
-      <w:proofErr w:type="spellEnd"/>
-      <w:r>
-        <w:rPr>
-          <w:sz w:val="20"/>
-          <w:szCs w:val="20"/>
-        </w:rPr>
-        <w:t xml:space="preserve"> componentes de UI, </w:t>
-      </w:r>
-      <w:proofErr w:type="spellStart"/>
-      <w:r>
-        <w:rPr>
-          <w:sz w:val="20"/>
-          <w:szCs w:val="20"/>
-        </w:rPr>
-        <w:t>creando</w:t>
-      </w:r>
-      <w:proofErr w:type="spellEnd"/>
-      <w:r>
-        <w:rPr>
-          <w:sz w:val="20"/>
-          <w:szCs w:val="20"/>
-        </w:rPr>
-        <w:t xml:space="preserve"> una capa de </w:t>
-      </w:r>
-      <w:proofErr w:type="spellStart"/>
-      <w:r>
-        <w:rPr>
-          <w:sz w:val="20"/>
-          <w:szCs w:val="20"/>
-        </w:rPr>
-        <w:t>comunicación</w:t>
-      </w:r>
-      <w:proofErr w:type="spellEnd"/>
-      <w:r>
-        <w:rPr>
-          <w:sz w:val="20"/>
-          <w:szCs w:val="20"/>
-        </w:rPr>
-        <w:t xml:space="preserve"> </w:t>
-      </w:r>
-      <w:proofErr w:type="spellStart"/>
-      <w:r>
-        <w:rPr>
-          <w:sz w:val="20"/>
-          <w:szCs w:val="20"/>
-        </w:rPr>
-        <w:t>escalable</w:t>
-      </w:r>
-      <w:proofErr w:type="spellEnd"/>
-      <w:r>
-        <w:rPr>
-          <w:sz w:val="20"/>
-          <w:szCs w:val="20"/>
-        </w:rPr>
-        <w:t xml:space="preserve"> que </w:t>
-      </w:r>
-      <w:proofErr w:type="spellStart"/>
-      <w:r>
-        <w:rPr>
-          <w:sz w:val="20"/>
-          <w:szCs w:val="20"/>
-        </w:rPr>
-        <w:t>facilitó</w:t>
-      </w:r>
-      <w:proofErr w:type="spellEnd"/>
-      <w:r>
-        <w:rPr>
-          <w:sz w:val="20"/>
-          <w:szCs w:val="20"/>
-        </w:rPr>
-        <w:t xml:space="preserve"> </w:t>
-      </w:r>
-      <w:proofErr w:type="spellStart"/>
-      <w:r>
-        <w:rPr>
-          <w:sz w:val="20"/>
-          <w:szCs w:val="20"/>
-        </w:rPr>
-        <w:t>el</w:t>
-      </w:r>
-      <w:proofErr w:type="spellEnd"/>
-      <w:r>
-        <w:rPr>
-          <w:sz w:val="20"/>
-          <w:szCs w:val="20"/>
-        </w:rPr>
-        <w:t xml:space="preserve"> </w:t>
-      </w:r>
-      <w:proofErr w:type="spellStart"/>
-      <w:r>
-        <w:rPr>
-          <w:sz w:val="20"/>
-          <w:szCs w:val="20"/>
-        </w:rPr>
-        <w:t>mantenimiento</w:t>
-      </w:r>
-      <w:proofErr w:type="spellEnd"/>
-      <w:r>
-        <w:rPr>
-          <w:sz w:val="20"/>
-          <w:szCs w:val="20"/>
-        </w:rPr>
-        <w:t xml:space="preserve"> y </w:t>
-      </w:r>
-      <w:proofErr w:type="spellStart"/>
-      <w:r>
-        <w:rPr>
-          <w:sz w:val="20"/>
-          <w:szCs w:val="20"/>
-        </w:rPr>
-        <w:t>la</w:t>
-      </w:r>
-      <w:proofErr w:type="spellEnd"/>
-      <w:r>
-        <w:rPr>
-          <w:sz w:val="20"/>
-          <w:szCs w:val="20"/>
-        </w:rPr>
-        <w:t xml:space="preserve"> </w:t>
-      </w:r>
-      <w:proofErr w:type="spellStart"/>
-      <w:r>
-        <w:rPr>
-          <w:sz w:val="20"/>
-          <w:szCs w:val="20"/>
-        </w:rPr>
-        <w:t>adición</w:t>
-      </w:r>
-      <w:proofErr w:type="spellEnd"/>
-      <w:r>
-        <w:rPr>
-          <w:sz w:val="20"/>
-          <w:szCs w:val="20"/>
-        </w:rPr>
-        <w:t xml:space="preserve"> de </w:t>
-      </w:r>
-      <w:proofErr w:type="spellStart"/>
-      <w:r>
-        <w:rPr>
-          <w:sz w:val="20"/>
-          <w:szCs w:val="20"/>
-        </w:rPr>
-        <w:t>nuevas</w:t>
-      </w:r>
-      <w:proofErr w:type="spellEnd"/>
-      <w:r>
-        <w:rPr>
-          <w:sz w:val="20"/>
-          <w:szCs w:val="20"/>
-        </w:rPr>
-        <w:t xml:space="preserve"> funcionalidades por parte </w:t>
-      </w:r>
-      <w:proofErr w:type="spellStart"/>
-      <w:r>
-        <w:rPr>
-          <w:sz w:val="20"/>
-          <w:szCs w:val="20"/>
-        </w:rPr>
-        <w:t>del</w:t>
-      </w:r>
-      <w:proofErr w:type="spellEnd"/>
-      <w:r>
-        <w:rPr>
-          <w:sz w:val="20"/>
-          <w:szCs w:val="20"/>
-        </w:rPr>
-        <w:t xml:space="preserve"> equipo</w:t>
+      <w:r>
+        <w:rPr>
+          <w:sz w:val="20"/>
+          <w:szCs w:val="20"/>
+        </w:rPr>
+        <w:t>Estandaricé el consumo y la integración de APIs RESTful con los componentes de UI, creando una capa de comunicación escalable que facilitó el mantenimiento y la adición de nuevas funcionalidades por parte del equipo</w:t>
       </w:r>
       <w:r>
         <w:rPr>
@@ -2886,23 +989,13 @@
         </w:rPr>
         <w:t xml:space="preserve">(08/2023 – 01/2024) </w:t>
       </w:r>
-      <w:proofErr w:type="spellStart"/>
       <w:r>
         <w:rPr>
           <w:b/>
           <w:bCs/>
           <w:lang w:val="en-US"/>
         </w:rPr>
-        <w:t>Desarrollador</w:t>
-      </w:r>
-      <w:proofErr w:type="spellEnd"/>
-      <w:r>
-        <w:rPr>
-          <w:b/>
-          <w:bCs/>
-          <w:lang w:val="en-US"/>
-        </w:rPr>
-        <w:t xml:space="preserve"> Front-end | Skill Labs</w:t>
+        <w:t>Desarrollador Front-end | Skill Labs</w:t>
       </w:r>
       <w:r>
         <w:rPr>
@@ -2922,16 +1015,8 @@
         <w:rPr>
           <w:lang w:val="en-US"/>
         </w:rPr>
-        <w:t xml:space="preserve"> </w:t>
-      </w:r>
-      <w:proofErr w:type="spellStart"/>
-      <w:r>
-        <w:rPr>
-          <w:lang w:val="en-US"/>
-        </w:rPr>
-        <w:t>remoto</w:t>
-      </w:r>
-      <w:proofErr w:type="spellEnd"/>
+        <w:t xml:space="preserve"> remoto</w:t>
+      </w:r>
     </w:p>
     <w:p>
       <w:pPr>
@@ -2941,47 +1026,20 @@
           <w:szCs w:val="18"/>
         </w:rPr>
       </w:pPr>
-      <w:proofErr w:type="spellStart"/>
-      <w:r>
-        <w:rPr>
-          <w:sz w:val="20"/>
-          <w:szCs w:val="20"/>
-        </w:rPr>
-        <w:t>Desarrollé</w:t>
-      </w:r>
-      <w:proofErr w:type="spellEnd"/>
-      <w:r>
-        <w:rPr>
-          <w:sz w:val="20"/>
-          <w:szCs w:val="20"/>
-        </w:rPr>
-        <w:t xml:space="preserve"> interfaces web responsivas y </w:t>
-      </w:r>
-      <w:proofErr w:type="spellStart"/>
-      <w:r>
-        <w:rPr>
-          <w:sz w:val="20"/>
-          <w:szCs w:val="20"/>
-        </w:rPr>
-        <w:t>escalables</w:t>
-      </w:r>
-      <w:proofErr w:type="spellEnd"/>
-      <w:r>
-        <w:rPr>
-          <w:sz w:val="20"/>
-          <w:szCs w:val="20"/>
-        </w:rPr>
-        <w:t xml:space="preserve">, </w:t>
-      </w:r>
-      <w:proofErr w:type="spellStart"/>
-      <w:r>
-        <w:rPr>
-          <w:sz w:val="20"/>
-          <w:szCs w:val="20"/>
-        </w:rPr>
-        <w:t>influyendo</w:t>
-      </w:r>
-      <w:proofErr w:type="spellEnd"/>
+      <w:r>
+        <w:rPr>
+          <w:sz w:val="20"/>
+          <w:szCs w:val="20"/>
+        </w:rPr>
+        <w:t>Desarrollé interfaces web responsivas y escalables, influyendo directamente en las definiciones arquitectónicas y en la elección del stack tecnológico</w:t>
+      </w:r>
+      <w:r>
+        <w:rPr>
+          <w:sz w:val="20"/>
+          <w:szCs w:val="20"/>
+        </w:rPr>
+        <w:t>.</w:t>
+      </w:r>
       <w:r>
         <w:rPr>
           <w:sz w:val="20"/>
@@ -2989,205 +1047,13 @@
         </w:rPr>
         <w:t xml:space="preserve"> </w:t>
       </w:r>
-      <w:proofErr w:type="spellStart"/>
-      <w:r>
-        <w:rPr>
-          <w:sz w:val="20"/>
-          <w:szCs w:val="20"/>
-        </w:rPr>
-        <w:t>directamente</w:t>
-      </w:r>
-      <w:proofErr w:type="spellEnd"/>
-      <w:r>
-        <w:rPr>
-          <w:sz w:val="20"/>
-          <w:szCs w:val="20"/>
-        </w:rPr>
-        <w:t xml:space="preserve"> en </w:t>
-      </w:r>
-      <w:proofErr w:type="spellStart"/>
-      <w:r>
-        <w:rPr>
-          <w:sz w:val="20"/>
-          <w:szCs w:val="20"/>
-        </w:rPr>
-        <w:t>las</w:t>
-      </w:r>
-      <w:proofErr w:type="spellEnd"/>
-      <w:r>
-        <w:rPr>
-          <w:sz w:val="20"/>
-          <w:szCs w:val="20"/>
-        </w:rPr>
-        <w:t xml:space="preserve"> </w:t>
-      </w:r>
-      <w:proofErr w:type="spellStart"/>
-      <w:r>
-        <w:rPr>
-          <w:sz w:val="20"/>
-          <w:szCs w:val="20"/>
-        </w:rPr>
-        <w:t>definiciones</w:t>
-      </w:r>
-      <w:proofErr w:type="spellEnd"/>
-      <w:r>
-        <w:rPr>
-          <w:sz w:val="20"/>
-          <w:szCs w:val="20"/>
-        </w:rPr>
-        <w:t xml:space="preserve"> </w:t>
-      </w:r>
-      <w:proofErr w:type="spellStart"/>
-      <w:r>
-        <w:rPr>
-          <w:sz w:val="20"/>
-          <w:szCs w:val="20"/>
-        </w:rPr>
-        <w:t>arquitectónicas</w:t>
-      </w:r>
-      <w:proofErr w:type="spellEnd"/>
-      <w:r>
-        <w:rPr>
-          <w:sz w:val="20"/>
-          <w:szCs w:val="20"/>
-        </w:rPr>
-        <w:t xml:space="preserve"> y en </w:t>
-      </w:r>
-      <w:proofErr w:type="spellStart"/>
-      <w:r>
-        <w:rPr>
-          <w:sz w:val="20"/>
-          <w:szCs w:val="20"/>
-        </w:rPr>
-        <w:t>la</w:t>
-      </w:r>
-      <w:proofErr w:type="spellEnd"/>
-      <w:r>
-        <w:rPr>
-          <w:sz w:val="20"/>
-          <w:szCs w:val="20"/>
-        </w:rPr>
-        <w:t xml:space="preserve"> </w:t>
-      </w:r>
-      <w:proofErr w:type="spellStart"/>
-      <w:r>
-        <w:rPr>
-          <w:sz w:val="20"/>
-          <w:szCs w:val="20"/>
-        </w:rPr>
-        <w:t>elección</w:t>
-      </w:r>
-      <w:proofErr w:type="spellEnd"/>
-      <w:r>
-        <w:rPr>
-          <w:sz w:val="20"/>
-          <w:szCs w:val="20"/>
-        </w:rPr>
-        <w:t xml:space="preserve"> </w:t>
-      </w:r>
-      <w:proofErr w:type="spellStart"/>
-      <w:r>
-        <w:rPr>
-          <w:sz w:val="20"/>
-          <w:szCs w:val="20"/>
-        </w:rPr>
-        <w:t>del</w:t>
-      </w:r>
-      <w:proofErr w:type="spellEnd"/>
-      <w:r>
-        <w:rPr>
-          <w:sz w:val="20"/>
-          <w:szCs w:val="20"/>
-        </w:rPr>
-        <w:t xml:space="preserve"> stack tecnológico</w:t>
-      </w:r>
-      <w:r>
-        <w:rPr>
-          <w:sz w:val="20"/>
-          <w:szCs w:val="20"/>
-        </w:rPr>
-        <w:t>.</w:t>
-      </w:r>
-      <w:r>
-        <w:rPr>
-          <w:sz w:val="20"/>
-          <w:szCs w:val="20"/>
-        </w:rPr>
-        <w:t xml:space="preserve"> </w:t>
-      </w:r>
-      <w:proofErr w:type="spellStart"/>
-      <w:r>
-        <w:rPr>
-          <w:sz w:val="20"/>
-          <w:szCs w:val="20"/>
-        </w:rPr>
-        <w:t>Aceleré</w:t>
-      </w:r>
-      <w:proofErr w:type="spellEnd"/>
-      <w:r>
-        <w:rPr>
-          <w:sz w:val="20"/>
-          <w:szCs w:val="20"/>
-        </w:rPr>
-        <w:t xml:space="preserve"> </w:t>
-      </w:r>
-      <w:proofErr w:type="spellStart"/>
-      <w:r>
-        <w:rPr>
-          <w:sz w:val="20"/>
-          <w:szCs w:val="20"/>
-        </w:rPr>
-        <w:t>el</w:t>
-      </w:r>
-      <w:proofErr w:type="spellEnd"/>
-      <w:r>
-        <w:rPr>
-          <w:sz w:val="20"/>
-          <w:szCs w:val="20"/>
-        </w:rPr>
-        <w:t xml:space="preserve"> ciclo de </w:t>
-      </w:r>
-      <w:proofErr w:type="spellStart"/>
-      <w:r>
-        <w:rPr>
-          <w:sz w:val="20"/>
-          <w:szCs w:val="20"/>
-        </w:rPr>
-        <w:t>desarrollo</w:t>
-      </w:r>
-      <w:proofErr w:type="spellEnd"/>
-      <w:r>
-        <w:rPr>
-          <w:sz w:val="20"/>
-          <w:szCs w:val="20"/>
-        </w:rPr>
-        <w:t xml:space="preserve"> en </w:t>
-      </w:r>
-      <w:proofErr w:type="spellStart"/>
-      <w:r>
-        <w:rPr>
-          <w:sz w:val="20"/>
-          <w:szCs w:val="20"/>
-        </w:rPr>
-        <w:t>un</w:t>
-      </w:r>
-      <w:proofErr w:type="spellEnd"/>
-      <w:r>
-        <w:rPr>
-          <w:sz w:val="20"/>
-          <w:szCs w:val="20"/>
-        </w:rPr>
-        <w:t xml:space="preserve"> 40% al integrar y personalizar bibliotecas de componentes de UI </w:t>
-      </w:r>
-      <w:proofErr w:type="spellStart"/>
-      <w:r>
-        <w:rPr>
-          <w:sz w:val="20"/>
-          <w:szCs w:val="20"/>
-        </w:rPr>
-        <w:t>avanzadas</w:t>
-      </w:r>
-      <w:proofErr w:type="spellEnd"/>
+      <w:r>
+        <w:rPr>
+          <w:sz w:val="20"/>
+          <w:szCs w:val="20"/>
+        </w:rPr>
+        <w:t>Aceleré el ciclo de desarrollo en un 40% al integrar y personalizar bibliotecas de componentes de UI avanzadas</w:t>
+      </w:r>
       <w:r>
         <w:rPr>
           <w:sz w:val="20"/>
@@ -3205,175 +1071,13 @@
         </w:rPr>
         <w:t xml:space="preserve"> </w:t>
       </w:r>
-      <w:proofErr w:type="spellStart"/>
-      <w:r>
-        <w:rPr>
-          <w:sz w:val="20"/>
-          <w:szCs w:val="20"/>
-        </w:rPr>
-        <w:t>Actué</w:t>
-      </w:r>
-      <w:proofErr w:type="spellEnd"/>
-      <w:r>
-        <w:rPr>
-          <w:sz w:val="20"/>
-          <w:szCs w:val="20"/>
-        </w:rPr>
-        <w:t xml:space="preserve"> como </w:t>
-      </w:r>
-      <w:proofErr w:type="spellStart"/>
-      <w:r>
-        <w:rPr>
-          <w:sz w:val="20"/>
-          <w:szCs w:val="20"/>
-        </w:rPr>
-        <w:t>puente</w:t>
-      </w:r>
-      <w:proofErr w:type="spellEnd"/>
-      <w:r>
-        <w:rPr>
-          <w:sz w:val="20"/>
-          <w:szCs w:val="20"/>
-        </w:rPr>
-        <w:t xml:space="preserve"> técnico entre </w:t>
-      </w:r>
-      <w:proofErr w:type="spellStart"/>
-      <w:r>
-        <w:rPr>
-          <w:sz w:val="20"/>
-          <w:szCs w:val="20"/>
-        </w:rPr>
-        <w:t>el</w:t>
-      </w:r>
-      <w:proofErr w:type="spellEnd"/>
-      <w:r>
-        <w:rPr>
-          <w:sz w:val="20"/>
-          <w:szCs w:val="20"/>
-        </w:rPr>
-        <w:t xml:space="preserve"> </w:t>
-      </w:r>
-      <w:proofErr w:type="spellStart"/>
-      <w:r>
-        <w:rPr>
-          <w:sz w:val="20"/>
-          <w:szCs w:val="20"/>
-        </w:rPr>
-        <w:t>desarrollo</w:t>
-      </w:r>
-      <w:proofErr w:type="spellEnd"/>
-      <w:r>
-        <w:rPr>
-          <w:sz w:val="20"/>
-          <w:szCs w:val="20"/>
-        </w:rPr>
-        <w:t xml:space="preserve"> y </w:t>
-      </w:r>
-      <w:proofErr w:type="spellStart"/>
-      <w:r>
-        <w:rPr>
-          <w:sz w:val="20"/>
-          <w:szCs w:val="20"/>
-        </w:rPr>
-        <w:t>los</w:t>
-      </w:r>
-      <w:proofErr w:type="spellEnd"/>
-      <w:r>
-        <w:rPr>
-          <w:sz w:val="20"/>
-          <w:szCs w:val="20"/>
-        </w:rPr>
-        <w:t xml:space="preserve"> stakeholders, validando </w:t>
-      </w:r>
-      <w:proofErr w:type="spellStart"/>
-      <w:r>
-        <w:rPr>
-          <w:sz w:val="20"/>
-          <w:szCs w:val="20"/>
-        </w:rPr>
-        <w:t>reglas</w:t>
-      </w:r>
-      <w:proofErr w:type="spellEnd"/>
-      <w:r>
-        <w:rPr>
-          <w:sz w:val="20"/>
-          <w:szCs w:val="20"/>
-        </w:rPr>
-        <w:t xml:space="preserve"> de </w:t>
-      </w:r>
-      <w:proofErr w:type="spellStart"/>
-      <w:r>
-        <w:rPr>
-          <w:sz w:val="20"/>
-          <w:szCs w:val="20"/>
-        </w:rPr>
-        <w:t>negocio</w:t>
-      </w:r>
-      <w:proofErr w:type="spellEnd"/>
-      <w:r>
-        <w:rPr>
-          <w:sz w:val="20"/>
-          <w:szCs w:val="20"/>
-        </w:rPr>
-        <w:t xml:space="preserve"> y refinando </w:t>
-      </w:r>
-      <w:proofErr w:type="spellStart"/>
-      <w:r>
-        <w:rPr>
-          <w:sz w:val="20"/>
-          <w:szCs w:val="20"/>
-        </w:rPr>
-        <w:t>la</w:t>
-      </w:r>
-      <w:proofErr w:type="spellEnd"/>
-      <w:r>
-        <w:rPr>
-          <w:sz w:val="20"/>
-          <w:szCs w:val="20"/>
-        </w:rPr>
-        <w:t xml:space="preserve"> </w:t>
-      </w:r>
-      <w:proofErr w:type="spellStart"/>
-      <w:r>
-        <w:rPr>
-          <w:sz w:val="20"/>
-          <w:szCs w:val="20"/>
-        </w:rPr>
-        <w:t>visión</w:t>
-      </w:r>
-      <w:proofErr w:type="spellEnd"/>
-      <w:r>
-        <w:rPr>
-          <w:sz w:val="20"/>
-          <w:szCs w:val="20"/>
-        </w:rPr>
-        <w:t xml:space="preserve"> estratégica </w:t>
-      </w:r>
-      <w:proofErr w:type="spellStart"/>
-      <w:r>
-        <w:rPr>
-          <w:sz w:val="20"/>
-          <w:szCs w:val="20"/>
-        </w:rPr>
-        <w:t>del</w:t>
-      </w:r>
-      <w:proofErr w:type="spellEnd"/>
-      <w:r>
-        <w:rPr>
-          <w:sz w:val="20"/>
-          <w:szCs w:val="20"/>
-        </w:rPr>
-        <w:t xml:space="preserve"> </w:t>
-      </w:r>
-      <w:proofErr w:type="spellStart"/>
-      <w:r>
-        <w:rPr>
-          <w:sz w:val="20"/>
-          <w:szCs w:val="20"/>
-        </w:rPr>
-        <w:t>producto</w:t>
-      </w:r>
-      <w:proofErr w:type="spellEnd"/>
+      <w:r>
+        <w:rPr>
+          <w:sz w:val="20"/>
+          <w:szCs w:val="20"/>
+        </w:rPr>
+        <w:t>Actué como puente técnico entre el desarrollo y los stakeholders, validando reglas de negocio y refinando la visión estratégica del producto</w:t>
+      </w:r>
       <w:r>
         <w:rPr>
           <w:sz w:val="20"/>
@@ -3397,23 +1101,13 @@
         </w:rPr>
         <w:t xml:space="preserve">(12/2022 – 02/2023) </w:t>
       </w:r>
-      <w:proofErr w:type="spellStart"/>
       <w:r>
         <w:rPr>
           <w:b/>
           <w:bCs/>
           <w:lang w:val="en-US"/>
         </w:rPr>
-        <w:t>Desarrollador</w:t>
-      </w:r>
-      <w:proofErr w:type="spellEnd"/>
-      <w:r>
-        <w:rPr>
-          <w:b/>
-          <w:bCs/>
-          <w:lang w:val="en-US"/>
-        </w:rPr>
-        <w:t xml:space="preserve"> </w:t>
+        <w:t xml:space="preserve">Desarrollador </w:t>
       </w:r>
       <w:r>
         <w:rPr>
@@ -3469,19 +1163,11 @@
       </w:r>
       <w:bookmarkStart w:id="5" w:name="_6id1kan1kqkt" w:colFirst="0" w:colLast="0"/>
       <w:bookmarkEnd w:id="5"/>
-      <w:proofErr w:type="spellStart"/>
       <w:r>
         <w:rPr>
           <w:lang w:val="en-US"/>
         </w:rPr>
-        <w:t>remoto</w:t>
-      </w:r>
-      <w:proofErr w:type="spellEnd"/>
-      <w:r>
-        <w:rPr>
-          <w:lang w:val="en-US"/>
-        </w:rPr>
-        <w:t>.</w:t>
+        <w:t>remoto.</w:t>
       </w:r>
     </w:p>
     <w:bookmarkEnd w:id="4"/>
@@ -3493,31 +1179,20 @@
           <w:szCs w:val="18"/>
         </w:rPr>
       </w:pPr>
-      <w:proofErr w:type="spellStart"/>
-      <w:r>
-        <w:rPr>
-          <w:sz w:val="20"/>
-          <w:szCs w:val="20"/>
-        </w:rPr>
-        <w:t>Trabajé</w:t>
-      </w:r>
-      <w:proofErr w:type="spellEnd"/>
-      <w:r>
-        <w:rPr>
-          <w:sz w:val="20"/>
-          <w:szCs w:val="20"/>
-        </w:rPr>
-        <w:t xml:space="preserve"> en </w:t>
-      </w:r>
-      <w:proofErr w:type="spellStart"/>
-      <w:r>
-        <w:rPr>
-          <w:sz w:val="20"/>
-          <w:szCs w:val="20"/>
-        </w:rPr>
-        <w:t>la</w:t>
-      </w:r>
-      <w:proofErr w:type="spellEnd"/>
+      <w:r>
+        <w:rPr>
+          <w:sz w:val="20"/>
+          <w:szCs w:val="20"/>
+        </w:rPr>
+        <w:t>Trabajé en la modernización del sistema legado de la empresa, ejecutando la migración de bases de código al framework Angular</w:t>
+      </w:r>
+      <w:r>
+        <w:rPr>
+          <w:sz w:val="20"/>
+          <w:szCs w:val="20"/>
+        </w:rPr>
+        <w:t>.</w:t>
+      </w:r>
       <w:r>
         <w:rPr>
           <w:sz w:val="20"/>
@@ -3525,381 +1200,13 @@
         </w:rPr>
         <w:t xml:space="preserve"> </w:t>
       </w:r>
-      <w:proofErr w:type="spellStart"/>
-      <w:r>
-        <w:rPr>
-          <w:sz w:val="20"/>
-          <w:szCs w:val="20"/>
-        </w:rPr>
-        <w:t>modernización</w:t>
-      </w:r>
-      <w:proofErr w:type="spellEnd"/>
-      <w:r>
-        <w:rPr>
-          <w:sz w:val="20"/>
-          <w:szCs w:val="20"/>
-        </w:rPr>
-        <w:t xml:space="preserve"> </w:t>
-      </w:r>
-      <w:proofErr w:type="spellStart"/>
-      <w:r>
-        <w:rPr>
-          <w:sz w:val="20"/>
-          <w:szCs w:val="20"/>
-        </w:rPr>
-        <w:t>del</w:t>
-      </w:r>
-      <w:proofErr w:type="spellEnd"/>
-      <w:r>
-        <w:rPr>
-          <w:sz w:val="20"/>
-          <w:szCs w:val="20"/>
-        </w:rPr>
-        <w:t xml:space="preserve"> sistema legado de </w:t>
-      </w:r>
-      <w:proofErr w:type="spellStart"/>
-      <w:r>
-        <w:rPr>
-          <w:sz w:val="20"/>
-          <w:szCs w:val="20"/>
-        </w:rPr>
-        <w:t>la</w:t>
-      </w:r>
-      <w:proofErr w:type="spellEnd"/>
-      <w:r>
-        <w:rPr>
-          <w:sz w:val="20"/>
-          <w:szCs w:val="20"/>
-        </w:rPr>
-        <w:t xml:space="preserve"> empresa, </w:t>
-      </w:r>
-      <w:proofErr w:type="spellStart"/>
-      <w:r>
-        <w:rPr>
-          <w:sz w:val="20"/>
-          <w:szCs w:val="20"/>
-        </w:rPr>
-        <w:t>ejecutando</w:t>
-      </w:r>
-      <w:proofErr w:type="spellEnd"/>
-      <w:r>
-        <w:rPr>
-          <w:sz w:val="20"/>
-          <w:szCs w:val="20"/>
-        </w:rPr>
-        <w:t xml:space="preserve"> </w:t>
-      </w:r>
-      <w:proofErr w:type="spellStart"/>
-      <w:r>
-        <w:rPr>
-          <w:sz w:val="20"/>
-          <w:szCs w:val="20"/>
-        </w:rPr>
-        <w:t>la</w:t>
-      </w:r>
-      <w:proofErr w:type="spellEnd"/>
-      <w:r>
-        <w:rPr>
-          <w:sz w:val="20"/>
-          <w:szCs w:val="20"/>
-        </w:rPr>
-        <w:t xml:space="preserve"> </w:t>
-      </w:r>
-      <w:proofErr w:type="spellStart"/>
-      <w:r>
-        <w:rPr>
-          <w:sz w:val="20"/>
-          <w:szCs w:val="20"/>
-        </w:rPr>
-        <w:t>migración</w:t>
-      </w:r>
-      <w:proofErr w:type="spellEnd"/>
-      <w:r>
-        <w:rPr>
-          <w:sz w:val="20"/>
-          <w:szCs w:val="20"/>
-        </w:rPr>
-        <w:t xml:space="preserve"> de bases de código al framework Angular</w:t>
-      </w:r>
-      <w:r>
-        <w:rPr>
-          <w:sz w:val="20"/>
-          <w:szCs w:val="20"/>
-        </w:rPr>
-        <w:t>.</w:t>
-      </w:r>
-      <w:r>
-        <w:rPr>
-          <w:sz w:val="20"/>
-          <w:szCs w:val="20"/>
-        </w:rPr>
-        <w:t xml:space="preserve"> </w:t>
-      </w:r>
-      <w:proofErr w:type="spellStart"/>
-      <w:r>
-        <w:rPr>
-          <w:sz w:val="20"/>
-          <w:szCs w:val="20"/>
-        </w:rPr>
-        <w:t>Realicé</w:t>
-      </w:r>
-      <w:proofErr w:type="spellEnd"/>
-      <w:r>
-        <w:rPr>
-          <w:sz w:val="20"/>
-          <w:szCs w:val="20"/>
-        </w:rPr>
-        <w:t xml:space="preserve"> </w:t>
-      </w:r>
-      <w:proofErr w:type="spellStart"/>
-      <w:r>
-        <w:rPr>
-          <w:sz w:val="20"/>
-          <w:szCs w:val="20"/>
-        </w:rPr>
-        <w:t>la</w:t>
-      </w:r>
-      <w:proofErr w:type="spellEnd"/>
-      <w:r>
-        <w:rPr>
-          <w:sz w:val="20"/>
-          <w:szCs w:val="20"/>
-        </w:rPr>
-        <w:t xml:space="preserve"> </w:t>
-      </w:r>
-      <w:proofErr w:type="spellStart"/>
-      <w:r>
-        <w:rPr>
-          <w:sz w:val="20"/>
-          <w:szCs w:val="20"/>
-        </w:rPr>
-        <w:t>integración</w:t>
-      </w:r>
-      <w:proofErr w:type="spellEnd"/>
-      <w:r>
-        <w:rPr>
-          <w:sz w:val="20"/>
-          <w:szCs w:val="20"/>
-        </w:rPr>
-        <w:t xml:space="preserve"> continua </w:t>
-      </w:r>
-      <w:proofErr w:type="spellStart"/>
-      <w:r>
-        <w:rPr>
-          <w:sz w:val="20"/>
-          <w:szCs w:val="20"/>
-        </w:rPr>
-        <w:t>del</w:t>
-      </w:r>
-      <w:proofErr w:type="spellEnd"/>
-      <w:r>
-        <w:rPr>
-          <w:sz w:val="20"/>
-          <w:szCs w:val="20"/>
-        </w:rPr>
-        <w:t xml:space="preserve"> </w:t>
-      </w:r>
-      <w:proofErr w:type="spellStart"/>
-      <w:r>
-        <w:rPr>
-          <w:sz w:val="20"/>
-          <w:szCs w:val="20"/>
-        </w:rPr>
-        <w:t>nuevo</w:t>
-      </w:r>
-      <w:proofErr w:type="spellEnd"/>
-      <w:r>
-        <w:rPr>
-          <w:sz w:val="20"/>
-          <w:szCs w:val="20"/>
-        </w:rPr>
-        <w:t xml:space="preserve"> front-end </w:t>
-      </w:r>
-      <w:proofErr w:type="spellStart"/>
-      <w:r>
-        <w:rPr>
-          <w:sz w:val="20"/>
-          <w:szCs w:val="20"/>
-        </w:rPr>
-        <w:t>con</w:t>
-      </w:r>
-      <w:proofErr w:type="spellEnd"/>
-      <w:r>
-        <w:rPr>
-          <w:sz w:val="20"/>
-          <w:szCs w:val="20"/>
-        </w:rPr>
-        <w:t xml:space="preserve"> </w:t>
-      </w:r>
-      <w:proofErr w:type="spellStart"/>
-      <w:r>
-        <w:rPr>
-          <w:sz w:val="20"/>
-          <w:szCs w:val="20"/>
-        </w:rPr>
-        <w:t>el</w:t>
-      </w:r>
-      <w:proofErr w:type="spellEnd"/>
-      <w:r>
-        <w:rPr>
-          <w:sz w:val="20"/>
-          <w:szCs w:val="20"/>
-        </w:rPr>
-        <w:t xml:space="preserve"> back-end </w:t>
-      </w:r>
-      <w:proofErr w:type="spellStart"/>
-      <w:r>
-        <w:rPr>
-          <w:sz w:val="20"/>
-          <w:szCs w:val="20"/>
-        </w:rPr>
-        <w:t>estructurado</w:t>
-      </w:r>
-      <w:proofErr w:type="spellEnd"/>
-      <w:r>
-        <w:rPr>
-          <w:sz w:val="20"/>
-          <w:szCs w:val="20"/>
-        </w:rPr>
-        <w:t xml:space="preserve"> en Five-Win, </w:t>
-      </w:r>
-      <w:proofErr w:type="spellStart"/>
-      <w:r>
-        <w:rPr>
-          <w:sz w:val="20"/>
-          <w:szCs w:val="20"/>
-        </w:rPr>
-        <w:t>garantizando</w:t>
-      </w:r>
-      <w:proofErr w:type="spellEnd"/>
-      <w:r>
-        <w:rPr>
-          <w:sz w:val="20"/>
-          <w:szCs w:val="20"/>
-        </w:rPr>
-        <w:t xml:space="preserve"> </w:t>
-      </w:r>
-      <w:proofErr w:type="spellStart"/>
-      <w:r>
-        <w:rPr>
-          <w:sz w:val="20"/>
-          <w:szCs w:val="20"/>
-        </w:rPr>
-        <w:t>la</w:t>
-      </w:r>
-      <w:proofErr w:type="spellEnd"/>
-      <w:r>
-        <w:rPr>
-          <w:sz w:val="20"/>
-          <w:szCs w:val="20"/>
-        </w:rPr>
-        <w:t xml:space="preserve"> </w:t>
-      </w:r>
-      <w:proofErr w:type="spellStart"/>
-      <w:r>
-        <w:rPr>
-          <w:sz w:val="20"/>
-          <w:szCs w:val="20"/>
-        </w:rPr>
-        <w:t>integridad</w:t>
-      </w:r>
-      <w:proofErr w:type="spellEnd"/>
-      <w:r>
-        <w:rPr>
-          <w:sz w:val="20"/>
-          <w:szCs w:val="20"/>
-        </w:rPr>
-        <w:t xml:space="preserve"> de </w:t>
-      </w:r>
-      <w:proofErr w:type="spellStart"/>
-      <w:r>
-        <w:rPr>
-          <w:sz w:val="20"/>
-          <w:szCs w:val="20"/>
-        </w:rPr>
-        <w:t>los</w:t>
-      </w:r>
-      <w:proofErr w:type="spellEnd"/>
-      <w:r>
-        <w:rPr>
-          <w:sz w:val="20"/>
-          <w:szCs w:val="20"/>
-        </w:rPr>
-        <w:t xml:space="preserve"> </w:t>
-      </w:r>
-      <w:proofErr w:type="spellStart"/>
-      <w:r>
-        <w:rPr>
-          <w:sz w:val="20"/>
-          <w:szCs w:val="20"/>
-        </w:rPr>
-        <w:t>datos</w:t>
-      </w:r>
-      <w:proofErr w:type="spellEnd"/>
-      <w:r>
-        <w:rPr>
-          <w:sz w:val="20"/>
-          <w:szCs w:val="20"/>
-        </w:rPr>
-        <w:t xml:space="preserve"> y </w:t>
-      </w:r>
-      <w:proofErr w:type="spellStart"/>
-      <w:r>
-        <w:rPr>
-          <w:sz w:val="20"/>
-          <w:szCs w:val="20"/>
-        </w:rPr>
-        <w:t>la</w:t>
-      </w:r>
-      <w:proofErr w:type="spellEnd"/>
-      <w:r>
-        <w:rPr>
-          <w:sz w:val="20"/>
-          <w:szCs w:val="20"/>
-        </w:rPr>
-        <w:t xml:space="preserve"> </w:t>
-      </w:r>
-      <w:proofErr w:type="spellStart"/>
-      <w:r>
-        <w:rPr>
-          <w:sz w:val="20"/>
-          <w:szCs w:val="20"/>
-        </w:rPr>
-        <w:t>estabilidad</w:t>
-      </w:r>
-      <w:proofErr w:type="spellEnd"/>
-      <w:r>
-        <w:rPr>
-          <w:sz w:val="20"/>
-          <w:szCs w:val="20"/>
-        </w:rPr>
-        <w:t xml:space="preserve"> de </w:t>
-      </w:r>
-      <w:proofErr w:type="spellStart"/>
-      <w:r>
-        <w:rPr>
-          <w:sz w:val="20"/>
-          <w:szCs w:val="20"/>
-        </w:rPr>
-        <w:t>la</w:t>
-      </w:r>
-      <w:proofErr w:type="spellEnd"/>
-      <w:r>
-        <w:rPr>
-          <w:sz w:val="20"/>
-          <w:szCs w:val="20"/>
-        </w:rPr>
-        <w:t xml:space="preserve"> </w:t>
-      </w:r>
-      <w:proofErr w:type="spellStart"/>
-      <w:r>
-        <w:rPr>
-          <w:sz w:val="20"/>
-          <w:szCs w:val="20"/>
-        </w:rPr>
-        <w:t>aplicación</w:t>
-      </w:r>
-      <w:proofErr w:type="spellEnd"/>
+      <w:r>
+        <w:rPr>
+          <w:sz w:val="20"/>
+          <w:szCs w:val="20"/>
+        </w:rPr>
+        <w:t>Realicé la integración continua del nuevo front-end con el back-end estructurado en Five-Win, garantizando la integridad de los datos y la estabilidad de la aplicación</w:t>
+      </w:r>
       <w:r>
         <w:rPr>
           <w:sz w:val="20"/>
@@ -3922,7 +1229,6 @@
           <w:u w:val="single"/>
         </w:rPr>
       </w:pPr>
-      <w:proofErr w:type="spellStart"/>
       <w:r>
         <w:rPr>
           <w:b/>
@@ -3931,9 +1237,8 @@
           <w:szCs w:val="32"/>
         </w:rPr>
         <w:lastRenderedPageBreak/>
-        <w:t>Proyectos</w:t>
-      </w:r>
-      <w:proofErr w:type="spellEnd"/>
+        <w:t xml:space="preserve">Proyectos Destacados </w:t>
+      </w:r>
       <w:r>
         <w:rPr>
           <w:b/>
@@ -3941,7 +1246,7 @@
           <w:sz w:val="32"/>
           <w:szCs w:val="32"/>
         </w:rPr>
-        <w:t xml:space="preserve"> Destacados</w:t>
+        <w:t>(GitHub</w:t>
       </w:r>
       <w:r>
         <w:rPr>
@@ -3950,7 +1255,7 @@
           <w:sz w:val="32"/>
           <w:szCs w:val="32"/>
         </w:rPr>
-        <w:t xml:space="preserve"> </w:t>
+        <w:t xml:space="preserve"> y </w:t>
       </w:r>
       <w:r>
         <w:rPr>
@@ -3959,7 +1264,7 @@
           <w:sz w:val="32"/>
           <w:szCs w:val="32"/>
         </w:rPr>
-        <w:t>(GitHub</w:t>
+        <w:t>Estudio autodidacta</w:t>
       </w:r>
       <w:r>
         <w:rPr>
@@ -3993,7 +1298,7 @@
           <w:b/>
           <w:bCs/>
         </w:rPr>
-        <w:t>Discord Clone &amp; Real-time SPA</w:t>
+        <w:t>Proyectos de Práctica y Actualización Técnica (Angular)</w:t>
       </w:r>
     </w:p>
     <w:p>
@@ -4004,127 +1309,13 @@
           <w:szCs w:val="20"/>
         </w:rPr>
       </w:pPr>
-      <w:proofErr w:type="spellStart"/>
-      <w:r>
-        <w:rPr>
-          <w:sz w:val="20"/>
-          <w:szCs w:val="20"/>
-        </w:rPr>
-        <w:t>Desarrollo</w:t>
-      </w:r>
-      <w:proofErr w:type="spellEnd"/>
-      <w:r>
-        <w:rPr>
-          <w:sz w:val="20"/>
-          <w:szCs w:val="20"/>
-        </w:rPr>
-        <w:t xml:space="preserve"> de una </w:t>
-      </w:r>
-      <w:proofErr w:type="spellStart"/>
-      <w:r>
-        <w:rPr>
-          <w:sz w:val="20"/>
-          <w:szCs w:val="20"/>
-        </w:rPr>
-        <w:t>aplicación</w:t>
-      </w:r>
-      <w:proofErr w:type="spellEnd"/>
-      <w:r>
-        <w:rPr>
-          <w:sz w:val="20"/>
-          <w:szCs w:val="20"/>
-        </w:rPr>
-        <w:t xml:space="preserve"> de alta </w:t>
-      </w:r>
-      <w:proofErr w:type="spellStart"/>
-      <w:r>
-        <w:rPr>
-          <w:sz w:val="20"/>
-          <w:szCs w:val="20"/>
-        </w:rPr>
-        <w:t>complejidad</w:t>
-      </w:r>
-      <w:proofErr w:type="spellEnd"/>
-      <w:r>
-        <w:rPr>
-          <w:sz w:val="20"/>
-          <w:szCs w:val="20"/>
-        </w:rPr>
-        <w:t xml:space="preserve"> utilizando React y Typescript, enfocada en interfaces responsivas y </w:t>
-      </w:r>
-      <w:proofErr w:type="spellStart"/>
-      <w:r>
-        <w:rPr>
-          <w:sz w:val="20"/>
-          <w:szCs w:val="20"/>
-        </w:rPr>
-        <w:t>gestión</w:t>
-      </w:r>
-      <w:proofErr w:type="spellEnd"/>
-      <w:r>
-        <w:rPr>
-          <w:sz w:val="20"/>
-          <w:szCs w:val="20"/>
-        </w:rPr>
-        <w:t xml:space="preserve"> de estado </w:t>
-      </w:r>
-      <w:proofErr w:type="spellStart"/>
-      <w:r>
-        <w:rPr>
-          <w:sz w:val="20"/>
-          <w:szCs w:val="20"/>
-        </w:rPr>
-        <w:t>avanzado</w:t>
-      </w:r>
-      <w:proofErr w:type="spellEnd"/>
-      <w:r>
-        <w:rPr>
-          <w:sz w:val="20"/>
-          <w:szCs w:val="20"/>
-        </w:rPr>
-        <w:t xml:space="preserve">. </w:t>
-      </w:r>
-      <w:proofErr w:type="spellStart"/>
-      <w:r>
-        <w:rPr>
-          <w:sz w:val="20"/>
-          <w:szCs w:val="20"/>
-        </w:rPr>
-        <w:t>Implementación</w:t>
-      </w:r>
-      <w:proofErr w:type="spellEnd"/>
-      <w:r>
-        <w:rPr>
-          <w:sz w:val="20"/>
-          <w:szCs w:val="20"/>
-        </w:rPr>
-        <w:t xml:space="preserve"> de componentes </w:t>
-      </w:r>
-      <w:proofErr w:type="spellStart"/>
-      <w:r>
-        <w:rPr>
-          <w:sz w:val="20"/>
-          <w:szCs w:val="20"/>
-        </w:rPr>
-        <w:t>reutilizables</w:t>
-      </w:r>
-      <w:proofErr w:type="spellEnd"/>
-      <w:r>
-        <w:rPr>
-          <w:sz w:val="20"/>
-          <w:szCs w:val="20"/>
-        </w:rPr>
-        <w:t xml:space="preserve"> y consumo de APIs </w:t>
-      </w:r>
-      <w:proofErr w:type="spellStart"/>
-      <w:r>
-        <w:rPr>
-          <w:sz w:val="20"/>
-          <w:szCs w:val="20"/>
-        </w:rPr>
-        <w:t>siguiendo</w:t>
-      </w:r>
-      <w:proofErr w:type="spellEnd"/>
+      <w:r>
+        <w:rPr>
+          <w:sz w:val="20"/>
+          <w:szCs w:val="20"/>
+        </w:rPr>
+        <w:t>Desarrollo de aplicaciones de pequeña escala y componentes experimentales enfocados en la práctica de las versiones más recientes de Angular (v14+).</w:t>
+      </w:r>
       <w:r>
         <w:rPr>
           <w:sz w:val="20"/>
@@ -4132,21 +1323,12 @@
         </w:rPr>
         <w:t xml:space="preserve"> </w:t>
       </w:r>
-      <w:proofErr w:type="spellStart"/>
-      <w:r>
-        <w:rPr>
-          <w:sz w:val="20"/>
-          <w:szCs w:val="20"/>
-        </w:rPr>
-        <w:t>principios</w:t>
-      </w:r>
-      <w:proofErr w:type="spellEnd"/>
-      <w:r>
-        <w:rPr>
-          <w:sz w:val="20"/>
-          <w:szCs w:val="20"/>
-        </w:rPr>
-        <w:t xml:space="preserve"> de Clean Architecture</w:t>
+      <w:r>
+        <w:rPr>
+          <w:sz w:val="20"/>
+          <w:szCs w:val="20"/>
+        </w:rPr>
+        <w:t>Consolidación de conceptos de arquitectura modular y consumo de APIs mediante estudio autodidacta y tutoriales técnicos</w:t>
       </w:r>
       <w:r>
         <w:rPr>
@@ -4158,13 +1340,65 @@
     </w:p>
     <w:p>
       <w:pPr>
+        <w:spacing w:before="240" w:after="0" w:line="276" w:lineRule="auto"/>
+        <w:rPr>
+          <w:b/>
+          <w:bCs/>
+        </w:rPr>
+      </w:pPr>
+      <w:r>
+        <w:rPr>
+          <w:b/>
+          <w:bCs/>
+        </w:rPr>
+        <w:t>Discord Clone &amp; Real-time SPA</w:t>
+      </w:r>
+    </w:p>
+    <w:p>
+      <w:pPr>
         <w:spacing w:after="0" w:line="276" w:lineRule="auto"/>
         <w:rPr>
           <w:sz w:val="20"/>
           <w:szCs w:val="20"/>
         </w:rPr>
       </w:pPr>
-      <w:proofErr w:type="spellStart"/>
+      <w:r>
+        <w:rPr>
+          <w:sz w:val="20"/>
+          <w:szCs w:val="20"/>
+        </w:rPr>
+        <w:t>Desarrollo de una aplicación de alta complejidad utilizando React y Typescript, enfocada en interfaces responsivas y gestión de estado avanzado</w:t>
+      </w:r>
+      <w:r>
+        <w:rPr>
+          <w:sz w:val="20"/>
+          <w:szCs w:val="20"/>
+        </w:rPr>
+        <w:t xml:space="preserve">. </w:t>
+      </w:r>
+      <w:r>
+        <w:rPr>
+          <w:sz w:val="20"/>
+          <w:szCs w:val="20"/>
+        </w:rPr>
+        <w:t>Implementación de componentes reutilizables y consumo de APIs siguiendo principios de Clean Architecture</w:t>
+      </w:r>
+      <w:r>
+        <w:rPr>
+          <w:sz w:val="20"/>
+          <w:szCs w:val="20"/>
+        </w:rPr>
+        <w:t>.</w:t>
+      </w:r>
+    </w:p>
+    <w:p>
+      <w:pPr>
+        <w:spacing w:after="0" w:line="276" w:lineRule="auto"/>
+        <w:rPr>
+          <w:sz w:val="20"/>
+          <w:szCs w:val="20"/>
+        </w:rPr>
+      </w:pPr>
       <w:r>
         <w:rPr>
           <w:sz w:val="20"/>
@@ -4172,7 +1406,6 @@
         </w:rPr>
         <w:t>Repositorio</w:t>
       </w:r>
-      <w:proofErr w:type="spellEnd"/>
       <w:r>
         <w:rPr>
           <w:sz w:val="20"/>
@@ -4187,25 +1420,7 @@
             <w:sz w:val="20"/>
             <w:szCs w:val="20"/>
           </w:rPr>
-          <w:t>huannvictor/</w:t>
-        </w:r>
-        <w:proofErr w:type="spellStart"/>
-        <w:r>
-          <w:rPr>
-            <w:rStyle w:val="Hyperlink"/>
-            <w:sz w:val="20"/>
-            <w:szCs w:val="20"/>
-          </w:rPr>
-          <w:t>discord</w:t>
-        </w:r>
-        <w:proofErr w:type="spellEnd"/>
-        <w:r>
-          <w:rPr>
-            <w:rStyle w:val="Hyperlink"/>
-            <w:sz w:val="20"/>
-            <w:szCs w:val="20"/>
-          </w:rPr>
-          <w:t>-clone</w:t>
+          <w:t>huannvictor/discord-clone</w:t>
         </w:r>
       </w:hyperlink>
     </w:p>
@@ -4222,25 +1437,8 @@
           <w:b/>
           <w:bCs/>
         </w:rPr>
-        <w:t xml:space="preserve">Template </w:t>
-      </w:r>
-      <w:proofErr w:type="spellStart"/>
-      <w:r>
-        <w:rPr>
-          <w:b/>
-          <w:bCs/>
-        </w:rPr>
-        <w:t>Micro-SaaS</w:t>
-      </w:r>
-      <w:proofErr w:type="spellEnd"/>
-      <w:r>
-        <w:rPr>
-          <w:b/>
-          <w:bCs/>
-        </w:rPr>
-        <w:t xml:space="preserve"> &amp; </w:t>
-      </w:r>
-      <w:proofErr w:type="spellStart"/>
+        <w:t xml:space="preserve">Template Micro-SaaS &amp; </w:t>
+      </w:r>
       <w:r>
         <w:rPr>
           <w:b/>
@@ -4248,7 +1446,6 @@
         </w:rPr>
         <w:t>Estructura</w:t>
       </w:r>
-      <w:proofErr w:type="spellEnd"/>
       <w:r>
         <w:rPr>
           <w:b/>
@@ -4279,95 +1476,13 @@
           <w:szCs w:val="20"/>
         </w:rPr>
       </w:pPr>
-      <w:proofErr w:type="spellStart"/>
-      <w:r>
-        <w:rPr>
-          <w:sz w:val="20"/>
-          <w:szCs w:val="20"/>
-        </w:rPr>
-        <w:t>Creación</w:t>
-      </w:r>
-      <w:proofErr w:type="spellEnd"/>
-      <w:r>
-        <w:rPr>
-          <w:sz w:val="20"/>
-          <w:szCs w:val="20"/>
-        </w:rPr>
-        <w:t xml:space="preserve"> de una </w:t>
-      </w:r>
-      <w:proofErr w:type="spellStart"/>
-      <w:r>
-        <w:rPr>
-          <w:sz w:val="20"/>
-          <w:szCs w:val="20"/>
-        </w:rPr>
-        <w:t>arquitectura</w:t>
-      </w:r>
-      <w:proofErr w:type="spellEnd"/>
-      <w:r>
-        <w:rPr>
-          <w:sz w:val="20"/>
-          <w:szCs w:val="20"/>
-        </w:rPr>
-        <w:t xml:space="preserve"> robusta para APIs utilizando Node.js y Typescript, </w:t>
-      </w:r>
-      <w:proofErr w:type="spellStart"/>
-      <w:r>
-        <w:rPr>
-          <w:sz w:val="20"/>
-          <w:szCs w:val="20"/>
-        </w:rPr>
-        <w:t>con</w:t>
-      </w:r>
-      <w:proofErr w:type="spellEnd"/>
-      <w:r>
-        <w:rPr>
-          <w:sz w:val="20"/>
-          <w:szCs w:val="20"/>
-        </w:rPr>
-        <w:t xml:space="preserve"> enfoque en </w:t>
-      </w:r>
-      <w:proofErr w:type="spellStart"/>
-      <w:r>
-        <w:rPr>
-          <w:sz w:val="20"/>
-          <w:szCs w:val="20"/>
-        </w:rPr>
-        <w:t>modularidad</w:t>
-      </w:r>
-      <w:proofErr w:type="spellEnd"/>
-      <w:r>
-        <w:rPr>
-          <w:sz w:val="20"/>
-          <w:szCs w:val="20"/>
-        </w:rPr>
-        <w:t xml:space="preserve"> y </w:t>
-      </w:r>
-      <w:proofErr w:type="spellStart"/>
-      <w:r>
-        <w:rPr>
-          <w:sz w:val="20"/>
-          <w:szCs w:val="20"/>
-        </w:rPr>
-        <w:t>facilidad</w:t>
-      </w:r>
-      <w:proofErr w:type="spellEnd"/>
-      <w:r>
-        <w:rPr>
-          <w:sz w:val="20"/>
-          <w:szCs w:val="20"/>
-        </w:rPr>
-        <w:t xml:space="preserve"> de </w:t>
-      </w:r>
-      <w:proofErr w:type="spellStart"/>
-      <w:r>
-        <w:rPr>
-          <w:sz w:val="20"/>
-          <w:szCs w:val="20"/>
-        </w:rPr>
-        <w:t>mantenimiento</w:t>
-      </w:r>
-      <w:proofErr w:type="spellEnd"/>
+      <w:r>
+        <w:rPr>
+          <w:sz w:val="20"/>
+          <w:szCs w:val="20"/>
+        </w:rPr>
+        <w:t>Creación de una arquitectura robusta para APIs utilizando Node.js y Typescript, con enfoque en modularidad y facilidad de mantenimiento</w:t>
+      </w:r>
       <w:r>
         <w:rPr>
           <w:sz w:val="20"/>
@@ -4380,71 +1495,7 @@
           <w:sz w:val="20"/>
           <w:szCs w:val="20"/>
         </w:rPr>
-        <w:t xml:space="preserve">Uso de PostgreSQL y </w:t>
-      </w:r>
-      <w:proofErr w:type="spellStart"/>
-      <w:r>
-        <w:rPr>
-          <w:sz w:val="20"/>
-          <w:szCs w:val="20"/>
-        </w:rPr>
-        <w:t>ORMs</w:t>
-      </w:r>
-      <w:proofErr w:type="spellEnd"/>
-      <w:r>
-        <w:rPr>
-          <w:sz w:val="20"/>
-          <w:szCs w:val="20"/>
-        </w:rPr>
-        <w:t xml:space="preserve"> (Prisma/</w:t>
-      </w:r>
-      <w:proofErr w:type="spellStart"/>
-      <w:r>
-        <w:rPr>
-          <w:sz w:val="20"/>
-          <w:szCs w:val="20"/>
-        </w:rPr>
-        <w:t>Drizzle</w:t>
-      </w:r>
-      <w:proofErr w:type="spellEnd"/>
-      <w:r>
-        <w:rPr>
-          <w:sz w:val="20"/>
-          <w:szCs w:val="20"/>
-        </w:rPr>
-        <w:t xml:space="preserve">) para modelado de </w:t>
-      </w:r>
-      <w:proofErr w:type="spellStart"/>
-      <w:r>
-        <w:rPr>
-          <w:sz w:val="20"/>
-          <w:szCs w:val="20"/>
-        </w:rPr>
-        <w:t>datos</w:t>
-      </w:r>
-      <w:proofErr w:type="spellEnd"/>
-      <w:r>
-        <w:rPr>
-          <w:sz w:val="20"/>
-          <w:szCs w:val="20"/>
-        </w:rPr>
-        <w:t xml:space="preserve"> relacional y </w:t>
-      </w:r>
-      <w:proofErr w:type="spellStart"/>
-      <w:r>
-        <w:rPr>
-          <w:sz w:val="20"/>
-          <w:szCs w:val="20"/>
-        </w:rPr>
-        <w:t>persistencia</w:t>
-      </w:r>
-      <w:proofErr w:type="spellEnd"/>
-      <w:r>
-        <w:rPr>
-          <w:sz w:val="20"/>
-          <w:szCs w:val="20"/>
-        </w:rPr>
-        <w:t xml:space="preserve"> segura</w:t>
+        <w:t>Uso de PostgreSQL y ORMs (Prisma/Drizzle) para modelado de datos relacional y persistencia segura</w:t>
       </w:r>
       <w:r>
         <w:rPr>
@@ -4462,7 +1513,6 @@
           <w:szCs w:val="20"/>
         </w:rPr>
       </w:pPr>
-      <w:proofErr w:type="spellStart"/>
       <w:r>
         <w:rPr>
           <w:sz w:val="20"/>
@@ -4470,7 +1520,6 @@
         </w:rPr>
         <w:t>Repositorio</w:t>
       </w:r>
-      <w:proofErr w:type="spellEnd"/>
       <w:r>
         <w:rPr>
           <w:sz w:val="20"/>
@@ -4485,18 +1534,8 @@
             <w:sz w:val="20"/>
             <w:szCs w:val="20"/>
           </w:rPr>
-          <w:t>huannvictor/template-</w:t>
+          <w:t>huannvictor/template-saas</w:t>
         </w:r>
-        <w:proofErr w:type="spellStart"/>
-        <w:r>
-          <w:rPr>
-            <w:rStyle w:val="Hyperlink"/>
-            <w:sz w:val="20"/>
-            <w:szCs w:val="20"/>
-          </w:rPr>
-          <w:t>saas</w:t>
-        </w:r>
-        <w:proofErr w:type="spellEnd"/>
       </w:hyperlink>
     </w:p>
     <w:p>
@@ -4514,21 +1553,12 @@
         </w:rPr>
         <w:t>Assistant List Flow (</w:t>
       </w:r>
-      <w:proofErr w:type="spellStart"/>
-      <w:r>
-        <w:rPr>
-          <w:b/>
-          <w:bCs/>
-        </w:rPr>
-        <w:t>Procesamiento</w:t>
-      </w:r>
-      <w:proofErr w:type="spellEnd"/>
-      <w:r>
-        <w:rPr>
-          <w:b/>
-          <w:bCs/>
-        </w:rPr>
-        <w:t xml:space="preserve"> Inteligente</w:t>
+      <w:r>
+        <w:rPr>
+          <w:b/>
+          <w:bCs/>
+        </w:rPr>
+        <w:t>Procesamiento Inteligente</w:t>
       </w:r>
       <w:r>
         <w:rPr>
@@ -4551,135 +1581,7 @@
           <w:sz w:val="20"/>
           <w:szCs w:val="20"/>
         </w:rPr>
-        <w:t xml:space="preserve">Sistema de </w:t>
-      </w:r>
-      <w:proofErr w:type="spellStart"/>
-      <w:r>
-        <w:rPr>
-          <w:sz w:val="20"/>
-          <w:szCs w:val="20"/>
-        </w:rPr>
-        <w:t>automatización</w:t>
-      </w:r>
-      <w:proofErr w:type="spellEnd"/>
-      <w:r>
-        <w:rPr>
-          <w:sz w:val="20"/>
-          <w:szCs w:val="20"/>
-        </w:rPr>
-        <w:t xml:space="preserve"> en Python para </w:t>
-      </w:r>
-      <w:proofErr w:type="spellStart"/>
-      <w:r>
-        <w:rPr>
-          <w:sz w:val="20"/>
-          <w:szCs w:val="20"/>
-        </w:rPr>
-        <w:t>la</w:t>
-      </w:r>
-      <w:proofErr w:type="spellEnd"/>
-      <w:r>
-        <w:rPr>
-          <w:sz w:val="20"/>
-          <w:szCs w:val="20"/>
-        </w:rPr>
-        <w:t xml:space="preserve"> </w:t>
-      </w:r>
-      <w:proofErr w:type="spellStart"/>
-      <w:r>
-        <w:rPr>
-          <w:sz w:val="20"/>
-          <w:szCs w:val="20"/>
-        </w:rPr>
-        <w:t>conversión</w:t>
-      </w:r>
-      <w:proofErr w:type="spellEnd"/>
-      <w:r>
-        <w:rPr>
-          <w:sz w:val="20"/>
-          <w:szCs w:val="20"/>
-        </w:rPr>
-        <w:t xml:space="preserve"> de documentos y </w:t>
-      </w:r>
-      <w:proofErr w:type="spellStart"/>
-      <w:r>
-        <w:rPr>
-          <w:sz w:val="20"/>
-          <w:szCs w:val="20"/>
-        </w:rPr>
-        <w:t>extracción</w:t>
-      </w:r>
-      <w:proofErr w:type="spellEnd"/>
-      <w:r>
-        <w:rPr>
-          <w:sz w:val="20"/>
-          <w:szCs w:val="20"/>
-        </w:rPr>
-        <w:t xml:space="preserve"> de </w:t>
-      </w:r>
-      <w:proofErr w:type="spellStart"/>
-      <w:r>
-        <w:rPr>
-          <w:sz w:val="20"/>
-          <w:szCs w:val="20"/>
-        </w:rPr>
-        <w:t>metadatos</w:t>
-      </w:r>
-      <w:proofErr w:type="spellEnd"/>
-      <w:r>
-        <w:rPr>
-          <w:sz w:val="20"/>
-          <w:szCs w:val="20"/>
-        </w:rPr>
-        <w:t xml:space="preserve">, integrando </w:t>
-      </w:r>
-      <w:proofErr w:type="spellStart"/>
-      <w:r>
-        <w:rPr>
-          <w:sz w:val="20"/>
-          <w:szCs w:val="20"/>
-        </w:rPr>
-        <w:t>flujos</w:t>
-      </w:r>
-      <w:proofErr w:type="spellEnd"/>
-      <w:r>
-        <w:rPr>
-          <w:sz w:val="20"/>
-          <w:szCs w:val="20"/>
-        </w:rPr>
-        <w:t xml:space="preserve"> de </w:t>
-      </w:r>
-      <w:proofErr w:type="spellStart"/>
-      <w:r>
-        <w:rPr>
-          <w:sz w:val="20"/>
-          <w:szCs w:val="20"/>
-        </w:rPr>
-        <w:t>trabajo</w:t>
-      </w:r>
-      <w:proofErr w:type="spellEnd"/>
-      <w:r>
-        <w:rPr>
-          <w:sz w:val="20"/>
-          <w:szCs w:val="20"/>
-        </w:rPr>
-        <w:t xml:space="preserve"> entre sistemas legados y </w:t>
-      </w:r>
-      <w:proofErr w:type="spellStart"/>
-      <w:r>
-        <w:rPr>
-          <w:sz w:val="20"/>
-          <w:szCs w:val="20"/>
-        </w:rPr>
-        <w:t>tecnologías</w:t>
-      </w:r>
-      <w:proofErr w:type="spellEnd"/>
-      <w:r>
-        <w:rPr>
-          <w:sz w:val="20"/>
-          <w:szCs w:val="20"/>
-        </w:rPr>
-        <w:t xml:space="preserve"> modernas</w:t>
+        <w:t>Sistema de automatización en Python para la conversión de documentos y extracción de metadatos, integrando flujos de trabajo entre sistemas legados y tecnologías modernas</w:t>
       </w:r>
       <w:r>
         <w:rPr>
@@ -4688,165 +1590,12 @@
         </w:rPr>
         <w:t xml:space="preserve">. </w:t>
       </w:r>
-      <w:proofErr w:type="spellStart"/>
-      <w:r>
-        <w:rPr>
-          <w:sz w:val="20"/>
-          <w:szCs w:val="20"/>
-        </w:rPr>
-        <w:t>Resultó</w:t>
-      </w:r>
-      <w:proofErr w:type="spellEnd"/>
-      <w:r>
-        <w:rPr>
-          <w:sz w:val="20"/>
-          <w:szCs w:val="20"/>
-        </w:rPr>
-        <w:t xml:space="preserve"> en una </w:t>
-      </w:r>
-      <w:proofErr w:type="spellStart"/>
-      <w:r>
-        <w:rPr>
-          <w:sz w:val="20"/>
-          <w:szCs w:val="20"/>
-        </w:rPr>
-        <w:t>optimización</w:t>
-      </w:r>
-      <w:proofErr w:type="spellEnd"/>
-      <w:r>
-        <w:rPr>
-          <w:sz w:val="20"/>
-          <w:szCs w:val="20"/>
-        </w:rPr>
-        <w:t xml:space="preserve"> drástica de </w:t>
-      </w:r>
-      <w:proofErr w:type="spellStart"/>
-      <w:r>
-        <w:rPr>
-          <w:sz w:val="20"/>
-          <w:szCs w:val="20"/>
-        </w:rPr>
-        <w:t>rendimiento</w:t>
-      </w:r>
-      <w:proofErr w:type="spellEnd"/>
-      <w:r>
-        <w:rPr>
-          <w:sz w:val="20"/>
-          <w:szCs w:val="20"/>
-        </w:rPr>
-        <w:t xml:space="preserve">, </w:t>
-      </w:r>
-      <w:proofErr w:type="spellStart"/>
-      <w:r>
-        <w:rPr>
-          <w:sz w:val="20"/>
-          <w:szCs w:val="20"/>
-        </w:rPr>
-        <w:t>reduciendo</w:t>
-      </w:r>
-      <w:proofErr w:type="spellEnd"/>
-      <w:r>
-        <w:rPr>
-          <w:sz w:val="20"/>
-          <w:szCs w:val="20"/>
-        </w:rPr>
-        <w:t xml:space="preserve"> </w:t>
-      </w:r>
-      <w:proofErr w:type="spellStart"/>
-      <w:r>
-        <w:rPr>
-          <w:sz w:val="20"/>
-          <w:szCs w:val="20"/>
-        </w:rPr>
-        <w:t>el</w:t>
-      </w:r>
-      <w:proofErr w:type="spellEnd"/>
-      <w:r>
-        <w:rPr>
-          <w:sz w:val="20"/>
-          <w:szCs w:val="20"/>
-        </w:rPr>
-        <w:t xml:space="preserve"> </w:t>
-      </w:r>
-      <w:proofErr w:type="spellStart"/>
-      <w:r>
-        <w:rPr>
-          <w:sz w:val="20"/>
-          <w:szCs w:val="20"/>
-        </w:rPr>
-        <w:t>tiempo</w:t>
-      </w:r>
-      <w:proofErr w:type="spellEnd"/>
-      <w:r>
-        <w:rPr>
-          <w:sz w:val="20"/>
-          <w:szCs w:val="20"/>
-        </w:rPr>
-        <w:t xml:space="preserve"> de </w:t>
-      </w:r>
-      <w:proofErr w:type="spellStart"/>
-      <w:r>
-        <w:rPr>
-          <w:sz w:val="20"/>
-          <w:szCs w:val="20"/>
-        </w:rPr>
-        <w:t>ejecución</w:t>
-      </w:r>
-      <w:proofErr w:type="spellEnd"/>
-      <w:r>
-        <w:rPr>
-          <w:sz w:val="20"/>
-          <w:szCs w:val="20"/>
-        </w:rPr>
-        <w:t xml:space="preserve"> de </w:t>
-      </w:r>
-      <w:proofErr w:type="spellStart"/>
-      <w:r>
-        <w:rPr>
-          <w:sz w:val="20"/>
-          <w:szCs w:val="20"/>
-        </w:rPr>
-        <w:t>tareas</w:t>
-      </w:r>
-      <w:proofErr w:type="spellEnd"/>
-      <w:r>
-        <w:rPr>
-          <w:sz w:val="20"/>
-          <w:szCs w:val="20"/>
-        </w:rPr>
-        <w:t xml:space="preserve"> </w:t>
-      </w:r>
-      <w:proofErr w:type="spellStart"/>
-      <w:r>
-        <w:rPr>
-          <w:sz w:val="20"/>
-          <w:szCs w:val="20"/>
-        </w:rPr>
-        <w:t>manuales</w:t>
-      </w:r>
-      <w:proofErr w:type="spellEnd"/>
-      <w:r>
-        <w:rPr>
-          <w:sz w:val="20"/>
-          <w:szCs w:val="20"/>
-        </w:rPr>
-        <w:t xml:space="preserve"> en más </w:t>
-      </w:r>
-      <w:proofErr w:type="spellStart"/>
-      <w:r>
-        <w:rPr>
-          <w:sz w:val="20"/>
-          <w:szCs w:val="20"/>
-        </w:rPr>
-        <w:t>del</w:t>
-      </w:r>
-      <w:proofErr w:type="spellEnd"/>
-      <w:r>
-        <w:rPr>
-          <w:sz w:val="20"/>
-          <w:szCs w:val="20"/>
-        </w:rPr>
-        <w:t xml:space="preserve"> 70%</w:t>
+      <w:r>
+        <w:rPr>
+          <w:sz w:val="20"/>
+          <w:szCs w:val="20"/>
+        </w:rPr>
+        <w:t>Resultó en una optimización drástica de rendimiento, reduciendo el tiempo de ejecución de tareas manuales en más del 70%</w:t>
       </w:r>
       <w:r>
         <w:rPr>
@@ -4864,7 +1613,6 @@
           <w:szCs w:val="20"/>
         </w:rPr>
       </w:pPr>
-      <w:proofErr w:type="spellStart"/>
       <w:r>
         <w:rPr>
           <w:sz w:val="20"/>
@@ -4872,7 +1620,6 @@
         </w:rPr>
         <w:t>Repositorio</w:t>
       </w:r>
-      <w:proofErr w:type="spellEnd"/>
       <w:r>
         <w:rPr>
           <w:sz w:val="20"/>
@@ -4887,18 +1634,8 @@
             <w:sz w:val="20"/>
             <w:szCs w:val="20"/>
           </w:rPr>
-          <w:t>huannvictor/</w:t>
+          <w:t>huannvictor/AssistantListFlow</w:t>
         </w:r>
-        <w:proofErr w:type="spellStart"/>
-        <w:r>
-          <w:rPr>
-            <w:rStyle w:val="Hyperlink"/>
-            <w:sz w:val="20"/>
-            <w:szCs w:val="20"/>
-          </w:rPr>
-          <w:t>AssistantListFlow</w:t>
-        </w:r>
-        <w:proofErr w:type="spellEnd"/>
       </w:hyperlink>
     </w:p>
     <w:p>
@@ -4911,37 +1648,12 @@
           <w:szCs w:val="24"/>
         </w:rPr>
       </w:pPr>
-      <w:proofErr w:type="spellStart"/>
-      <w:r>
-        <w:rPr>
-          <w:b/>
-          <w:bCs/>
-        </w:rPr>
-        <w:t>Suite</w:t>
-      </w:r>
-      <w:proofErr w:type="spellEnd"/>
-      <w:r>
-        <w:rPr>
-          <w:b/>
-          <w:bCs/>
-        </w:rPr>
-        <w:t xml:space="preserve"> de </w:t>
-      </w:r>
-      <w:proofErr w:type="spellStart"/>
-      <w:r>
-        <w:rPr>
-          <w:b/>
-          <w:bCs/>
-        </w:rPr>
-        <w:t>Automatización</w:t>
-      </w:r>
-      <w:proofErr w:type="spellEnd"/>
-      <w:r>
-        <w:rPr>
-          <w:b/>
-          <w:bCs/>
-        </w:rPr>
-        <w:t xml:space="preserve"> Comercial</w:t>
+      <w:r>
+        <w:rPr>
+          <w:b/>
+          <w:bCs/>
+        </w:rPr>
+        <w:t>Suite de Automatización Comercial</w:t>
       </w:r>
       <w:r>
         <w:rPr>
@@ -4955,23 +1667,7 @@
           <w:b/>
           <w:bCs/>
         </w:rPr>
-        <w:t>&amp; RPA (AI-</w:t>
-      </w:r>
-      <w:proofErr w:type="spellStart"/>
-      <w:r>
-        <w:rPr>
-          <w:b/>
-          <w:bCs/>
-        </w:rPr>
-        <w:t>Assisted</w:t>
-      </w:r>
-      <w:proofErr w:type="spellEnd"/>
-      <w:r>
-        <w:rPr>
-          <w:b/>
-          <w:bCs/>
-        </w:rPr>
-        <w:t>)</w:t>
+        <w:t>&amp; RPA (AI-Assisted)</w:t>
       </w:r>
     </w:p>
     <w:p>
@@ -4982,117 +1678,12 @@
           <w:szCs w:val="20"/>
         </w:rPr>
       </w:pPr>
-      <w:proofErr w:type="spellStart"/>
-      <w:r>
-        <w:rPr>
-          <w:sz w:val="20"/>
-          <w:szCs w:val="20"/>
-        </w:rPr>
-        <w:t>Ecosistema</w:t>
-      </w:r>
-      <w:proofErr w:type="spellEnd"/>
-      <w:r>
-        <w:rPr>
-          <w:sz w:val="20"/>
-          <w:szCs w:val="20"/>
-        </w:rPr>
-        <w:t xml:space="preserve"> de </w:t>
-      </w:r>
-      <w:proofErr w:type="spellStart"/>
-      <w:r>
-        <w:rPr>
-          <w:sz w:val="20"/>
-          <w:szCs w:val="20"/>
-        </w:rPr>
-        <w:t>automatizaciones</w:t>
-      </w:r>
-      <w:proofErr w:type="spellEnd"/>
-      <w:r>
-        <w:rPr>
-          <w:sz w:val="20"/>
-          <w:szCs w:val="20"/>
-        </w:rPr>
-        <w:t xml:space="preserve"> </w:t>
-      </w:r>
-      <w:proofErr w:type="spellStart"/>
-      <w:r>
-        <w:rPr>
-          <w:sz w:val="20"/>
-          <w:szCs w:val="20"/>
-        </w:rPr>
-        <w:t>desarrollado</w:t>
-      </w:r>
-      <w:proofErr w:type="spellEnd"/>
-      <w:r>
-        <w:rPr>
-          <w:sz w:val="20"/>
-          <w:szCs w:val="20"/>
-        </w:rPr>
-        <w:t xml:space="preserve"> en Python para transformar </w:t>
-      </w:r>
-      <w:proofErr w:type="spellStart"/>
-      <w:r>
-        <w:rPr>
-          <w:sz w:val="20"/>
-          <w:szCs w:val="20"/>
-        </w:rPr>
-        <w:t>flujos</w:t>
-      </w:r>
-      <w:proofErr w:type="spellEnd"/>
-      <w:r>
-        <w:rPr>
-          <w:sz w:val="20"/>
-          <w:szCs w:val="20"/>
-        </w:rPr>
-        <w:t xml:space="preserve"> </w:t>
-      </w:r>
-      <w:proofErr w:type="spellStart"/>
-      <w:r>
-        <w:rPr>
-          <w:sz w:val="20"/>
-          <w:szCs w:val="20"/>
-        </w:rPr>
-        <w:t>manuales</w:t>
-      </w:r>
-      <w:proofErr w:type="spellEnd"/>
-      <w:r>
-        <w:rPr>
-          <w:sz w:val="20"/>
-          <w:szCs w:val="20"/>
-        </w:rPr>
-        <w:t xml:space="preserve"> de </w:t>
-      </w:r>
-      <w:proofErr w:type="spellStart"/>
-      <w:r>
-        <w:rPr>
-          <w:sz w:val="20"/>
-          <w:szCs w:val="20"/>
-        </w:rPr>
-        <w:t>negocio</w:t>
-      </w:r>
-      <w:proofErr w:type="spellEnd"/>
-      <w:r>
-        <w:rPr>
-          <w:sz w:val="20"/>
-          <w:szCs w:val="20"/>
-        </w:rPr>
-        <w:t xml:space="preserve"> en </w:t>
-      </w:r>
-      <w:proofErr w:type="spellStart"/>
-      <w:r>
-        <w:rPr>
-          <w:sz w:val="20"/>
-          <w:szCs w:val="20"/>
-        </w:rPr>
-        <w:t>procesos</w:t>
-      </w:r>
-      <w:proofErr w:type="spellEnd"/>
-      <w:r>
-        <w:rPr>
-          <w:sz w:val="20"/>
-          <w:szCs w:val="20"/>
-        </w:rPr>
-        <w:t xml:space="preserve"> automatizados</w:t>
+      <w:r>
+        <w:rPr>
+          <w:sz w:val="20"/>
+          <w:szCs w:val="20"/>
+        </w:rPr>
+        <w:t>Ecosistema de automatizaciones desarrollado en Python para transformar flujos manuales de negocio en procesos automatizados</w:t>
       </w:r>
       <w:r>
         <w:rPr>
@@ -5106,151 +1697,7 @@
           <w:sz w:val="20"/>
           <w:szCs w:val="20"/>
         </w:rPr>
-        <w:t xml:space="preserve">Utilizando </w:t>
-      </w:r>
-      <w:proofErr w:type="spellStart"/>
-      <w:r>
-        <w:rPr>
-          <w:sz w:val="20"/>
-          <w:szCs w:val="20"/>
-        </w:rPr>
-        <w:t>un</w:t>
-      </w:r>
-      <w:proofErr w:type="spellEnd"/>
-      <w:r>
-        <w:rPr>
-          <w:sz w:val="20"/>
-          <w:szCs w:val="20"/>
-        </w:rPr>
-        <w:t xml:space="preserve"> enfoque AI-</w:t>
-      </w:r>
-      <w:proofErr w:type="spellStart"/>
-      <w:r>
-        <w:rPr>
-          <w:sz w:val="20"/>
-          <w:szCs w:val="20"/>
-        </w:rPr>
-        <w:t>Assisted</w:t>
-      </w:r>
-      <w:proofErr w:type="spellEnd"/>
-      <w:r>
-        <w:rPr>
-          <w:sz w:val="20"/>
-          <w:szCs w:val="20"/>
-        </w:rPr>
-        <w:t xml:space="preserve"> </w:t>
-      </w:r>
-      <w:proofErr w:type="spellStart"/>
-      <w:r>
-        <w:rPr>
-          <w:sz w:val="20"/>
-          <w:szCs w:val="20"/>
-        </w:rPr>
-        <w:t>con</w:t>
-      </w:r>
-      <w:proofErr w:type="spellEnd"/>
-      <w:r>
-        <w:rPr>
-          <w:sz w:val="20"/>
-          <w:szCs w:val="20"/>
-        </w:rPr>
-        <w:t xml:space="preserve"> </w:t>
-      </w:r>
-      <w:proofErr w:type="spellStart"/>
-      <w:r>
-        <w:rPr>
-          <w:sz w:val="20"/>
-          <w:szCs w:val="20"/>
-        </w:rPr>
-        <w:t>LLMs</w:t>
-      </w:r>
-      <w:proofErr w:type="spellEnd"/>
-      <w:r>
-        <w:rPr>
-          <w:sz w:val="20"/>
-          <w:szCs w:val="20"/>
-        </w:rPr>
-        <w:t xml:space="preserve">, se </w:t>
-      </w:r>
-      <w:proofErr w:type="spellStart"/>
-      <w:r>
-        <w:rPr>
-          <w:sz w:val="20"/>
-          <w:szCs w:val="20"/>
-        </w:rPr>
-        <w:t>implementaron</w:t>
-      </w:r>
-      <w:proofErr w:type="spellEnd"/>
-      <w:r>
-        <w:rPr>
-          <w:sz w:val="20"/>
-          <w:szCs w:val="20"/>
-        </w:rPr>
-        <w:t xml:space="preserve"> soluciones de </w:t>
-      </w:r>
-      <w:proofErr w:type="spellStart"/>
-      <w:r>
-        <w:rPr>
-          <w:sz w:val="20"/>
-          <w:szCs w:val="20"/>
-        </w:rPr>
-        <w:t>extracción</w:t>
-      </w:r>
-      <w:proofErr w:type="spellEnd"/>
-      <w:r>
-        <w:rPr>
-          <w:sz w:val="20"/>
-          <w:szCs w:val="20"/>
-        </w:rPr>
-        <w:t xml:space="preserve"> inteligente de </w:t>
-      </w:r>
-      <w:proofErr w:type="spellStart"/>
-      <w:r>
-        <w:rPr>
-          <w:sz w:val="20"/>
-          <w:szCs w:val="20"/>
-        </w:rPr>
-        <w:t>datos</w:t>
-      </w:r>
-      <w:proofErr w:type="spellEnd"/>
-      <w:r>
-        <w:rPr>
-          <w:sz w:val="20"/>
-          <w:szCs w:val="20"/>
-        </w:rPr>
-        <w:t xml:space="preserve">, </w:t>
-      </w:r>
-      <w:proofErr w:type="spellStart"/>
-      <w:r>
-        <w:rPr>
-          <w:sz w:val="20"/>
-          <w:szCs w:val="20"/>
-        </w:rPr>
-        <w:t>procesamiento</w:t>
-      </w:r>
-      <w:proofErr w:type="spellEnd"/>
-      <w:r>
-        <w:rPr>
-          <w:sz w:val="20"/>
-          <w:szCs w:val="20"/>
-        </w:rPr>
-        <w:t xml:space="preserve"> automatizado y </w:t>
-      </w:r>
-      <w:proofErr w:type="spellStart"/>
-      <w:r>
-        <w:rPr>
-          <w:sz w:val="20"/>
-          <w:szCs w:val="20"/>
-        </w:rPr>
-        <w:t>generación</w:t>
-      </w:r>
-      <w:proofErr w:type="spellEnd"/>
-      <w:r>
-        <w:rPr>
-          <w:sz w:val="20"/>
-          <w:szCs w:val="20"/>
-        </w:rPr>
-        <w:t xml:space="preserve"> de informes</w:t>
+        <w:t>Utilizando un enfoque AI-Assisted con LLMs, se implementaron soluciones de extracción inteligente de datos, procesamiento automatizado y generación de informes</w:t>
       </w:r>
       <w:r>
         <w:rPr>
@@ -5262,51 +1709,7 @@
     </w:p>
     <w:p>
       <w:pPr>
-        <w:spacing w:before="240" w:after="0" w:line="240" w:lineRule="auto"/>
-        <w:ind w:left="360"/>
-        <w:rPr>
-          <w:b/>
-          <w:bCs/>
-        </w:rPr>
-      </w:pPr>
-      <w:proofErr w:type="spellStart"/>
-      <w:r>
-        <w:rPr>
-          <w:b/>
-          <w:bCs/>
-        </w:rPr>
-        <w:t>Proyectos</w:t>
-      </w:r>
-      <w:proofErr w:type="spellEnd"/>
-      <w:r>
-        <w:rPr>
-          <w:b/>
-          <w:bCs/>
-        </w:rPr>
-        <w:t xml:space="preserve"> </w:t>
-      </w:r>
-      <w:proofErr w:type="spellStart"/>
-      <w:r>
-        <w:rPr>
-          <w:b/>
-          <w:bCs/>
-        </w:rPr>
-        <w:t>principales</w:t>
-      </w:r>
-      <w:proofErr w:type="spellEnd"/>
-      <w:r>
-        <w:rPr>
-          <w:b/>
-          <w:bCs/>
-        </w:rPr>
-        <w:t>:</w:t>
-      </w:r>
-    </w:p>
-    <w:p>
-      <w:pPr>
-        <w:pStyle w:val="PargrafodaLista"/>
-        <w:spacing w:after="0" w:line="276" w:lineRule="auto"/>
-        <w:ind w:left="360" w:firstLine="348"/>
+        <w:spacing w:after="0" w:line="240" w:lineRule="auto"/>
         <w:rPr>
           <w:sz w:val="20"/>
           <w:szCs w:val="20"/>
@@ -5324,65 +1727,8 @@
           <w:sz w:val="20"/>
           <w:szCs w:val="20"/>
         </w:rPr>
-        <w:t xml:space="preserve">Python, </w:t>
-      </w:r>
-      <w:proofErr w:type="spellStart"/>
-      <w:r>
-        <w:rPr>
-          <w:sz w:val="20"/>
-          <w:szCs w:val="20"/>
-        </w:rPr>
-        <w:t>Regex</w:t>
-      </w:r>
-      <w:proofErr w:type="spellEnd"/>
-      <w:r>
-        <w:rPr>
-          <w:sz w:val="20"/>
-          <w:szCs w:val="20"/>
-        </w:rPr>
-        <w:t xml:space="preserve">, PDF </w:t>
-      </w:r>
-      <w:proofErr w:type="spellStart"/>
-      <w:r>
-        <w:rPr>
-          <w:sz w:val="20"/>
-          <w:szCs w:val="20"/>
-        </w:rPr>
-        <w:t>Processing</w:t>
-      </w:r>
-      <w:proofErr w:type="spellEnd"/>
-      <w:r>
-        <w:rPr>
-          <w:sz w:val="20"/>
-          <w:szCs w:val="20"/>
-        </w:rPr>
-        <w:t xml:space="preserve">, </w:t>
-      </w:r>
-      <w:proofErr w:type="spellStart"/>
-      <w:r>
-        <w:rPr>
-          <w:sz w:val="20"/>
-          <w:szCs w:val="20"/>
-        </w:rPr>
-        <w:t>Automatización</w:t>
-      </w:r>
-      <w:proofErr w:type="spellEnd"/>
-      <w:r>
-        <w:rPr>
-          <w:sz w:val="20"/>
-          <w:szCs w:val="20"/>
-        </w:rPr>
-        <w:t xml:space="preserve"> de </w:t>
-      </w:r>
-      <w:proofErr w:type="spellStart"/>
-      <w:r>
-        <w:rPr>
-          <w:sz w:val="20"/>
-          <w:szCs w:val="20"/>
-        </w:rPr>
-        <w:t>datos</w:t>
-      </w:r>
-      <w:proofErr w:type="spellEnd"/>
+        <w:t>Python, Regex, PDF Processing, Automatización de datos</w:t>
+      </w:r>
     </w:p>
     <w:p>
       <w:pPr>
@@ -5424,165 +1770,12 @@
         </w:rPr>
         <w:t xml:space="preserve"> </w:t>
       </w:r>
-      <w:proofErr w:type="spellStart"/>
-      <w:r>
-        <w:rPr>
-          <w:sz w:val="20"/>
-          <w:szCs w:val="20"/>
-        </w:rPr>
-        <w:t>Herramienta</w:t>
-      </w:r>
-      <w:proofErr w:type="spellEnd"/>
-      <w:r>
-        <w:rPr>
-          <w:sz w:val="20"/>
-          <w:szCs w:val="20"/>
-        </w:rPr>
-        <w:t xml:space="preserve"> de </w:t>
-      </w:r>
-      <w:proofErr w:type="spellStart"/>
-      <w:r>
-        <w:rPr>
-          <w:sz w:val="20"/>
-          <w:szCs w:val="20"/>
-        </w:rPr>
-        <w:t>automatización</w:t>
-      </w:r>
-      <w:proofErr w:type="spellEnd"/>
-      <w:r>
-        <w:rPr>
-          <w:sz w:val="20"/>
-          <w:szCs w:val="20"/>
-        </w:rPr>
-        <w:t xml:space="preserve"> para </w:t>
-      </w:r>
-      <w:proofErr w:type="spellStart"/>
-      <w:r>
-        <w:rPr>
-          <w:sz w:val="20"/>
-          <w:szCs w:val="20"/>
-        </w:rPr>
-        <w:t>la</w:t>
-      </w:r>
-      <w:proofErr w:type="spellEnd"/>
-      <w:r>
-        <w:rPr>
-          <w:sz w:val="20"/>
-          <w:szCs w:val="20"/>
-        </w:rPr>
-        <w:t xml:space="preserve"> </w:t>
-      </w:r>
-      <w:proofErr w:type="spellStart"/>
-      <w:r>
-        <w:rPr>
-          <w:sz w:val="20"/>
-          <w:szCs w:val="20"/>
-        </w:rPr>
-        <w:t>conversión</w:t>
-      </w:r>
-      <w:proofErr w:type="spellEnd"/>
-      <w:r>
-        <w:rPr>
-          <w:sz w:val="20"/>
-          <w:szCs w:val="20"/>
-        </w:rPr>
-        <w:t xml:space="preserve"> de documentos PDF en </w:t>
-      </w:r>
-      <w:proofErr w:type="spellStart"/>
-      <w:r>
-        <w:rPr>
-          <w:sz w:val="20"/>
-          <w:szCs w:val="20"/>
-        </w:rPr>
-        <w:t>imágenes</w:t>
-      </w:r>
-      <w:proofErr w:type="spellEnd"/>
-      <w:r>
-        <w:rPr>
-          <w:sz w:val="20"/>
-          <w:szCs w:val="20"/>
-        </w:rPr>
-        <w:t xml:space="preserve"> y </w:t>
-      </w:r>
-      <w:proofErr w:type="spellStart"/>
-      <w:r>
-        <w:rPr>
-          <w:sz w:val="20"/>
-          <w:szCs w:val="20"/>
-        </w:rPr>
-        <w:t>generación</w:t>
-      </w:r>
-      <w:proofErr w:type="spellEnd"/>
-      <w:r>
-        <w:rPr>
-          <w:sz w:val="20"/>
-          <w:szCs w:val="20"/>
-        </w:rPr>
-        <w:t xml:space="preserve"> de </w:t>
-      </w:r>
-      <w:proofErr w:type="spellStart"/>
-      <w:r>
-        <w:rPr>
-          <w:sz w:val="20"/>
-          <w:szCs w:val="20"/>
-        </w:rPr>
-        <w:t>metadatos</w:t>
-      </w:r>
-      <w:proofErr w:type="spellEnd"/>
-      <w:r>
-        <w:rPr>
-          <w:sz w:val="20"/>
-          <w:szCs w:val="20"/>
-        </w:rPr>
-        <w:t xml:space="preserve">, </w:t>
-      </w:r>
-      <w:proofErr w:type="spellStart"/>
-      <w:r>
-        <w:rPr>
-          <w:sz w:val="20"/>
-          <w:szCs w:val="20"/>
-        </w:rPr>
-        <w:t>optimizando</w:t>
-      </w:r>
-      <w:proofErr w:type="spellEnd"/>
-      <w:r>
-        <w:rPr>
-          <w:sz w:val="20"/>
-          <w:szCs w:val="20"/>
-        </w:rPr>
-        <w:t xml:space="preserve"> </w:t>
-      </w:r>
-      <w:proofErr w:type="spellStart"/>
-      <w:r>
-        <w:rPr>
-          <w:sz w:val="20"/>
-          <w:szCs w:val="20"/>
-        </w:rPr>
-        <w:t>la</w:t>
-      </w:r>
-      <w:proofErr w:type="spellEnd"/>
-      <w:r>
-        <w:rPr>
-          <w:sz w:val="20"/>
-          <w:szCs w:val="20"/>
-        </w:rPr>
-        <w:t xml:space="preserve"> </w:t>
-      </w:r>
-      <w:proofErr w:type="spellStart"/>
-      <w:r>
-        <w:rPr>
-          <w:sz w:val="20"/>
-          <w:szCs w:val="20"/>
-        </w:rPr>
-        <w:t>integración</w:t>
-      </w:r>
-      <w:proofErr w:type="spellEnd"/>
-      <w:r>
-        <w:rPr>
-          <w:sz w:val="20"/>
-          <w:szCs w:val="20"/>
-        </w:rPr>
-        <w:t xml:space="preserve"> por lotes para sistemas legados</w:t>
+      <w:r>
+        <w:rPr>
+          <w:sz w:val="20"/>
+          <w:szCs w:val="20"/>
+        </w:rPr>
+        <w:t>Herramienta de automatización para la conversión de documentos PDF en imágenes y generación de metadatos, optimizando la integración por lotes para sistemas legados</w:t>
       </w:r>
       <w:r>
         <w:rPr>
@@ -5607,7 +1800,6 @@
         </w:rPr>
       </w:pPr>
       <w:hyperlink r:id="rId14" w:history="1">
-        <w:proofErr w:type="spellStart"/>
         <w:r>
           <w:rPr>
             <w:rStyle w:val="Hyperlink"/>
@@ -5616,53 +1808,8 @@
             <w:sz w:val="20"/>
             <w:szCs w:val="20"/>
           </w:rPr>
-          <w:t>Educ</w:t>
+          <w:t>Educ Form Bot</w:t>
         </w:r>
-        <w:proofErr w:type="spellEnd"/>
-        <w:r>
-          <w:rPr>
-            <w:rStyle w:val="Hyperlink"/>
-            <w:b/>
-            <w:bCs/>
-            <w:sz w:val="20"/>
-            <w:szCs w:val="20"/>
-          </w:rPr>
-          <w:t xml:space="preserve"> </w:t>
-        </w:r>
-        <w:proofErr w:type="spellStart"/>
-        <w:r>
-          <w:rPr>
-            <w:rStyle w:val="Hyperlink"/>
-            <w:b/>
-            <w:bCs/>
-            <w:sz w:val="20"/>
-            <w:szCs w:val="20"/>
-          </w:rPr>
-          <w:t>Form</w:t>
-        </w:r>
-        <w:proofErr w:type="spellEnd"/>
-        <w:r>
-          <w:rPr>
-            <w:rStyle w:val="Hyperlink"/>
-            <w:b/>
-            <w:bCs/>
-            <w:sz w:val="20"/>
-            <w:szCs w:val="20"/>
-          </w:rPr>
-          <w:t xml:space="preserve"> </w:t>
-        </w:r>
-        <w:proofErr w:type="spellStart"/>
-        <w:r>
-          <w:rPr>
-            <w:rStyle w:val="Hyperlink"/>
-            <w:b/>
-            <w:bCs/>
-            <w:sz w:val="20"/>
-            <w:szCs w:val="20"/>
-          </w:rPr>
-          <w:t>Bot</w:t>
-        </w:r>
-        <w:proofErr w:type="spellEnd"/>
       </w:hyperlink>
       <w:r>
         <w:rPr>
@@ -5671,53 +1818,12 @@
         </w:rPr>
         <w:t xml:space="preserve">: </w:t>
       </w:r>
-      <w:proofErr w:type="spellStart"/>
-      <w:r>
-        <w:rPr>
-          <w:sz w:val="20"/>
-          <w:szCs w:val="20"/>
-        </w:rPr>
-        <w:t>Automatización</w:t>
-      </w:r>
-      <w:proofErr w:type="spellEnd"/>
-      <w:r>
-        <w:rPr>
-          <w:sz w:val="20"/>
-          <w:szCs w:val="20"/>
-        </w:rPr>
-        <w:t xml:space="preserve"> de </w:t>
-      </w:r>
-      <w:proofErr w:type="spellStart"/>
-      <w:r>
-        <w:rPr>
-          <w:sz w:val="20"/>
-          <w:szCs w:val="20"/>
-        </w:rPr>
-        <w:t>generación</w:t>
-      </w:r>
-      <w:proofErr w:type="spellEnd"/>
-      <w:r>
-        <w:rPr>
-          <w:sz w:val="20"/>
-          <w:szCs w:val="20"/>
-        </w:rPr>
-        <w:t xml:space="preserve"> y </w:t>
-      </w:r>
-      <w:proofErr w:type="spellStart"/>
-      <w:r>
-        <w:rPr>
-          <w:sz w:val="20"/>
-          <w:szCs w:val="20"/>
-        </w:rPr>
-        <w:t>llenado</w:t>
-      </w:r>
-      <w:proofErr w:type="spellEnd"/>
-      <w:r>
-        <w:rPr>
-          <w:sz w:val="20"/>
-          <w:szCs w:val="20"/>
-        </w:rPr>
-        <w:t xml:space="preserve"> de documentos PDF</w:t>
+      <w:r>
+        <w:rPr>
+          <w:sz w:val="20"/>
+          <w:szCs w:val="20"/>
+        </w:rPr>
+        <w:t>Automatización de generación y llenado de documentos PDF</w:t>
       </w:r>
       <w:r>
         <w:rPr>
@@ -5765,113 +1871,8 @@
           <w:sz w:val="20"/>
           <w:szCs w:val="20"/>
         </w:rPr>
-        <w:t xml:space="preserve">Sistema de </w:t>
-      </w:r>
-      <w:proofErr w:type="spellStart"/>
-      <w:r>
-        <w:rPr>
-          <w:sz w:val="20"/>
-          <w:szCs w:val="20"/>
-        </w:rPr>
-        <w:t>recolección</w:t>
-      </w:r>
-      <w:proofErr w:type="spellEnd"/>
-      <w:r>
-        <w:rPr>
-          <w:sz w:val="20"/>
-          <w:szCs w:val="20"/>
-        </w:rPr>
-        <w:t xml:space="preserve"> automatizada de </w:t>
-      </w:r>
-      <w:proofErr w:type="spellStart"/>
-      <w:r>
-        <w:rPr>
-          <w:sz w:val="20"/>
-          <w:szCs w:val="20"/>
-        </w:rPr>
-        <w:t>datos</w:t>
-      </w:r>
-      <w:proofErr w:type="spellEnd"/>
-      <w:r>
-        <w:rPr>
-          <w:sz w:val="20"/>
-          <w:szCs w:val="20"/>
-        </w:rPr>
-        <w:t xml:space="preserve"> educativos </w:t>
-      </w:r>
-      <w:proofErr w:type="spellStart"/>
-      <w:r>
-        <w:rPr>
-          <w:sz w:val="20"/>
-          <w:szCs w:val="20"/>
-        </w:rPr>
-        <w:t>con</w:t>
-      </w:r>
-      <w:proofErr w:type="spellEnd"/>
-      <w:r>
-        <w:rPr>
-          <w:sz w:val="20"/>
-          <w:szCs w:val="20"/>
-        </w:rPr>
-        <w:t xml:space="preserve"> </w:t>
-      </w:r>
-      <w:proofErr w:type="spellStart"/>
-      <w:r>
-        <w:rPr>
-          <w:sz w:val="20"/>
-          <w:szCs w:val="20"/>
-        </w:rPr>
-        <w:t>limpieza</w:t>
-      </w:r>
-      <w:proofErr w:type="spellEnd"/>
-      <w:r>
-        <w:rPr>
-          <w:sz w:val="20"/>
-          <w:szCs w:val="20"/>
-        </w:rPr>
-        <w:t xml:space="preserve"> y </w:t>
-      </w:r>
-      <w:proofErr w:type="spellStart"/>
-      <w:r>
-        <w:rPr>
-          <w:sz w:val="20"/>
-          <w:szCs w:val="20"/>
-        </w:rPr>
-        <w:t>estandarización</w:t>
-      </w:r>
-      <w:proofErr w:type="spellEnd"/>
-      <w:r>
-        <w:rPr>
-          <w:sz w:val="20"/>
-          <w:szCs w:val="20"/>
-        </w:rPr>
-        <w:t xml:space="preserve"> de </w:t>
-      </w:r>
-      <w:proofErr w:type="spellStart"/>
-      <w:r>
-        <w:rPr>
-          <w:sz w:val="20"/>
-          <w:szCs w:val="20"/>
-        </w:rPr>
-        <w:t>la</w:t>
-      </w:r>
-      <w:proofErr w:type="spellEnd"/>
-      <w:r>
-        <w:rPr>
-          <w:sz w:val="20"/>
-          <w:szCs w:val="20"/>
-        </w:rPr>
-        <w:t xml:space="preserve"> </w:t>
-      </w:r>
-      <w:proofErr w:type="spellStart"/>
-      <w:r>
-        <w:rPr>
-          <w:sz w:val="20"/>
-          <w:szCs w:val="20"/>
-        </w:rPr>
-        <w:t>información</w:t>
-      </w:r>
-      <w:proofErr w:type="spellEnd"/>
+        <w:t>Sistema de recolección automatizada de datos educativos con limpieza y estandarización de la información</w:t>
+      </w:r>
       <w:r>
         <w:rPr>
           <w:sz w:val="20"/>
@@ -5913,85 +1914,12 @@
         </w:rPr>
         <w:t xml:space="preserve">: </w:t>
       </w:r>
-      <w:proofErr w:type="spellStart"/>
-      <w:r>
-        <w:rPr>
-          <w:sz w:val="20"/>
-          <w:szCs w:val="20"/>
-        </w:rPr>
-        <w:t>Herramienta</w:t>
-      </w:r>
-      <w:proofErr w:type="spellEnd"/>
-      <w:r>
-        <w:rPr>
-          <w:sz w:val="20"/>
-          <w:szCs w:val="20"/>
-        </w:rPr>
-        <w:t xml:space="preserve"> para </w:t>
-      </w:r>
-      <w:proofErr w:type="spellStart"/>
-      <w:r>
-        <w:rPr>
-          <w:sz w:val="20"/>
-          <w:szCs w:val="20"/>
-        </w:rPr>
-        <w:t>el</w:t>
-      </w:r>
-      <w:proofErr w:type="spellEnd"/>
-      <w:r>
-        <w:rPr>
-          <w:sz w:val="20"/>
-          <w:szCs w:val="20"/>
-        </w:rPr>
-        <w:t xml:space="preserve"> </w:t>
-      </w:r>
-      <w:proofErr w:type="spellStart"/>
-      <w:r>
-        <w:rPr>
-          <w:sz w:val="20"/>
-          <w:szCs w:val="20"/>
-        </w:rPr>
-        <w:t>análisis</w:t>
-      </w:r>
-      <w:proofErr w:type="spellEnd"/>
-      <w:r>
-        <w:rPr>
-          <w:sz w:val="20"/>
-          <w:szCs w:val="20"/>
-        </w:rPr>
-        <w:t xml:space="preserve"> y </w:t>
-      </w:r>
-      <w:proofErr w:type="spellStart"/>
-      <w:r>
-        <w:rPr>
-          <w:sz w:val="20"/>
-          <w:szCs w:val="20"/>
-        </w:rPr>
-        <w:t>organización</w:t>
-      </w:r>
-      <w:proofErr w:type="spellEnd"/>
-      <w:r>
-        <w:rPr>
-          <w:sz w:val="20"/>
-          <w:szCs w:val="20"/>
-        </w:rPr>
-        <w:t xml:space="preserve"> de </w:t>
-      </w:r>
-      <w:proofErr w:type="spellStart"/>
-      <w:r>
-        <w:rPr>
-          <w:sz w:val="20"/>
-          <w:szCs w:val="20"/>
-        </w:rPr>
-        <w:t>datos</w:t>
-      </w:r>
-      <w:proofErr w:type="spellEnd"/>
-      <w:r>
-        <w:rPr>
-          <w:sz w:val="20"/>
-          <w:szCs w:val="20"/>
-        </w:rPr>
-        <w:t xml:space="preserve"> administrativos</w:t>
+      <w:r>
+        <w:rPr>
+          <w:sz w:val="20"/>
+          <w:szCs w:val="20"/>
+        </w:rPr>
+        <w:t>Herramienta para el análisis y organización de datos administrativos</w:t>
       </w:r>
       <w:r>
         <w:rPr>
@@ -6046,65 +1974,8 @@
           <w:sz w:val="20"/>
           <w:szCs w:val="20"/>
         </w:rPr>
-        <w:t xml:space="preserve">Sistema de </w:t>
-      </w:r>
-      <w:proofErr w:type="spellStart"/>
-      <w:r>
-        <w:rPr>
-          <w:sz w:val="20"/>
-          <w:szCs w:val="20"/>
-        </w:rPr>
-        <w:t>clasificación</w:t>
-      </w:r>
-      <w:proofErr w:type="spellEnd"/>
-      <w:r>
-        <w:rPr>
-          <w:sz w:val="20"/>
-          <w:szCs w:val="20"/>
-        </w:rPr>
-        <w:t xml:space="preserve"> automática de documentos y </w:t>
-      </w:r>
-      <w:proofErr w:type="spellStart"/>
-      <w:r>
-        <w:rPr>
-          <w:sz w:val="20"/>
-          <w:szCs w:val="20"/>
-        </w:rPr>
-        <w:t>extracción</w:t>
-      </w:r>
-      <w:proofErr w:type="spellEnd"/>
-      <w:r>
-        <w:rPr>
-          <w:sz w:val="20"/>
-          <w:szCs w:val="20"/>
-        </w:rPr>
-        <w:t xml:space="preserve"> </w:t>
-      </w:r>
-      <w:proofErr w:type="spellStart"/>
-      <w:r>
-        <w:rPr>
-          <w:sz w:val="20"/>
-          <w:szCs w:val="20"/>
-        </w:rPr>
-        <w:t>estructurada</w:t>
-      </w:r>
-      <w:proofErr w:type="spellEnd"/>
-      <w:r>
-        <w:rPr>
-          <w:sz w:val="20"/>
-          <w:szCs w:val="20"/>
-        </w:rPr>
-        <w:t xml:space="preserve"> de </w:t>
-      </w:r>
-      <w:proofErr w:type="spellStart"/>
-      <w:r>
-        <w:rPr>
-          <w:sz w:val="20"/>
-          <w:szCs w:val="20"/>
-        </w:rPr>
-        <w:t>datos</w:t>
-      </w:r>
-      <w:proofErr w:type="spellEnd"/>
+        <w:t>Sistema de clasificación automática de documentos y extracción estructurada de datos</w:t>
+      </w:r>
       <w:r>
         <w:rPr>
           <w:sz w:val="20"/>
@@ -6146,53 +2017,12 @@
         </w:rPr>
         <w:t xml:space="preserve">: </w:t>
       </w:r>
-      <w:proofErr w:type="spellStart"/>
-      <w:r>
-        <w:rPr>
-          <w:sz w:val="20"/>
-          <w:szCs w:val="20"/>
-        </w:rPr>
-        <w:t>Automatización</w:t>
-      </w:r>
-      <w:proofErr w:type="spellEnd"/>
-      <w:r>
-        <w:rPr>
-          <w:sz w:val="20"/>
-          <w:szCs w:val="20"/>
-        </w:rPr>
-        <w:t xml:space="preserve"> en Python para </w:t>
-      </w:r>
-      <w:proofErr w:type="spellStart"/>
-      <w:r>
-        <w:rPr>
-          <w:sz w:val="20"/>
-          <w:szCs w:val="20"/>
-        </w:rPr>
-        <w:t>la</w:t>
-      </w:r>
-      <w:proofErr w:type="spellEnd"/>
-      <w:r>
-        <w:rPr>
-          <w:sz w:val="20"/>
-          <w:szCs w:val="20"/>
-        </w:rPr>
-        <w:t xml:space="preserve"> </w:t>
-      </w:r>
-      <w:proofErr w:type="spellStart"/>
-      <w:r>
-        <w:rPr>
-          <w:sz w:val="20"/>
-          <w:szCs w:val="20"/>
-        </w:rPr>
-        <w:t>generación</w:t>
-      </w:r>
-      <w:proofErr w:type="spellEnd"/>
-      <w:r>
-        <w:rPr>
-          <w:sz w:val="20"/>
-          <w:szCs w:val="20"/>
-        </w:rPr>
-        <w:t xml:space="preserve"> de informes de documentos digitalizados</w:t>
+      <w:r>
+        <w:rPr>
+          <w:sz w:val="20"/>
+          <w:szCs w:val="20"/>
+        </w:rPr>
+        <w:t>Automatización en Python para la generación de informes de documentos digitalizados</w:t>
       </w:r>
       <w:r>
         <w:rPr>
@@ -6247,44 +2077,12 @@
         </w:rPr>
         <w:t xml:space="preserve">(2024 – 2026) </w:t>
       </w:r>
-      <w:proofErr w:type="spellStart"/>
-      <w:r>
-        <w:rPr>
-          <w:b/>
-          <w:bCs/>
-        </w:rPr>
-        <w:t>Análisis</w:t>
-      </w:r>
-      <w:proofErr w:type="spellEnd"/>
-      <w:r>
-        <w:rPr>
-          <w:b/>
-          <w:bCs/>
-        </w:rPr>
-        <w:t xml:space="preserve"> y </w:t>
-      </w:r>
-      <w:proofErr w:type="spellStart"/>
-      <w:r>
-        <w:rPr>
-          <w:b/>
-          <w:bCs/>
-        </w:rPr>
-        <w:t>Desarrollo</w:t>
-      </w:r>
-      <w:proofErr w:type="spellEnd"/>
-      <w:r>
-        <w:rPr>
-          <w:b/>
-          <w:bCs/>
-        </w:rPr>
-        <w:t xml:space="preserve"> de Sistemas</w:t>
-      </w:r>
-      <w:r>
-        <w:rPr>
-          <w:b/>
-          <w:bCs/>
-        </w:rPr>
-        <w:t xml:space="preserve"> </w:t>
+      <w:r>
+        <w:rPr>
+          <w:b/>
+          <w:bCs/>
+        </w:rPr>
+        <w:t xml:space="preserve">Análisis y Desarrollo de Sistemas </w:t>
       </w:r>
       <w:r>
         <w:rPr>
@@ -6324,117 +2122,12 @@
           <w:szCs w:val="20"/>
         </w:rPr>
       </w:pPr>
-      <w:proofErr w:type="spellStart"/>
-      <w:r>
-        <w:rPr>
-          <w:sz w:val="20"/>
-          <w:szCs w:val="20"/>
-        </w:rPr>
-        <w:t>Estudios</w:t>
-      </w:r>
-      <w:proofErr w:type="spellEnd"/>
-      <w:r>
-        <w:rPr>
-          <w:sz w:val="20"/>
-          <w:szCs w:val="20"/>
-        </w:rPr>
-        <w:t xml:space="preserve"> enfocados en algoritmos, lógica, </w:t>
-      </w:r>
-      <w:proofErr w:type="spellStart"/>
-      <w:r>
-        <w:rPr>
-          <w:sz w:val="20"/>
-          <w:szCs w:val="20"/>
-        </w:rPr>
-        <w:t>estructura</w:t>
-      </w:r>
-      <w:proofErr w:type="spellEnd"/>
-      <w:r>
-        <w:rPr>
-          <w:sz w:val="20"/>
-          <w:szCs w:val="20"/>
-        </w:rPr>
-        <w:t xml:space="preserve"> de </w:t>
-      </w:r>
-      <w:proofErr w:type="spellStart"/>
-      <w:r>
-        <w:rPr>
-          <w:sz w:val="20"/>
-          <w:szCs w:val="20"/>
-        </w:rPr>
-        <w:t>datos</w:t>
-      </w:r>
-      <w:proofErr w:type="spellEnd"/>
-      <w:r>
-        <w:rPr>
-          <w:sz w:val="20"/>
-          <w:szCs w:val="20"/>
-        </w:rPr>
-        <w:t xml:space="preserve">, </w:t>
-      </w:r>
-      <w:proofErr w:type="spellStart"/>
-      <w:r>
-        <w:rPr>
-          <w:sz w:val="20"/>
-          <w:szCs w:val="20"/>
-        </w:rPr>
-        <w:t>análisis</w:t>
-      </w:r>
-      <w:proofErr w:type="spellEnd"/>
-      <w:r>
-        <w:rPr>
-          <w:sz w:val="20"/>
-          <w:szCs w:val="20"/>
-        </w:rPr>
-        <w:t xml:space="preserve"> de requisitos y </w:t>
-      </w:r>
-      <w:proofErr w:type="spellStart"/>
-      <w:r>
-        <w:rPr>
-          <w:sz w:val="20"/>
-          <w:szCs w:val="20"/>
-        </w:rPr>
-        <w:t>desarrollo</w:t>
-      </w:r>
-      <w:proofErr w:type="spellEnd"/>
-      <w:r>
-        <w:rPr>
-          <w:sz w:val="20"/>
-          <w:szCs w:val="20"/>
-        </w:rPr>
-        <w:t xml:space="preserve"> web </w:t>
-      </w:r>
-      <w:proofErr w:type="spellStart"/>
-      <w:r>
-        <w:rPr>
-          <w:sz w:val="20"/>
-          <w:szCs w:val="20"/>
-        </w:rPr>
-        <w:t>con</w:t>
-      </w:r>
-      <w:proofErr w:type="spellEnd"/>
-      <w:r>
-        <w:rPr>
-          <w:sz w:val="20"/>
-          <w:szCs w:val="20"/>
-        </w:rPr>
-        <w:t xml:space="preserve"> </w:t>
-      </w:r>
-      <w:proofErr w:type="spellStart"/>
-      <w:r>
-        <w:rPr>
-          <w:sz w:val="20"/>
-          <w:szCs w:val="20"/>
-        </w:rPr>
-        <w:t>tecnologías</w:t>
-      </w:r>
-      <w:proofErr w:type="spellEnd"/>
-      <w:r>
-        <w:rPr>
-          <w:sz w:val="20"/>
-          <w:szCs w:val="20"/>
-        </w:rPr>
-        <w:t xml:space="preserve"> modernas</w:t>
+      <w:r>
+        <w:rPr>
+          <w:sz w:val="20"/>
+          <w:szCs w:val="20"/>
+        </w:rPr>
+        <w:t>Estudios enfocados en algoritmos, lógica, estructura de datos, análisis de requisitos y desarrollo web con tecnologías modernas</w:t>
       </w:r>
       <w:r>
         <w:rPr>
@@ -6476,31 +2169,13 @@
         </w:numPr>
         <w:spacing w:before="240" w:after="0" w:line="276" w:lineRule="auto"/>
       </w:pPr>
-      <w:proofErr w:type="spellStart"/>
-      <w:r>
-        <w:rPr>
-          <w:b/>
-          <w:bCs/>
-        </w:rPr>
-        <w:t>Inglés</w:t>
-      </w:r>
-      <w:proofErr w:type="spellEnd"/>
-      <w:r>
-        <w:rPr>
-          <w:b/>
-          <w:bCs/>
-        </w:rPr>
-        <w:t xml:space="preserve"> – </w:t>
-      </w:r>
-      <w:proofErr w:type="spellStart"/>
-      <w:r>
-        <w:rPr>
-          <w:b/>
-          <w:bCs/>
-        </w:rPr>
-        <w:t>Avanzado</w:t>
-      </w:r>
-      <w:proofErr w:type="spellEnd"/>
+      <w:r>
+        <w:rPr>
+          <w:b/>
+          <w:bCs/>
+        </w:rPr>
+        <w:t>Inglés – Avanzado</w:t>
+      </w:r>
       <w:r>
         <w:rPr>
           <w:b/>
@@ -6511,34 +2186,15 @@
       <w:r>
         <w:t>(</w:t>
       </w:r>
-      <w:proofErr w:type="spellStart"/>
-      <w:r>
-        <w:t>lectura</w:t>
-      </w:r>
-      <w:proofErr w:type="spellEnd"/>
-      <w:r>
-        <w:t xml:space="preserve"> técnica y </w:t>
-      </w:r>
-      <w:proofErr w:type="spellStart"/>
-      <w:r>
-        <w:t>conversación</w:t>
-      </w:r>
-      <w:proofErr w:type="spellEnd"/>
-      <w:r>
-        <w:t xml:space="preserve"> </w:t>
-      </w:r>
-      <w:proofErr w:type="spellStart"/>
-      <w:r>
-        <w:t>profesional</w:t>
-      </w:r>
-      <w:proofErr w:type="spellEnd"/>
+      <w:r>
+        <w:t>lectura técnica y conversación profesional</w:t>
+      </w:r>
       <w:r>
         <w:t>)</w:t>
       </w:r>
       <w:r>
         <w:br/>
       </w:r>
-      <w:proofErr w:type="spellStart"/>
       <w:r>
         <w:rPr>
           <w:sz w:val="20"/>
@@ -6546,7 +2202,6 @@
         </w:rPr>
         <w:t>Formación</w:t>
       </w:r>
-      <w:proofErr w:type="spellEnd"/>
       <w:r>
         <w:rPr>
           <w:sz w:val="20"/>
@@ -6564,40 +2219,15 @@
         </w:numPr>
         <w:spacing w:before="240" w:after="0" w:line="276" w:lineRule="auto"/>
       </w:pPr>
-      <w:proofErr w:type="spellStart"/>
-      <w:r>
-        <w:rPr>
-          <w:b/>
-          <w:bCs/>
-        </w:rPr>
-        <w:t>Español</w:t>
-      </w:r>
-      <w:proofErr w:type="spellEnd"/>
-      <w:r>
-        <w:rPr>
-          <w:b/>
-          <w:bCs/>
-        </w:rPr>
-        <w:t xml:space="preserve"> – Básico:</w:t>
-      </w:r>
-      <w:r>
-        <w:t xml:space="preserve"> (enfocado en </w:t>
-      </w:r>
-      <w:proofErr w:type="spellStart"/>
-      <w:r>
-        <w:t>comprensión</w:t>
-      </w:r>
-      <w:proofErr w:type="spellEnd"/>
-      <w:r>
-        <w:t xml:space="preserve"> </w:t>
-      </w:r>
-      <w:proofErr w:type="spellStart"/>
-      <w:r>
-        <w:t>lectora</w:t>
-      </w:r>
-      <w:proofErr w:type="spellEnd"/>
-      <w:r>
-        <w:t xml:space="preserve"> técnica)</w:t>
+      <w:r>
+        <w:rPr>
+          <w:b/>
+          <w:bCs/>
+        </w:rPr>
+        <w:t>Español – Básico:</w:t>
+      </w:r>
+      <w:r>
+        <w:t xml:space="preserve"> (enfocado en comprensión lectora técnica)</w:t>
       </w:r>
     </w:p>
     <w:sectPr>
@@ -6611,7 +2241,7 @@
 </file>
 
 <file path=word/numbering.xml><?xml version="1.0" encoding="utf-8"?>
-<w:numbering xmlns:wpc="http://schemas.microsoft.com/office/word/2010/wordprocessingCanvas" xmlns:cx="http://schemas.microsoft.com/office/drawing/2014/chartex" xmlns:cx1="http://schemas.microsoft.com/office/drawing/2015/9/8/chartex" xmlns:cx2="http://schemas.microsoft.com/office/drawing/2015/10/21/chartex" xmlns:cx3="http://schemas.microsoft.com/office/drawing/2016/5/9/chartex" xmlns:cx4="http://schemas.microsoft.com/office/drawing/2016/5/10/chartex" xmlns:cx5="http://schemas.microsoft.com/office/drawing/2016/5/11/chartex" xmlns:cx6="http://schemas.microsoft.com/office/drawing/2016/5/12/chartex" xmlns:cx7="http://schemas.microsoft.com/office/drawing/2016/5/13/chartex" xmlns:cx8="http://schemas.microsoft.com/office/drawing/2016/5/14/chartex" xmlns:mc="http://schemas.openxmlformats.org/markup-compatibility/2006" xmlns:aink="http://schemas.microsoft.com/office/drawing/2016/ink" xmlns:am3d="http://schemas.microsoft.com/office/drawing/2017/model3d" xmlns:o="urn:schemas-microsoft-com:office:office" xmlns:oel="http://schemas.microsoft.com/office/2019/extlst" xmlns:r="http://schemas.openxmlformats.org/officeDocument/2006/relationships" xmlns:m="http://schemas.openxmlformats.org/officeDocument/2006/math" xmlns:v="urn:schemas-microsoft-com:vml" xmlns:wp14="http://schemas.microsoft.com/office/word/2010/wordprocessingDrawing" xmlns:wp="http://schemas.openxmlformats.org/drawingml/2006/wordprocessingDrawing" xmlns:w10="urn:schemas-microsoft-com:office:word" xmlns:w="http://schemas.openxmlformats.org/wordprocessingml/2006/main" xmlns:w14="http://schemas.microsoft.com/office/word/2010/wordml" xmlns:w15="http://schemas.microsoft.com/office/word/2012/wordml" xmlns:w16cex="http://schemas.microsoft.com/office/word/2018/wordml/cex" xmlns:w16cid="http://schemas.microsoft.com/office/word/2016/wordml/cid" xmlns:w16="http://schemas.microsoft.com/office/word/2018/wordml" xmlns:w16sdtdh="http://schemas.microsoft.com/office/word/2020/wordml/sdtdatahash" xmlns:w16se="http://schemas.microsoft.com/office/word/2015/wordml/symex" xmlns:wpg="http://schemas.microsoft.com/office/word/2010/wordprocessingGroup" xmlns:wpi="http://schemas.microsoft.com/office/word/2010/wordprocessingInk" xmlns:wne="http://schemas.microsoft.com/office/word/2006/wordml" xmlns:wps="http://schemas.microsoft.com/office/word/2010/wordprocessingShape" mc:Ignorable="w14 w15 w16se w16cid w16 w16cex w16sdtdh wp14">
+<w:numbering xmlns:wpc="http://schemas.microsoft.com/office/word/2010/wordprocessingCanvas" xmlns:cx="http://schemas.microsoft.com/office/drawing/2014/chartex" xmlns:cx1="http://schemas.microsoft.com/office/drawing/2015/9/8/chartex" xmlns:cx2="http://schemas.microsoft.com/office/drawing/2015/10/21/chartex" xmlns:cx3="http://schemas.microsoft.com/office/drawing/2016/5/9/chartex" xmlns:cx4="http://schemas.microsoft.com/office/drawing/2016/5/10/chartex" xmlns:cx5="http://schemas.microsoft.com/office/drawing/2016/5/11/chartex" xmlns:cx6="http://schemas.microsoft.com/office/drawing/2016/5/12/chartex" xmlns:cx7="http://schemas.microsoft.com/office/drawing/2016/5/13/chartex" xmlns:cx8="http://schemas.microsoft.com/office/drawing/2016/5/14/chartex" xmlns:mc="http://schemas.openxmlformats.org/markup-compatibility/2006" xmlns:aink="http://schemas.microsoft.com/office/drawing/2016/ink" xmlns:am3d="http://schemas.microsoft.com/office/drawing/2017/model3d" xmlns:o="urn:schemas-microsoft-com:office:office" xmlns:oel="http://schemas.microsoft.com/office/2019/extlst" xmlns:r="http://schemas.openxmlformats.org/officeDocument/2006/relationships" xmlns:m="http://schemas.openxmlformats.org/officeDocument/2006/math" xmlns:v="urn:schemas-microsoft-com:vml" xmlns:wp14="http://schemas.microsoft.com/office/word/2010/wordprocessingDrawing" xmlns:wp="http://schemas.openxmlformats.org/drawingml/2006/wordprocessingDrawing" xmlns:w10="urn:schemas-microsoft-com:office:word" xmlns:w="http://schemas.openxmlformats.org/wordprocessingml/2006/main" xmlns:w14="http://schemas.microsoft.com/office/word/2010/wordml" xmlns:w15="http://schemas.microsoft.com/office/word/2012/wordml" xmlns:w16cex="http://schemas.microsoft.com/office/word/2018/wordml/cex" xmlns:w16cid="http://schemas.microsoft.com/office/word/2016/wordml/cid" xmlns:w16="http://schemas.microsoft.com/office/word/2018/wordml" xmlns:w16du="http://schemas.microsoft.com/office/word/2023/wordml/word16du" xmlns:w16sdtdh="http://schemas.microsoft.com/office/word/2020/wordml/sdtdatahash" xmlns:w16sdtfl="http://schemas.microsoft.com/office/word/2024/wordml/sdtformatlock" xmlns:w16se="http://schemas.microsoft.com/office/word/2015/wordml/symex" xmlns:wpg="http://schemas.microsoft.com/office/word/2010/wordprocessingGroup" xmlns:wpi="http://schemas.microsoft.com/office/word/2010/wordprocessingInk" xmlns:wne="http://schemas.microsoft.com/office/word/2006/wordml" xmlns:wps="http://schemas.microsoft.com/office/word/2010/wordprocessingShape" mc:Ignorable="w14 w15 w16se w16cid w16 w16cex w16sdtdh w16sdtfl w16du wp14">
   <w:abstractNum w:abstractNumId="0" w15:restartNumberingAfterBreak="0">
     <w:nsid w:val="03DD578C"/>
     <w:multiLevelType w:val="hybridMultilevel"/>
@@ -9436,7 +5066,7 @@
 </file>
 
 <file path=word/styles.xml><?xml version="1.0" encoding="utf-8"?>
-<w:styles xmlns:mc="http://schemas.openxmlformats.org/markup-compatibility/2006" xmlns:r="http://schemas.openxmlformats.org/officeDocument/2006/relationships" xmlns:w="http://schemas.openxmlformats.org/wordprocessingml/2006/main" xmlns:w14="http://schemas.microsoft.com/office/word/2010/wordml" xmlns:w15="http://schemas.microsoft.com/office/word/2012/wordml" xmlns:w16cex="http://schemas.microsoft.com/office/word/2018/wordml/cex" xmlns:w16cid="http://schemas.microsoft.com/office/word/2016/wordml/cid" xmlns:w16="http://schemas.microsoft.com/office/word/2018/wordml" xmlns:w16sdtdh="http://schemas.microsoft.com/office/word/2020/wordml/sdtdatahash" xmlns:w16se="http://schemas.microsoft.com/office/word/2015/wordml/symex" mc:Ignorable="w14 w15 w16se w16cid w16 w16cex w16sdtdh">
+<w:styles xmlns:mc="http://schemas.openxmlformats.org/markup-compatibility/2006" xmlns:r="http://schemas.openxmlformats.org/officeDocument/2006/relationships" xmlns:w="http://schemas.openxmlformats.org/wordprocessingml/2006/main" xmlns:w14="http://schemas.microsoft.com/office/word/2010/wordml" xmlns:w15="http://schemas.microsoft.com/office/word/2012/wordml" xmlns:w16cex="http://schemas.microsoft.com/office/word/2018/wordml/cex" xmlns:w16cid="http://schemas.microsoft.com/office/word/2016/wordml/cid" xmlns:w16="http://schemas.microsoft.com/office/word/2018/wordml" xmlns:w16du="http://schemas.microsoft.com/office/word/2023/wordml/word16du" xmlns:w16sdtdh="http://schemas.microsoft.com/office/word/2020/wordml/sdtdatahash" xmlns:w16sdtfl="http://schemas.microsoft.com/office/word/2024/wordml/sdtformatlock" xmlns:w16se="http://schemas.microsoft.com/office/word/2015/wordml/symex" mc:Ignorable="w14 w15 w16se w16cid w16 w16cex w16sdtdh w16sdtfl w16du">
   <w:docDefaults>
     <w:rPrDefault>
       <w:rPr>
